--- a/docs/测试报告.docx
+++ b/docs/测试报告.docx
@@ -6,42 +6,30 @@
       <w:pPr>
         <w:pStyle w:val="aa"/>
         <w:rPr>
+          <w:rFonts w:ascii="黑体" w:eastAsia="黑体" w:hAnsi="黑体"/>
+          <w:color w:val="auto"/>
           <w:lang w:eastAsia="zh-CN"/>
         </w:rPr>
       </w:pPr>
       <w:r>
         <w:rPr>
-          <w:color w:val="1A1A2E"/>
+          <w:rFonts w:ascii="黑体" w:eastAsia="黑体" w:hAnsi="黑体"/>
+          <w:color w:val="auto"/>
           <w:lang w:eastAsia="zh-CN"/>
         </w:rPr>
-        <w:t>智学系统</w:t>
-      </w:r>
-      <w:r>
-        <w:rPr>
-          <w:color w:val="1A1A2E"/>
-          <w:lang w:eastAsia="zh-CN"/>
-        </w:rPr>
-        <w:t xml:space="preserve"> - </w:t>
-      </w:r>
-      <w:r>
-        <w:rPr>
-          <w:color w:val="1A1A2E"/>
-          <w:lang w:eastAsia="zh-CN"/>
-        </w:rPr>
-        <w:t>测试报告</w:t>
+        <w:t>知途 — 测试报告</w:t>
       </w:r>
     </w:p>
     <w:p>
       <w:pPr>
         <w:rPr>
-          <w:rFonts w:ascii="宋体" w:eastAsia="宋体" w:hAnsi="宋体"/>
+          <w:rFonts w:ascii="黑体" w:eastAsia="黑体" w:hAnsi="黑体" w:hint="eastAsia"/>
           <w:lang w:eastAsia="zh-CN"/>
         </w:rPr>
       </w:pPr>
       <w:r>
         <w:rPr>
-          <w:rFonts w:ascii="宋体" w:eastAsia="宋体" w:hAnsi="宋体"/>
-          <w:sz w:val="20"/>
+          <w:rFonts w:ascii="黑体" w:eastAsia="黑体" w:hAnsi="黑体"/>
           <w:lang w:eastAsia="zh-CN"/>
         </w:rPr>
         <w:t>第十五届"中国软件杯"大学生软件设计大赛 A3 赛题</w:t>
@@ -49,730 +37,25 @@
     </w:p>
     <w:p>
       <w:pPr>
+        <w:pStyle w:val="1"/>
         <w:rPr>
-          <w:rFonts w:ascii="宋体" w:eastAsia="宋体" w:hAnsi="宋体"/>
-          <w:lang w:eastAsia="zh-CN"/>
+          <w:rFonts w:ascii="黑体" w:eastAsia="黑体" w:hAnsi="黑体"/>
+          <w:color w:val="auto"/>
         </w:rPr>
       </w:pPr>
       <w:r>
         <w:rPr>
-          <w:rFonts w:ascii="宋体" w:eastAsia="宋体" w:hAnsi="宋体"/>
-          <w:sz w:val="20"/>
-          <w:lang w:eastAsia="zh-CN"/>
+          <w:rFonts w:ascii="黑体" w:eastAsia="黑体" w:hAnsi="黑体"/>
+          <w:color w:val="auto"/>
         </w:rPr>
-        <w:t>测试环境：Windows 11 / Python 3.13 / Chrome</w:t>
-      </w:r>
-    </w:p>
-    <w:p>
-      <w:pPr>
-        <w:pStyle w:val="1"/>
-        <w:rPr>
-          <w:rFonts w:ascii="宋体" w:eastAsia="宋体" w:hAnsi="宋体"/>
-          <w:lang w:eastAsia="zh-CN"/>
-        </w:rPr>
-      </w:pPr>
-      <w:r>
-        <w:rPr>
-          <w:rFonts w:ascii="宋体" w:eastAsia="宋体" w:hAnsi="宋体"/>
-          <w:color w:val="1A1A2E"/>
-          <w:lang w:eastAsia="zh-CN"/>
-        </w:rPr>
-        <w:t>一、测试策略</w:t>
-      </w:r>
-    </w:p>
-    <w:p>
-      <w:pPr>
-        <w:rPr>
-          <w:rFonts w:ascii="宋体" w:eastAsia="宋体" w:hAnsi="宋体"/>
-          <w:lang w:eastAsia="zh-CN"/>
-        </w:rPr>
-      </w:pPr>
-      <w:r>
-        <w:rPr>
-          <w:rFonts w:ascii="宋体" w:eastAsia="宋体" w:hAnsi="宋体"/>
-          <w:lang w:eastAsia="zh-CN"/>
-        </w:rPr>
-        <w:t>采用黑盒功能测试+接口验证的方式，逐功能验证系统是否满足需求规格。</w:t>
-      </w:r>
-    </w:p>
-    <w:p>
-      <w:pPr>
-        <w:pStyle w:val="1"/>
-        <w:rPr>
-          <w:rFonts w:ascii="宋体" w:eastAsia="宋体" w:hAnsi="宋体"/>
-          <w:lang w:eastAsia="zh-CN"/>
-        </w:rPr>
-      </w:pPr>
-      <w:r>
-        <w:rPr>
-          <w:rFonts w:ascii="宋体" w:eastAsia="宋体" w:hAnsi="宋体"/>
-          <w:color w:val="1A1A2E"/>
-          <w:lang w:eastAsia="zh-CN"/>
-        </w:rPr>
-        <w:t>二、功能测试用例</w:t>
-      </w:r>
-    </w:p>
-    <w:p>
-      <w:pPr>
-        <w:pStyle w:val="21"/>
-        <w:rPr>
-          <w:rFonts w:ascii="宋体" w:eastAsia="宋体" w:hAnsi="宋体"/>
-          <w:lang w:eastAsia="zh-CN"/>
-        </w:rPr>
-      </w:pPr>
-      <w:r>
-        <w:rPr>
-          <w:rFonts w:ascii="宋体" w:eastAsia="宋体" w:hAnsi="宋体"/>
-          <w:color w:val="1A1A2E"/>
-          <w:lang w:eastAsia="zh-CN"/>
-        </w:rPr>
-        <w:t>TC1：学生画像构建</w:t>
-      </w:r>
-    </w:p>
-    <w:p>
-      <w:pPr>
-        <w:rPr>
-          <w:rFonts w:ascii="宋体" w:eastAsia="宋体" w:hAnsi="宋体"/>
-          <w:lang w:eastAsia="zh-CN"/>
-        </w:rPr>
-      </w:pPr>
-      <w:r>
-        <w:rPr>
-          <w:rFonts w:ascii="宋体" w:eastAsia="宋体" w:hAnsi="宋体"/>
-          <w:lang w:eastAsia="zh-CN"/>
-        </w:rPr>
-        <w:t xml:space="preserve">1. 发送'我是大二学生，学过Python' -&gt; AI回复中自然总结画像 </w:t>
-      </w:r>
-      <w:r>
-        <w:rPr>
-          <w:rFonts w:ascii="Segoe UI Emoji" w:eastAsia="宋体" w:hAnsi="Segoe UI Emoji" w:cs="Segoe UI Emoji"/>
-          <w:lang w:eastAsia="zh-CN"/>
-        </w:rPr>
-        <w:t>✅</w:t>
-      </w:r>
-    </w:p>
-    <w:p>
-      <w:pPr>
-        <w:rPr>
-          <w:rFonts w:ascii="宋体" w:eastAsia="宋体" w:hAnsi="宋体"/>
-        </w:rPr>
-      </w:pPr>
-      <w:r>
-        <w:rPr>
-          <w:rFonts w:ascii="宋体" w:eastAsia="宋体" w:hAnsi="宋体"/>
-        </w:rPr>
-        <w:t xml:space="preserve">2. 发送'我对Python面向对象比较薄弱' -&gt; weak_points加入 </w:t>
-      </w:r>
-      <w:r>
-        <w:rPr>
-          <w:rFonts w:ascii="Segoe UI Emoji" w:eastAsia="宋体" w:hAnsi="Segoe UI Emoji" w:cs="Segoe UI Emoji"/>
-        </w:rPr>
-        <w:t>✅</w:t>
-      </w:r>
-    </w:p>
-    <w:p>
-      <w:pPr>
-        <w:rPr>
-          <w:rFonts w:ascii="宋体" w:eastAsia="宋体" w:hAnsi="宋体"/>
-        </w:rPr>
-      </w:pPr>
-      <w:r>
-        <w:rPr>
-          <w:rFonts w:ascii="宋体" w:eastAsia="宋体" w:hAnsi="宋体"/>
-        </w:rPr>
-        <w:t xml:space="preserve">3. 发送'我想快速看到成果' -&gt; learning_pace更新为fast </w:t>
-      </w:r>
-      <w:r>
-        <w:rPr>
-          <w:rFonts w:ascii="Segoe UI Emoji" w:eastAsia="宋体" w:hAnsi="Segoe UI Emoji" w:cs="Segoe UI Emoji"/>
-        </w:rPr>
-        <w:t>✅</w:t>
-      </w:r>
-    </w:p>
-    <w:p>
-      <w:pPr>
-        <w:rPr>
-          <w:rFonts w:ascii="宋体" w:eastAsia="宋体" w:hAnsi="宋体"/>
-        </w:rPr>
-      </w:pPr>
-      <w:r>
-        <w:rPr>
-          <w:rFonts w:ascii="宋体" w:eastAsia="宋体" w:hAnsi="宋体"/>
-        </w:rPr>
-        <w:t xml:space="preserve">4. 点击「学习画像」 -&gt; 显示完整六维画像卡片 </w:t>
-      </w:r>
-      <w:r>
-        <w:rPr>
-          <w:rFonts w:ascii="Segoe UI Emoji" w:eastAsia="宋体" w:hAnsi="Segoe UI Emoji" w:cs="Segoe UI Emoji"/>
-        </w:rPr>
-        <w:t>✅</w:t>
-      </w:r>
-    </w:p>
-    <w:p>
-      <w:pPr>
-        <w:rPr>
-          <w:rFonts w:ascii="宋体" w:eastAsia="宋体" w:hAnsi="宋体"/>
-          <w:lang w:eastAsia="zh-CN"/>
-        </w:rPr>
-      </w:pPr>
-      <w:r>
-        <w:rPr>
-          <w:rFonts w:ascii="宋体" w:eastAsia="宋体" w:hAnsi="宋体"/>
-          <w:lang w:eastAsia="zh-CN"/>
-        </w:rPr>
-        <w:t xml:space="preserve">5. 点击「重置」 -&gt; 画像清空 </w:t>
-      </w:r>
-      <w:r>
-        <w:rPr>
-          <w:rFonts w:ascii="Segoe UI Emoji" w:eastAsia="宋体" w:hAnsi="Segoe UI Emoji" w:cs="Segoe UI Emoji"/>
-          <w:lang w:eastAsia="zh-CN"/>
-        </w:rPr>
-        <w:t>✅</w:t>
-      </w:r>
-    </w:p>
-    <w:p>
-      <w:pPr>
-        <w:rPr>
-          <w:rFonts w:ascii="宋体" w:eastAsia="宋体" w:hAnsi="宋体"/>
-          <w:lang w:eastAsia="zh-CN"/>
-        </w:rPr>
-      </w:pPr>
-    </w:p>
-    <w:p>
-      <w:pPr>
-        <w:pStyle w:val="21"/>
-        <w:rPr>
-          <w:rFonts w:ascii="宋体" w:eastAsia="宋体" w:hAnsi="宋体"/>
-          <w:lang w:eastAsia="zh-CN"/>
-        </w:rPr>
-      </w:pPr>
-      <w:r>
-        <w:rPr>
-          <w:rFonts w:ascii="宋体" w:eastAsia="宋体" w:hAnsi="宋体"/>
-          <w:color w:val="1A1A2E"/>
-          <w:lang w:eastAsia="zh-CN"/>
-        </w:rPr>
-        <w:t>TC2：课程讲义</w:t>
-      </w:r>
-    </w:p>
-    <w:p>
-      <w:pPr>
-        <w:rPr>
-          <w:rFonts w:ascii="宋体" w:eastAsia="宋体" w:hAnsi="宋体"/>
-          <w:lang w:eastAsia="zh-CN"/>
-        </w:rPr>
-      </w:pPr>
-      <w:r>
-        <w:rPr>
-          <w:rFonts w:ascii="宋体" w:eastAsia="宋体" w:hAnsi="宋体"/>
-          <w:lang w:eastAsia="zh-CN"/>
-        </w:rPr>
-        <w:t xml:space="preserve">1. 点击「生成讲义」，输入'机器学习基础' -&gt; 流式输出Markdown讲义 </w:t>
-      </w:r>
-      <w:r>
-        <w:rPr>
-          <w:rFonts w:ascii="Segoe UI Emoji" w:eastAsia="宋体" w:hAnsi="Segoe UI Emoji" w:cs="Segoe UI Emoji"/>
-          <w:lang w:eastAsia="zh-CN"/>
-        </w:rPr>
-        <w:t>✅</w:t>
-      </w:r>
-    </w:p>
-    <w:p>
-      <w:pPr>
-        <w:rPr>
-          <w:rFonts w:ascii="宋体" w:eastAsia="宋体" w:hAnsi="宋体"/>
-          <w:lang w:eastAsia="zh-CN"/>
-        </w:rPr>
-      </w:pPr>
-      <w:r>
-        <w:rPr>
-          <w:rFonts w:ascii="宋体" w:eastAsia="宋体" w:hAnsi="宋体"/>
-          <w:lang w:eastAsia="zh-CN"/>
-        </w:rPr>
-        <w:t xml:space="preserve">2. 检查结构 -&gt; 含学习目标/前置知识/核心内容/实战演练/常见误区/小结 </w:t>
-      </w:r>
-      <w:r>
-        <w:rPr>
-          <w:rFonts w:ascii="Segoe UI Emoji" w:eastAsia="宋体" w:hAnsi="Segoe UI Emoji" w:cs="Segoe UI Emoji"/>
-          <w:lang w:eastAsia="zh-CN"/>
-        </w:rPr>
-        <w:t>✅</w:t>
-      </w:r>
-    </w:p>
-    <w:p>
-      <w:pPr>
-        <w:rPr>
-          <w:rFonts w:ascii="宋体" w:eastAsia="宋体" w:hAnsi="宋体"/>
-          <w:lang w:eastAsia="zh-CN"/>
-        </w:rPr>
-      </w:pPr>
-      <w:r>
-        <w:rPr>
-          <w:rFonts w:ascii="宋体" w:eastAsia="宋体" w:hAnsi="宋体"/>
-          <w:lang w:eastAsia="zh-CN"/>
-        </w:rPr>
-        <w:t xml:space="preserve">3. 检查公式 -&gt; LaTeX有$...$包裹 </w:t>
-      </w:r>
-      <w:r>
-        <w:rPr>
-          <w:rFonts w:ascii="Segoe UI Emoji" w:eastAsia="宋体" w:hAnsi="Segoe UI Emoji" w:cs="Segoe UI Emoji"/>
-          <w:lang w:eastAsia="zh-CN"/>
-        </w:rPr>
-        <w:t>✅</w:t>
-      </w:r>
-    </w:p>
-    <w:p>
-      <w:pPr>
-        <w:rPr>
-          <w:rFonts w:ascii="宋体" w:eastAsia="宋体" w:hAnsi="宋体"/>
-          <w:lang w:eastAsia="zh-CN"/>
-        </w:rPr>
-      </w:pPr>
-    </w:p>
-    <w:p>
-      <w:pPr>
-        <w:pStyle w:val="21"/>
-        <w:rPr>
-          <w:rFonts w:ascii="宋体" w:eastAsia="宋体" w:hAnsi="宋体"/>
-          <w:lang w:eastAsia="zh-CN"/>
-        </w:rPr>
-      </w:pPr>
-      <w:r>
-        <w:rPr>
-          <w:rFonts w:ascii="宋体" w:eastAsia="宋体" w:hAnsi="宋体"/>
-          <w:color w:val="1A1A2E"/>
-          <w:lang w:eastAsia="zh-CN"/>
-        </w:rPr>
-        <w:t>TC3：思维导图</w:t>
-      </w:r>
-    </w:p>
-    <w:p>
-      <w:pPr>
-        <w:rPr>
-          <w:rFonts w:ascii="宋体" w:eastAsia="宋体" w:hAnsi="宋体"/>
-          <w:lang w:eastAsia="zh-CN"/>
-        </w:rPr>
-      </w:pPr>
-      <w:r>
-        <w:rPr>
-          <w:rFonts w:ascii="宋体" w:eastAsia="宋体" w:hAnsi="宋体"/>
-          <w:lang w:eastAsia="zh-CN"/>
-        </w:rPr>
-        <w:t xml:space="preserve">1. 点击「思维导图」 -&gt; 代码块+渲染按钮 </w:t>
-      </w:r>
-      <w:r>
-        <w:rPr>
-          <w:rFonts w:ascii="Segoe UI Emoji" w:eastAsia="宋体" w:hAnsi="Segoe UI Emoji" w:cs="Segoe UI Emoji"/>
-          <w:lang w:eastAsia="zh-CN"/>
-        </w:rPr>
-        <w:t>✅</w:t>
-      </w:r>
-    </w:p>
-    <w:p>
-      <w:pPr>
-        <w:rPr>
-          <w:rFonts w:ascii="宋体" w:eastAsia="宋体" w:hAnsi="宋体"/>
-          <w:lang w:eastAsia="zh-CN"/>
-        </w:rPr>
-      </w:pPr>
-      <w:r>
-        <w:rPr>
-          <w:rFonts w:ascii="宋体" w:eastAsia="宋体" w:hAnsi="宋体"/>
-          <w:lang w:eastAsia="zh-CN"/>
-        </w:rPr>
-        <w:t xml:space="preserve">2. 点击「渲染图表」 -&gt; 转换为SVG脑图 </w:t>
-      </w:r>
-      <w:r>
-        <w:rPr>
-          <w:rFonts w:ascii="Segoe UI Emoji" w:eastAsia="宋体" w:hAnsi="Segoe UI Emoji" w:cs="Segoe UI Emoji"/>
-          <w:lang w:eastAsia="zh-CN"/>
-        </w:rPr>
-        <w:t>✅</w:t>
-      </w:r>
-    </w:p>
-    <w:p>
-      <w:pPr>
-        <w:rPr>
-          <w:rFonts w:ascii="宋体" w:eastAsia="宋体" w:hAnsi="宋体"/>
-          <w:lang w:eastAsia="zh-CN"/>
-        </w:rPr>
-      </w:pPr>
-      <w:r>
-        <w:rPr>
-          <w:rFonts w:ascii="宋体" w:eastAsia="宋体" w:hAnsi="宋体"/>
-          <w:lang w:eastAsia="zh-CN"/>
-        </w:rPr>
-        <w:t xml:space="preserve">3. 滚动页面 -&gt; SVG不丢失（缓存） </w:t>
-      </w:r>
-      <w:r>
-        <w:rPr>
-          <w:rFonts w:ascii="Segoe UI Emoji" w:eastAsia="宋体" w:hAnsi="Segoe UI Emoji" w:cs="Segoe UI Emoji"/>
-          <w:lang w:eastAsia="zh-CN"/>
-        </w:rPr>
-        <w:t>✅</w:t>
-      </w:r>
-    </w:p>
-    <w:p>
-      <w:pPr>
-        <w:rPr>
-          <w:rFonts w:ascii="宋体" w:eastAsia="宋体" w:hAnsi="宋体"/>
-          <w:lang w:eastAsia="zh-CN"/>
-        </w:rPr>
-      </w:pPr>
-      <w:r>
-        <w:rPr>
-          <w:rFonts w:ascii="宋体" w:eastAsia="宋体" w:hAnsi="宋体"/>
-          <w:lang w:eastAsia="zh-CN"/>
-        </w:rPr>
-        <w:t xml:space="preserve">4. 点击SVG图 -&gt; 全屏放大查看 </w:t>
-      </w:r>
-      <w:r>
-        <w:rPr>
-          <w:rFonts w:ascii="Segoe UI Emoji" w:eastAsia="宋体" w:hAnsi="Segoe UI Emoji" w:cs="Segoe UI Emoji"/>
-          <w:lang w:eastAsia="zh-CN"/>
-        </w:rPr>
-        <w:t>✅</w:t>
-      </w:r>
-    </w:p>
-    <w:p>
-      <w:pPr>
-        <w:rPr>
-          <w:rFonts w:ascii="宋体" w:eastAsia="宋体" w:hAnsi="宋体"/>
-          <w:lang w:eastAsia="zh-CN"/>
-        </w:rPr>
-      </w:pPr>
-    </w:p>
-    <w:p>
-      <w:pPr>
-        <w:pStyle w:val="21"/>
-        <w:rPr>
-          <w:rFonts w:ascii="宋体" w:eastAsia="宋体" w:hAnsi="宋体"/>
-          <w:lang w:eastAsia="zh-CN"/>
-        </w:rPr>
-      </w:pPr>
-      <w:r>
-        <w:rPr>
-          <w:rFonts w:ascii="宋体" w:eastAsia="宋体" w:hAnsi="宋体"/>
-          <w:color w:val="1A1A2E"/>
-          <w:lang w:eastAsia="zh-CN"/>
-        </w:rPr>
-        <w:t>TC4：PPT课件</w:t>
-      </w:r>
-    </w:p>
-    <w:p>
-      <w:pPr>
-        <w:rPr>
-          <w:rFonts w:ascii="宋体" w:eastAsia="宋体" w:hAnsi="宋体"/>
-          <w:lang w:eastAsia="zh-CN"/>
-        </w:rPr>
-      </w:pPr>
-      <w:r>
-        <w:rPr>
-          <w:rFonts w:ascii="宋体" w:eastAsia="宋体" w:hAnsi="宋体"/>
-          <w:lang w:eastAsia="zh-CN"/>
-        </w:rPr>
-        <w:t xml:space="preserve">1. 点击「PPT课件」 -&gt; 显示生成中-完成-下载链接 </w:t>
-      </w:r>
-      <w:r>
-        <w:rPr>
-          <w:rFonts w:ascii="Segoe UI Emoji" w:eastAsia="宋体" w:hAnsi="Segoe UI Emoji" w:cs="Segoe UI Emoji"/>
-          <w:lang w:eastAsia="zh-CN"/>
-        </w:rPr>
-        <w:t>✅</w:t>
-      </w:r>
-    </w:p>
-    <w:p>
-      <w:pPr>
-        <w:rPr>
-          <w:rFonts w:ascii="宋体" w:eastAsia="宋体" w:hAnsi="宋体"/>
-          <w:lang w:eastAsia="zh-CN"/>
-        </w:rPr>
-      </w:pPr>
-      <w:r>
-        <w:rPr>
-          <w:rFonts w:ascii="宋体" w:eastAsia="宋体" w:hAnsi="宋体"/>
-          <w:lang w:eastAsia="zh-CN"/>
-        </w:rPr>
-        <w:t xml:space="preserve">2. 下载PPT -&gt; 深色主题+语法高亮代码图片 </w:t>
-      </w:r>
-      <w:r>
-        <w:rPr>
-          <w:rFonts w:ascii="Segoe UI Emoji" w:eastAsia="宋体" w:hAnsi="Segoe UI Emoji" w:cs="Segoe UI Emoji"/>
-          <w:lang w:eastAsia="zh-CN"/>
-        </w:rPr>
-        <w:t>✅</w:t>
-      </w:r>
-    </w:p>
-    <w:p>
-      <w:pPr>
-        <w:rPr>
-          <w:rFonts w:ascii="宋体" w:eastAsia="宋体" w:hAnsi="宋体"/>
-          <w:lang w:eastAsia="zh-CN"/>
-        </w:rPr>
-      </w:pPr>
-      <w:r>
-        <w:rPr>
-          <w:rFonts w:ascii="宋体" w:eastAsia="宋体" w:hAnsi="宋体"/>
-          <w:lang w:eastAsia="zh-CN"/>
-        </w:rPr>
-        <w:t xml:space="preserve">3. 查看资源页 -&gt; PPT卡片显示 </w:t>
-      </w:r>
-      <w:r>
-        <w:rPr>
-          <w:rFonts w:ascii="Segoe UI Emoji" w:eastAsia="宋体" w:hAnsi="Segoe UI Emoji" w:cs="Segoe UI Emoji"/>
-          <w:lang w:eastAsia="zh-CN"/>
-        </w:rPr>
-        <w:t>✅</w:t>
-      </w:r>
-    </w:p>
-    <w:p>
-      <w:pPr>
-        <w:rPr>
-          <w:rFonts w:ascii="宋体" w:eastAsia="宋体" w:hAnsi="宋体"/>
-          <w:lang w:eastAsia="zh-CN"/>
-        </w:rPr>
-      </w:pPr>
-    </w:p>
-    <w:p>
-      <w:pPr>
-        <w:pStyle w:val="21"/>
-        <w:rPr>
-          <w:rFonts w:ascii="宋体" w:eastAsia="宋体" w:hAnsi="宋体"/>
-          <w:lang w:eastAsia="zh-CN"/>
-        </w:rPr>
-      </w:pPr>
-      <w:r>
-        <w:rPr>
-          <w:rFonts w:ascii="宋体" w:eastAsia="宋体" w:hAnsi="宋体"/>
-          <w:color w:val="1A1A2E"/>
-          <w:lang w:eastAsia="zh-CN"/>
-        </w:rPr>
-        <w:t>TC5：学习路径</w:t>
-      </w:r>
-    </w:p>
-    <w:p>
-      <w:pPr>
-        <w:rPr>
-          <w:rFonts w:ascii="宋体" w:eastAsia="宋体" w:hAnsi="宋体"/>
-          <w:lang w:eastAsia="zh-CN"/>
-        </w:rPr>
-      </w:pPr>
-      <w:r>
-        <w:rPr>
-          <w:rFonts w:ascii="宋体" w:eastAsia="宋体" w:hAnsi="宋体"/>
-          <w:lang w:eastAsia="zh-CN"/>
-        </w:rPr>
-        <w:t xml:space="preserve">1. 点击「学习路径」 -&gt; 横向CSS卡片流程图 </w:t>
-      </w:r>
-      <w:r>
-        <w:rPr>
-          <w:rFonts w:ascii="Segoe UI Emoji" w:eastAsia="宋体" w:hAnsi="Segoe UI Emoji" w:cs="Segoe UI Emoji"/>
-          <w:lang w:eastAsia="zh-CN"/>
-        </w:rPr>
-        <w:t>✅</w:t>
-      </w:r>
-    </w:p>
-    <w:p>
-      <w:pPr>
-        <w:rPr>
-          <w:rFonts w:ascii="宋体" w:eastAsia="宋体" w:hAnsi="宋体"/>
-          <w:lang w:eastAsia="zh-CN"/>
-        </w:rPr>
-      </w:pPr>
-      <w:r>
-        <w:rPr>
-          <w:rFonts w:ascii="宋体" w:eastAsia="宋体" w:hAnsi="宋体"/>
-          <w:lang w:eastAsia="zh-CN"/>
-        </w:rPr>
-        <w:t xml:space="preserve">2. 切换到路径页 -&gt; 多课程分组展示 </w:t>
-      </w:r>
-      <w:r>
-        <w:rPr>
-          <w:rFonts w:ascii="Segoe UI Emoji" w:eastAsia="宋体" w:hAnsi="Segoe UI Emoji" w:cs="Segoe UI Emoji"/>
-          <w:lang w:eastAsia="zh-CN"/>
-        </w:rPr>
-        <w:t>✅</w:t>
-      </w:r>
-    </w:p>
-    <w:p>
-      <w:pPr>
-        <w:rPr>
-          <w:rFonts w:ascii="宋体" w:eastAsia="宋体" w:hAnsi="宋体"/>
-          <w:lang w:eastAsia="zh-CN"/>
-        </w:rPr>
-      </w:pPr>
-      <w:r>
-        <w:rPr>
-          <w:rFonts w:ascii="宋体" w:eastAsia="宋体" w:hAnsi="宋体"/>
-          <w:lang w:eastAsia="zh-CN"/>
-        </w:rPr>
-        <w:t xml:space="preserve">3. 点击节点切换状态 -&gt; 完成/未完成切换 </w:t>
-      </w:r>
-      <w:r>
-        <w:rPr>
-          <w:rFonts w:ascii="Segoe UI Emoji" w:eastAsia="宋体" w:hAnsi="Segoe UI Emoji" w:cs="Segoe UI Emoji"/>
-          <w:lang w:eastAsia="zh-CN"/>
-        </w:rPr>
-        <w:t>✅</w:t>
-      </w:r>
-    </w:p>
-    <w:p>
-      <w:pPr>
-        <w:rPr>
-          <w:rFonts w:ascii="宋体" w:eastAsia="宋体" w:hAnsi="宋体"/>
-          <w:lang w:eastAsia="zh-CN"/>
-        </w:rPr>
-      </w:pPr>
-      <w:r>
-        <w:rPr>
-          <w:rFonts w:ascii="宋体" w:eastAsia="宋体" w:hAnsi="宋体"/>
-          <w:lang w:eastAsia="zh-CN"/>
-        </w:rPr>
-        <w:t xml:space="preserve">4. 刷新页面 -&gt; 进度持久化 </w:t>
-      </w:r>
-      <w:r>
-        <w:rPr>
-          <w:rFonts w:ascii="Segoe UI Emoji" w:eastAsia="宋体" w:hAnsi="Segoe UI Emoji" w:cs="Segoe UI Emoji"/>
-          <w:lang w:eastAsia="zh-CN"/>
-        </w:rPr>
-        <w:t>✅</w:t>
-      </w:r>
-    </w:p>
-    <w:p>
-      <w:pPr>
-        <w:rPr>
-          <w:rFonts w:ascii="宋体" w:eastAsia="宋体" w:hAnsi="宋体"/>
-          <w:lang w:eastAsia="zh-CN"/>
-        </w:rPr>
-      </w:pPr>
-    </w:p>
-    <w:p>
-      <w:pPr>
-        <w:pStyle w:val="21"/>
-        <w:rPr>
-          <w:rFonts w:ascii="宋体" w:eastAsia="宋体" w:hAnsi="宋体"/>
-          <w:lang w:eastAsia="zh-CN"/>
-        </w:rPr>
-      </w:pPr>
-      <w:r>
-        <w:rPr>
-          <w:rFonts w:ascii="宋体" w:eastAsia="宋体" w:hAnsi="宋体"/>
-          <w:color w:val="1A1A2E"/>
-          <w:lang w:eastAsia="zh-CN"/>
-        </w:rPr>
-        <w:t>TC6：内容安全</w:t>
-      </w:r>
-    </w:p>
-    <w:p>
-      <w:pPr>
-        <w:rPr>
-          <w:rFonts w:ascii="宋体" w:eastAsia="宋体" w:hAnsi="宋体"/>
-          <w:lang w:eastAsia="zh-CN"/>
-        </w:rPr>
-      </w:pPr>
-      <w:r>
-        <w:rPr>
-          <w:rFonts w:ascii="宋体" w:eastAsia="宋体" w:hAnsi="宋体"/>
-          <w:lang w:eastAsia="zh-CN"/>
-        </w:rPr>
-        <w:t xml:space="preserve">1. 发送含敏感词消息 -&gt; 提示已被拦截 </w:t>
-      </w:r>
-      <w:r>
-        <w:rPr>
-          <w:rFonts w:ascii="Segoe UI Emoji" w:eastAsia="宋体" w:hAnsi="Segoe UI Emoji" w:cs="Segoe UI Emoji"/>
-          <w:lang w:eastAsia="zh-CN"/>
-        </w:rPr>
-        <w:t>✅</w:t>
-      </w:r>
-    </w:p>
-    <w:p>
-      <w:pPr>
-        <w:rPr>
-          <w:rFonts w:ascii="宋体" w:eastAsia="宋体" w:hAnsi="宋体"/>
-          <w:lang w:eastAsia="zh-CN"/>
-        </w:rPr>
-      </w:pPr>
-      <w:r>
-        <w:rPr>
-          <w:rFonts w:ascii="宋体" w:eastAsia="宋体" w:hAnsi="宋体"/>
-          <w:lang w:eastAsia="zh-CN"/>
-        </w:rPr>
-        <w:t xml:space="preserve">2. 发送正常学习消息 -&gt; 不被误拦截 </w:t>
-      </w:r>
-      <w:r>
-        <w:rPr>
-          <w:rFonts w:ascii="Segoe UI Emoji" w:eastAsia="宋体" w:hAnsi="Segoe UI Emoji" w:cs="Segoe UI Emoji"/>
-          <w:lang w:eastAsia="zh-CN"/>
-        </w:rPr>
-        <w:t>✅</w:t>
-      </w:r>
-    </w:p>
-    <w:p>
-      <w:pPr>
-        <w:rPr>
-          <w:rFonts w:ascii="宋体" w:eastAsia="宋体" w:hAnsi="宋体"/>
-          <w:lang w:eastAsia="zh-CN"/>
-        </w:rPr>
-      </w:pPr>
-    </w:p>
-    <w:p>
-      <w:pPr>
-        <w:pStyle w:val="21"/>
-        <w:rPr>
-          <w:rFonts w:ascii="宋体" w:eastAsia="宋体" w:hAnsi="宋体"/>
-          <w:lang w:eastAsia="zh-CN"/>
-        </w:rPr>
-      </w:pPr>
-      <w:r>
-        <w:rPr>
-          <w:rFonts w:ascii="宋体" w:eastAsia="宋体" w:hAnsi="宋体"/>
-          <w:color w:val="1A1A2E"/>
-          <w:lang w:eastAsia="zh-CN"/>
-        </w:rPr>
-        <w:t>TC7：全套资源</w:t>
-      </w:r>
-    </w:p>
-    <w:p>
-      <w:pPr>
-        <w:rPr>
-          <w:rFonts w:ascii="宋体" w:eastAsia="宋体" w:hAnsi="宋体" w:hint="eastAsia"/>
-          <w:lang w:eastAsia="zh-CN"/>
-        </w:rPr>
-      </w:pPr>
-      <w:r>
-        <w:rPr>
-          <w:rFonts w:ascii="宋体" w:eastAsia="宋体" w:hAnsi="宋体"/>
-          <w:lang w:eastAsia="zh-CN"/>
-        </w:rPr>
-        <w:t xml:space="preserve">1. 点击「全套资源」 -&gt; 6个Agent依次执行，各段间有分割线 </w:t>
-      </w:r>
-      <w:r>
-        <w:rPr>
-          <w:rFonts w:ascii="Segoe UI Emoji" w:eastAsia="宋体" w:hAnsi="Segoe UI Emoji" w:cs="Segoe UI Emoji"/>
-          <w:lang w:eastAsia="zh-CN"/>
-        </w:rPr>
-        <w:t>✅</w:t>
-      </w:r>
-    </w:p>
-    <w:p>
-      <w:pPr>
-        <w:pStyle w:val="1"/>
-        <w:rPr>
-          <w:rFonts w:ascii="宋体" w:eastAsia="宋体" w:hAnsi="宋体"/>
-        </w:rPr>
-      </w:pPr>
-      <w:r>
-        <w:rPr>
-          <w:rFonts w:ascii="宋体" w:eastAsia="宋体" w:hAnsi="宋体"/>
-          <w:color w:val="1A1A2E"/>
-        </w:rPr>
-        <w:t>三、非功能测试</w:t>
+        <w:t>一、测试环境</w:t>
       </w:r>
     </w:p>
     <w:tbl>
       <w:tblPr>
-        <w:tblStyle w:val="-11"/>
+        <w:tblStyle w:val="aff1"/>
         <w:tblW w:w="0" w:type="auto"/>
+        <w:jc w:val="center"/>
         <w:tblLook w:val="04A0" w:firstRow="1" w:lastRow="0" w:firstColumn="1" w:lastColumn="0" w:noHBand="0" w:noVBand="1"/>
       </w:tblPr>
       <w:tblGrid>
@@ -781,24 +64,26 @@
       </w:tblGrid>
       <w:tr>
         <w:trPr>
-          <w:cnfStyle w:val="100000000000" w:firstRow="1" w:lastRow="0" w:firstColumn="0" w:lastColumn="0" w:oddVBand="0" w:evenVBand="0" w:oddHBand="0" w:evenHBand="0" w:firstRowFirstColumn="0" w:firstRowLastColumn="0" w:lastRowFirstColumn="0" w:lastRowLastColumn="0"/>
+          <w:jc w:val="center"/>
         </w:trPr>
         <w:tc>
           <w:tcPr>
-            <w:cnfStyle w:val="001000000000" w:firstRow="0" w:lastRow="0" w:firstColumn="1" w:lastColumn="0" w:oddVBand="0" w:evenVBand="0" w:oddHBand="0" w:evenHBand="0" w:firstRowFirstColumn="0" w:firstRowLastColumn="0" w:lastRowFirstColumn="0" w:lastRowLastColumn="0"/>
             <w:tcW w:w="4320" w:type="dxa"/>
           </w:tcPr>
           <w:p>
             <w:pPr>
               <w:rPr>
-                <w:rFonts w:ascii="宋体" w:eastAsia="宋体" w:hAnsi="宋体"/>
-              </w:rPr>
-            </w:pPr>
-            <w:r>
-              <w:rPr>
-                <w:rFonts w:ascii="宋体" w:eastAsia="宋体" w:hAnsi="宋体"/>
-              </w:rPr>
-              <w:t>测试项</w:t>
+                <w:rFonts w:ascii="黑体" w:eastAsia="黑体" w:hAnsi="黑体" w:hint="eastAsia"/>
+                <w:szCs w:val="32"/>
+              </w:rPr>
+            </w:pPr>
+            <w:r>
+              <w:rPr>
+                <w:rFonts w:ascii="黑体" w:eastAsia="黑体" w:hAnsi="黑体"/>
+                <w:b/>
+                <w:szCs w:val="32"/>
+              </w:rPr>
+              <w:t>项目</w:t>
             </w:r>
           </w:p>
         </w:tc>
@@ -808,40 +93,43 @@
           </w:tcPr>
           <w:p>
             <w:pPr>
-              <w:cnfStyle w:val="100000000000" w:firstRow="1" w:lastRow="0" w:firstColumn="0" w:lastColumn="0" w:oddVBand="0" w:evenVBand="0" w:oddHBand="0" w:evenHBand="0" w:firstRowFirstColumn="0" w:firstRowLastColumn="0" w:lastRowFirstColumn="0" w:lastRowLastColumn="0"/>
-              <w:rPr>
-                <w:rFonts w:ascii="宋体" w:eastAsia="宋体" w:hAnsi="宋体"/>
-              </w:rPr>
-            </w:pPr>
-            <w:r>
-              <w:rPr>
-                <w:rFonts w:ascii="宋体" w:eastAsia="宋体" w:hAnsi="宋体"/>
-              </w:rPr>
-              <w:t>结果</w:t>
+              <w:rPr>
+                <w:rFonts w:ascii="黑体" w:eastAsia="黑体" w:hAnsi="黑体" w:hint="eastAsia"/>
+                <w:szCs w:val="32"/>
+              </w:rPr>
+            </w:pPr>
+            <w:r>
+              <w:rPr>
+                <w:rFonts w:ascii="黑体" w:eastAsia="黑体" w:hAnsi="黑体"/>
+                <w:b/>
+                <w:szCs w:val="32"/>
+              </w:rPr>
+              <w:t>配置</w:t>
             </w:r>
           </w:p>
         </w:tc>
       </w:tr>
       <w:tr>
         <w:trPr>
-          <w:cnfStyle w:val="000000100000" w:firstRow="0" w:lastRow="0" w:firstColumn="0" w:lastColumn="0" w:oddVBand="0" w:evenVBand="0" w:oddHBand="1" w:evenHBand="0" w:firstRowFirstColumn="0" w:firstRowLastColumn="0" w:lastRowFirstColumn="0" w:lastRowLastColumn="0"/>
+          <w:jc w:val="center"/>
         </w:trPr>
         <w:tc>
           <w:tcPr>
-            <w:cnfStyle w:val="001000000000" w:firstRow="0" w:lastRow="0" w:firstColumn="1" w:lastColumn="0" w:oddVBand="0" w:evenVBand="0" w:oddHBand="0" w:evenHBand="0" w:firstRowFirstColumn="0" w:firstRowLastColumn="0" w:lastRowFirstColumn="0" w:lastRowLastColumn="0"/>
             <w:tcW w:w="4320" w:type="dxa"/>
           </w:tcPr>
           <w:p>
             <w:pPr>
               <w:rPr>
-                <w:rFonts w:ascii="宋体" w:eastAsia="宋体" w:hAnsi="宋体"/>
-              </w:rPr>
-            </w:pPr>
-            <w:r>
-              <w:rPr>
-                <w:rFonts w:ascii="宋体" w:eastAsia="宋体" w:hAnsi="宋体"/>
-              </w:rPr>
-              <w:t>流式响应延迟</w:t>
+                <w:rFonts w:ascii="黑体" w:eastAsia="黑体" w:hAnsi="黑体" w:hint="eastAsia"/>
+                <w:szCs w:val="32"/>
+              </w:rPr>
+            </w:pPr>
+            <w:r>
+              <w:rPr>
+                <w:rFonts w:ascii="黑体" w:eastAsia="黑体" w:hAnsi="黑体"/>
+                <w:szCs w:val="32"/>
+              </w:rPr>
+              <w:t>操作系统</w:t>
             </w:r>
           </w:p>
         </w:tc>
@@ -851,46 +139,42 @@
           </w:tcPr>
           <w:p>
             <w:pPr>
-              <w:cnfStyle w:val="000000100000" w:firstRow="0" w:lastRow="0" w:firstColumn="0" w:lastColumn="0" w:oddVBand="0" w:evenVBand="0" w:oddHBand="1" w:evenHBand="0" w:firstRowFirstColumn="0" w:firstRowLastColumn="0" w:lastRowFirstColumn="0" w:lastRowLastColumn="0"/>
-              <w:rPr>
-                <w:rFonts w:ascii="宋体" w:eastAsia="宋体" w:hAnsi="宋体"/>
-              </w:rPr>
-            </w:pPr>
-            <w:r>
-              <w:rPr>
-                <w:rFonts w:ascii="宋体" w:eastAsia="宋体" w:hAnsi="宋体"/>
-              </w:rPr>
-              <w:t xml:space="preserve">首token &lt; 2s </w:t>
-            </w:r>
-            <w:r>
-              <w:rPr>
-                <w:rFonts w:ascii="Segoe UI Emoji" w:eastAsia="宋体" w:hAnsi="Segoe UI Emoji" w:cs="Segoe UI Emoji"/>
-              </w:rPr>
-              <w:t>✅</w:t>
+              <w:rPr>
+                <w:rFonts w:ascii="黑体" w:eastAsia="黑体" w:hAnsi="黑体" w:hint="eastAsia"/>
+                <w:szCs w:val="32"/>
+              </w:rPr>
+            </w:pPr>
+            <w:r>
+              <w:rPr>
+                <w:rFonts w:ascii="黑体" w:eastAsia="黑体" w:hAnsi="黑体"/>
+                <w:szCs w:val="32"/>
+              </w:rPr>
+              <w:t>Windows 11</w:t>
             </w:r>
           </w:p>
         </w:tc>
       </w:tr>
       <w:tr>
         <w:trPr>
-          <w:cnfStyle w:val="000000010000" w:firstRow="0" w:lastRow="0" w:firstColumn="0" w:lastColumn="0" w:oddVBand="0" w:evenVBand="0" w:oddHBand="0" w:evenHBand="1" w:firstRowFirstColumn="0" w:firstRowLastColumn="0" w:lastRowFirstColumn="0" w:lastRowLastColumn="0"/>
+          <w:jc w:val="center"/>
         </w:trPr>
         <w:tc>
           <w:tcPr>
-            <w:cnfStyle w:val="001000000000" w:firstRow="0" w:lastRow="0" w:firstColumn="1" w:lastColumn="0" w:oddVBand="0" w:evenVBand="0" w:oddHBand="0" w:evenHBand="0" w:firstRowFirstColumn="0" w:firstRowLastColumn="0" w:lastRowFirstColumn="0" w:lastRowLastColumn="0"/>
             <w:tcW w:w="4320" w:type="dxa"/>
           </w:tcPr>
           <w:p>
             <w:pPr>
               <w:rPr>
-                <w:rFonts w:ascii="宋体" w:eastAsia="宋体" w:hAnsi="宋体"/>
-              </w:rPr>
-            </w:pPr>
-            <w:r>
-              <w:rPr>
-                <w:rFonts w:ascii="宋体" w:eastAsia="宋体" w:hAnsi="宋体"/>
-              </w:rPr>
-              <w:t>Markdown渲染</w:t>
+                <w:rFonts w:ascii="黑体" w:eastAsia="黑体" w:hAnsi="黑体" w:hint="eastAsia"/>
+                <w:szCs w:val="32"/>
+              </w:rPr>
+            </w:pPr>
+            <w:r>
+              <w:rPr>
+                <w:rFonts w:ascii="黑体" w:eastAsia="黑体" w:hAnsi="黑体"/>
+                <w:szCs w:val="32"/>
+              </w:rPr>
+              <w:t>Python版本</w:t>
             </w:r>
           </w:p>
         </w:tc>
@@ -900,46 +184,42 @@
           </w:tcPr>
           <w:p>
             <w:pPr>
-              <w:cnfStyle w:val="000000010000" w:firstRow="0" w:lastRow="0" w:firstColumn="0" w:lastColumn="0" w:oddVBand="0" w:evenVBand="0" w:oddHBand="0" w:evenHBand="1" w:firstRowFirstColumn="0" w:firstRowLastColumn="0" w:lastRowFirstColumn="0" w:lastRowLastColumn="0"/>
-              <w:rPr>
-                <w:rFonts w:ascii="宋体" w:eastAsia="宋体" w:hAnsi="宋体"/>
-              </w:rPr>
-            </w:pPr>
-            <w:r>
-              <w:rPr>
-                <w:rFonts w:ascii="宋体" w:eastAsia="宋体" w:hAnsi="宋体"/>
-              </w:rPr>
-              <w:t xml:space="preserve">marked.js+KaTeX+Mermaid正常 </w:t>
-            </w:r>
-            <w:r>
-              <w:rPr>
-                <w:rFonts w:ascii="Segoe UI Emoji" w:eastAsia="宋体" w:hAnsi="Segoe UI Emoji" w:cs="Segoe UI Emoji"/>
-              </w:rPr>
-              <w:t>✅</w:t>
+              <w:rPr>
+                <w:rFonts w:ascii="黑体" w:eastAsia="黑体" w:hAnsi="黑体" w:hint="eastAsia"/>
+                <w:szCs w:val="32"/>
+              </w:rPr>
+            </w:pPr>
+            <w:r>
+              <w:rPr>
+                <w:rFonts w:ascii="黑体" w:eastAsia="黑体" w:hAnsi="黑体"/>
+                <w:szCs w:val="32"/>
+              </w:rPr>
+              <w:t>3.13</w:t>
             </w:r>
           </w:p>
         </w:tc>
       </w:tr>
       <w:tr>
         <w:trPr>
-          <w:cnfStyle w:val="000000100000" w:firstRow="0" w:lastRow="0" w:firstColumn="0" w:lastColumn="0" w:oddVBand="0" w:evenVBand="0" w:oddHBand="1" w:evenHBand="0" w:firstRowFirstColumn="0" w:firstRowLastColumn="0" w:lastRowFirstColumn="0" w:lastRowLastColumn="0"/>
+          <w:jc w:val="center"/>
         </w:trPr>
         <w:tc>
           <w:tcPr>
-            <w:cnfStyle w:val="001000000000" w:firstRow="0" w:lastRow="0" w:firstColumn="1" w:lastColumn="0" w:oddVBand="0" w:evenVBand="0" w:oddHBand="0" w:evenHBand="0" w:firstRowFirstColumn="0" w:firstRowLastColumn="0" w:lastRowFirstColumn="0" w:lastRowLastColumn="0"/>
             <w:tcW w:w="4320" w:type="dxa"/>
           </w:tcPr>
           <w:p>
             <w:pPr>
               <w:rPr>
-                <w:rFonts w:ascii="宋体" w:eastAsia="宋体" w:hAnsi="宋体"/>
-              </w:rPr>
-            </w:pPr>
-            <w:r>
-              <w:rPr>
-                <w:rFonts w:ascii="宋体" w:eastAsia="宋体" w:hAnsi="宋体"/>
-              </w:rPr>
-              <w:t>多浏览器兼容</w:t>
+                <w:rFonts w:ascii="黑体" w:eastAsia="黑体" w:hAnsi="黑体" w:hint="eastAsia"/>
+                <w:szCs w:val="32"/>
+              </w:rPr>
+            </w:pPr>
+            <w:r>
+              <w:rPr>
+                <w:rFonts w:ascii="黑体" w:eastAsia="黑体" w:hAnsi="黑体"/>
+                <w:szCs w:val="32"/>
+              </w:rPr>
+              <w:t>浏览器</w:t>
             </w:r>
           </w:p>
         </w:tc>
@@ -949,22 +229,767 @@
           </w:tcPr>
           <w:p>
             <w:pPr>
-              <w:cnfStyle w:val="000000100000" w:firstRow="0" w:lastRow="0" w:firstColumn="0" w:lastColumn="0" w:oddVBand="0" w:evenVBand="0" w:oddHBand="1" w:evenHBand="0" w:firstRowFirstColumn="0" w:firstRowLastColumn="0" w:lastRowFirstColumn="0" w:lastRowLastColumn="0"/>
-              <w:rPr>
-                <w:rFonts w:ascii="宋体" w:eastAsia="宋体" w:hAnsi="宋体"/>
-              </w:rPr>
-            </w:pPr>
-            <w:r>
-              <w:rPr>
-                <w:rFonts w:ascii="宋体" w:eastAsia="宋体" w:hAnsi="宋体"/>
-              </w:rPr>
-              <w:t xml:space="preserve">Chrome/Edge正常 </w:t>
-            </w:r>
-            <w:r>
-              <w:rPr>
-                <w:rFonts w:ascii="Segoe UI Emoji" w:eastAsia="宋体" w:hAnsi="Segoe UI Emoji" w:cs="Segoe UI Emoji"/>
-              </w:rPr>
-              <w:t>✅</w:t>
+              <w:rPr>
+                <w:rFonts w:ascii="黑体" w:eastAsia="黑体" w:hAnsi="黑体" w:hint="eastAsia"/>
+                <w:szCs w:val="32"/>
+              </w:rPr>
+            </w:pPr>
+            <w:r>
+              <w:rPr>
+                <w:rFonts w:ascii="黑体" w:eastAsia="黑体" w:hAnsi="黑体"/>
+                <w:szCs w:val="32"/>
+              </w:rPr>
+              <w:t>Chrome 137</w:t>
+            </w:r>
+          </w:p>
+        </w:tc>
+      </w:tr>
+      <w:tr>
+        <w:trPr>
+          <w:jc w:val="center"/>
+        </w:trPr>
+        <w:tc>
+          <w:tcPr>
+            <w:tcW w:w="4320" w:type="dxa"/>
+          </w:tcPr>
+          <w:p>
+            <w:pPr>
+              <w:rPr>
+                <w:rFonts w:ascii="黑体" w:eastAsia="黑体" w:hAnsi="黑体" w:hint="eastAsia"/>
+                <w:szCs w:val="32"/>
+              </w:rPr>
+            </w:pPr>
+            <w:r>
+              <w:rPr>
+                <w:rFonts w:ascii="黑体" w:eastAsia="黑体" w:hAnsi="黑体"/>
+                <w:szCs w:val="32"/>
+              </w:rPr>
+              <w:t>后端框架</w:t>
+            </w:r>
+          </w:p>
+        </w:tc>
+        <w:tc>
+          <w:tcPr>
+            <w:tcW w:w="4320" w:type="dxa"/>
+          </w:tcPr>
+          <w:p>
+            <w:pPr>
+              <w:rPr>
+                <w:rFonts w:ascii="黑体" w:eastAsia="黑体" w:hAnsi="黑体" w:hint="eastAsia"/>
+                <w:szCs w:val="32"/>
+              </w:rPr>
+            </w:pPr>
+            <w:r>
+              <w:rPr>
+                <w:rFonts w:ascii="黑体" w:eastAsia="黑体" w:hAnsi="黑体"/>
+                <w:szCs w:val="32"/>
+              </w:rPr>
+              <w:t>FastAPI + SQLite + ChromaDB</w:t>
+            </w:r>
+          </w:p>
+        </w:tc>
+      </w:tr>
+      <w:tr>
+        <w:trPr>
+          <w:jc w:val="center"/>
+        </w:trPr>
+        <w:tc>
+          <w:tcPr>
+            <w:tcW w:w="4320" w:type="dxa"/>
+          </w:tcPr>
+          <w:p>
+            <w:pPr>
+              <w:rPr>
+                <w:rFonts w:ascii="黑体" w:eastAsia="黑体" w:hAnsi="黑体" w:hint="eastAsia"/>
+                <w:szCs w:val="32"/>
+              </w:rPr>
+            </w:pPr>
+            <w:r>
+              <w:rPr>
+                <w:rFonts w:ascii="黑体" w:eastAsia="黑体" w:hAnsi="黑体"/>
+                <w:szCs w:val="32"/>
+              </w:rPr>
+              <w:t>前端框架</w:t>
+            </w:r>
+          </w:p>
+        </w:tc>
+        <w:tc>
+          <w:tcPr>
+            <w:tcW w:w="4320" w:type="dxa"/>
+          </w:tcPr>
+          <w:p>
+            <w:pPr>
+              <w:rPr>
+                <w:rFonts w:ascii="黑体" w:eastAsia="黑体" w:hAnsi="黑体" w:hint="eastAsia"/>
+                <w:szCs w:val="32"/>
+              </w:rPr>
+            </w:pPr>
+            <w:r>
+              <w:rPr>
+                <w:rFonts w:ascii="黑体" w:eastAsia="黑体" w:hAnsi="黑体"/>
+                <w:szCs w:val="32"/>
+              </w:rPr>
+              <w:t>Vue 3 + Vite</w:t>
+            </w:r>
+          </w:p>
+        </w:tc>
+      </w:tr>
+      <w:tr>
+        <w:trPr>
+          <w:jc w:val="center"/>
+        </w:trPr>
+        <w:tc>
+          <w:tcPr>
+            <w:tcW w:w="4320" w:type="dxa"/>
+          </w:tcPr>
+          <w:p>
+            <w:pPr>
+              <w:rPr>
+                <w:rFonts w:ascii="黑体" w:eastAsia="黑体" w:hAnsi="黑体" w:hint="eastAsia"/>
+                <w:szCs w:val="32"/>
+              </w:rPr>
+            </w:pPr>
+            <w:r>
+              <w:rPr>
+                <w:rFonts w:ascii="黑体" w:eastAsia="黑体" w:hAnsi="黑体"/>
+                <w:szCs w:val="32"/>
+              </w:rPr>
+              <w:t>大模型</w:t>
+            </w:r>
+          </w:p>
+        </w:tc>
+        <w:tc>
+          <w:tcPr>
+            <w:tcW w:w="4320" w:type="dxa"/>
+          </w:tcPr>
+          <w:p>
+            <w:pPr>
+              <w:rPr>
+                <w:rFonts w:ascii="黑体" w:eastAsia="黑体" w:hAnsi="黑体" w:hint="eastAsia"/>
+                <w:szCs w:val="32"/>
+              </w:rPr>
+            </w:pPr>
+            <w:r>
+              <w:rPr>
+                <w:rFonts w:ascii="黑体" w:eastAsia="黑体" w:hAnsi="黑体"/>
+                <w:szCs w:val="32"/>
+              </w:rPr>
+              <w:t>科大讯飞星火 Spark X2</w:t>
+            </w:r>
+          </w:p>
+        </w:tc>
+      </w:tr>
+    </w:tbl>
+    <w:p>
+      <w:pPr>
+        <w:pStyle w:val="1"/>
+        <w:rPr>
+          <w:rFonts w:ascii="黑体" w:eastAsia="黑体" w:hAnsi="黑体"/>
+          <w:color w:val="auto"/>
+        </w:rPr>
+      </w:pPr>
+      <w:r>
+        <w:rPr>
+          <w:rFonts w:ascii="黑体" w:eastAsia="黑体" w:hAnsi="黑体"/>
+          <w:color w:val="auto"/>
+        </w:rPr>
+        <w:t>二、测试策略</w:t>
+      </w:r>
+    </w:p>
+    <w:p>
+      <w:pPr>
+        <w:rPr>
+          <w:rFonts w:ascii="黑体" w:eastAsia="黑体" w:hAnsi="黑体" w:hint="eastAsia"/>
+          <w:sz w:val="24"/>
+          <w:szCs w:val="24"/>
+          <w:lang w:eastAsia="zh-CN"/>
+        </w:rPr>
+      </w:pPr>
+      <w:r>
+        <w:rPr>
+          <w:rFonts w:ascii="黑体" w:eastAsia="黑体" w:hAnsi="黑体"/>
+          <w:sz w:val="24"/>
+          <w:szCs w:val="24"/>
+          <w:lang w:eastAsia="zh-CN"/>
+        </w:rPr>
+        <w:t>采用黑盒功能测试 + 接口验证的方式，逐功能验证系统是否满足需求规格。测试覆盖全部7项功能性需求（FR1-FR7），并补充非功能测试。</w:t>
+      </w:r>
+    </w:p>
+    <w:p>
+      <w:pPr>
+        <w:pStyle w:val="1"/>
+        <w:rPr>
+          <w:rFonts w:ascii="黑体" w:eastAsia="黑体" w:hAnsi="黑体"/>
+          <w:color w:val="auto"/>
+          <w:lang w:eastAsia="zh-CN"/>
+        </w:rPr>
+      </w:pPr>
+      <w:r>
+        <w:rPr>
+          <w:rFonts w:ascii="黑体" w:eastAsia="黑体" w:hAnsi="黑体"/>
+          <w:color w:val="auto"/>
+          <w:lang w:eastAsia="zh-CN"/>
+        </w:rPr>
+        <w:t>三、功能测试用例</w:t>
+      </w:r>
+    </w:p>
+    <w:p>
+      <w:pPr>
+        <w:rPr>
+          <w:rFonts w:ascii="黑体" w:eastAsia="黑体" w:hAnsi="黑体" w:hint="eastAsia"/>
+          <w:sz w:val="24"/>
+          <w:szCs w:val="24"/>
+          <w:lang w:eastAsia="zh-CN"/>
+        </w:rPr>
+      </w:pPr>
+      <w:r>
+        <w:rPr>
+          <w:rFonts w:ascii="黑体" w:eastAsia="黑体" w:hAnsi="黑体"/>
+          <w:b/>
+          <w:sz w:val="24"/>
+          <w:szCs w:val="24"/>
+          <w:lang w:eastAsia="zh-CN"/>
+        </w:rPr>
+        <w:t>TC1：学生画像构建（FR1）</w:t>
+      </w:r>
+    </w:p>
+    <w:tbl>
+      <w:tblPr>
+        <w:tblStyle w:val="aff1"/>
+        <w:tblW w:w="0" w:type="auto"/>
+        <w:jc w:val="center"/>
+        <w:tblLook w:val="04A0" w:firstRow="1" w:lastRow="0" w:firstColumn="1" w:lastColumn="0" w:noHBand="0" w:noVBand="1"/>
+      </w:tblPr>
+      <w:tblGrid>
+        <w:gridCol w:w="2160"/>
+        <w:gridCol w:w="2160"/>
+        <w:gridCol w:w="2160"/>
+        <w:gridCol w:w="2160"/>
+      </w:tblGrid>
+      <w:tr>
+        <w:trPr>
+          <w:jc w:val="center"/>
+        </w:trPr>
+        <w:tc>
+          <w:tcPr>
+            <w:tcW w:w="2160" w:type="dxa"/>
+          </w:tcPr>
+          <w:p>
+            <w:pPr>
+              <w:rPr>
+                <w:rFonts w:ascii="黑体" w:eastAsia="黑体" w:hAnsi="黑体" w:hint="eastAsia"/>
+                <w:szCs w:val="32"/>
+              </w:rPr>
+            </w:pPr>
+            <w:r>
+              <w:rPr>
+                <w:rFonts w:ascii="黑体" w:eastAsia="黑体" w:hAnsi="黑体"/>
+                <w:b/>
+                <w:szCs w:val="32"/>
+              </w:rPr>
+              <w:t>编号</w:t>
+            </w:r>
+          </w:p>
+        </w:tc>
+        <w:tc>
+          <w:tcPr>
+            <w:tcW w:w="2160" w:type="dxa"/>
+          </w:tcPr>
+          <w:p>
+            <w:pPr>
+              <w:rPr>
+                <w:rFonts w:ascii="黑体" w:eastAsia="黑体" w:hAnsi="黑体" w:hint="eastAsia"/>
+                <w:szCs w:val="32"/>
+              </w:rPr>
+            </w:pPr>
+            <w:r>
+              <w:rPr>
+                <w:rFonts w:ascii="黑体" w:eastAsia="黑体" w:hAnsi="黑体"/>
+                <w:b/>
+                <w:szCs w:val="32"/>
+              </w:rPr>
+              <w:t>测试步骤</w:t>
+            </w:r>
+          </w:p>
+        </w:tc>
+        <w:tc>
+          <w:tcPr>
+            <w:tcW w:w="2160" w:type="dxa"/>
+          </w:tcPr>
+          <w:p>
+            <w:pPr>
+              <w:rPr>
+                <w:rFonts w:ascii="黑体" w:eastAsia="黑体" w:hAnsi="黑体" w:hint="eastAsia"/>
+                <w:szCs w:val="32"/>
+              </w:rPr>
+            </w:pPr>
+            <w:r>
+              <w:rPr>
+                <w:rFonts w:ascii="黑体" w:eastAsia="黑体" w:hAnsi="黑体"/>
+                <w:b/>
+                <w:szCs w:val="32"/>
+              </w:rPr>
+              <w:t>预期结果</w:t>
+            </w:r>
+          </w:p>
+        </w:tc>
+        <w:tc>
+          <w:tcPr>
+            <w:tcW w:w="2160" w:type="dxa"/>
+          </w:tcPr>
+          <w:p>
+            <w:pPr>
+              <w:rPr>
+                <w:rFonts w:ascii="黑体" w:eastAsia="黑体" w:hAnsi="黑体" w:hint="eastAsia"/>
+                <w:szCs w:val="32"/>
+              </w:rPr>
+            </w:pPr>
+            <w:r>
+              <w:rPr>
+                <w:rFonts w:ascii="黑体" w:eastAsia="黑体" w:hAnsi="黑体"/>
+                <w:b/>
+                <w:szCs w:val="32"/>
+              </w:rPr>
+              <w:t>实际结果</w:t>
+            </w:r>
+          </w:p>
+        </w:tc>
+      </w:tr>
+      <w:tr>
+        <w:trPr>
+          <w:jc w:val="center"/>
+        </w:trPr>
+        <w:tc>
+          <w:tcPr>
+            <w:tcW w:w="2160" w:type="dxa"/>
+          </w:tcPr>
+          <w:p>
+            <w:pPr>
+              <w:rPr>
+                <w:rFonts w:ascii="黑体" w:eastAsia="黑体" w:hAnsi="黑体" w:hint="eastAsia"/>
+                <w:szCs w:val="32"/>
+              </w:rPr>
+            </w:pPr>
+            <w:r>
+              <w:rPr>
+                <w:rFonts w:ascii="黑体" w:eastAsia="黑体" w:hAnsi="黑体"/>
+                <w:szCs w:val="32"/>
+              </w:rPr>
+              <w:t>1.1</w:t>
+            </w:r>
+          </w:p>
+        </w:tc>
+        <w:tc>
+          <w:tcPr>
+            <w:tcW w:w="2160" w:type="dxa"/>
+          </w:tcPr>
+          <w:p>
+            <w:pPr>
+              <w:rPr>
+                <w:rFonts w:ascii="黑体" w:eastAsia="黑体" w:hAnsi="黑体" w:hint="eastAsia"/>
+                <w:szCs w:val="32"/>
+                <w:lang w:eastAsia="zh-CN"/>
+              </w:rPr>
+            </w:pPr>
+            <w:r>
+              <w:rPr>
+                <w:rFonts w:ascii="黑体" w:eastAsia="黑体" w:hAnsi="黑体"/>
+                <w:szCs w:val="32"/>
+                <w:lang w:eastAsia="zh-CN"/>
+              </w:rPr>
+              <w:t>发送"我是大二学生，学过Python"</w:t>
+            </w:r>
+          </w:p>
+        </w:tc>
+        <w:tc>
+          <w:tcPr>
+            <w:tcW w:w="2160" w:type="dxa"/>
+          </w:tcPr>
+          <w:p>
+            <w:pPr>
+              <w:rPr>
+                <w:rFonts w:ascii="黑体" w:eastAsia="黑体" w:hAnsi="黑体" w:hint="eastAsia"/>
+                <w:szCs w:val="32"/>
+                <w:lang w:eastAsia="zh-CN"/>
+              </w:rPr>
+            </w:pPr>
+            <w:r>
+              <w:rPr>
+                <w:rFonts w:ascii="黑体" w:eastAsia="黑体" w:hAnsi="黑体"/>
+                <w:szCs w:val="32"/>
+                <w:lang w:eastAsia="zh-CN"/>
+              </w:rPr>
+              <w:t>AI回复中自然总结画像</w:t>
+            </w:r>
+          </w:p>
+        </w:tc>
+        <w:tc>
+          <w:tcPr>
+            <w:tcW w:w="2160" w:type="dxa"/>
+          </w:tcPr>
+          <w:p>
+            <w:pPr>
+              <w:rPr>
+                <w:rFonts w:ascii="黑体" w:eastAsia="黑体" w:hAnsi="黑体" w:hint="eastAsia"/>
+                <w:szCs w:val="32"/>
+              </w:rPr>
+            </w:pPr>
+            <w:r>
+              <w:rPr>
+                <w:rFonts w:ascii="黑体" w:eastAsia="黑体" w:hAnsi="黑体"/>
+                <w:szCs w:val="32"/>
+              </w:rPr>
+              <w:t>PASS</w:t>
+            </w:r>
+          </w:p>
+        </w:tc>
+      </w:tr>
+      <w:tr>
+        <w:trPr>
+          <w:jc w:val="center"/>
+        </w:trPr>
+        <w:tc>
+          <w:tcPr>
+            <w:tcW w:w="2160" w:type="dxa"/>
+          </w:tcPr>
+          <w:p>
+            <w:pPr>
+              <w:rPr>
+                <w:rFonts w:ascii="黑体" w:eastAsia="黑体" w:hAnsi="黑体" w:hint="eastAsia"/>
+                <w:szCs w:val="32"/>
+              </w:rPr>
+            </w:pPr>
+            <w:r>
+              <w:rPr>
+                <w:rFonts w:ascii="黑体" w:eastAsia="黑体" w:hAnsi="黑体"/>
+                <w:szCs w:val="32"/>
+              </w:rPr>
+              <w:t>1.2</w:t>
+            </w:r>
+          </w:p>
+        </w:tc>
+        <w:tc>
+          <w:tcPr>
+            <w:tcW w:w="2160" w:type="dxa"/>
+          </w:tcPr>
+          <w:p>
+            <w:pPr>
+              <w:rPr>
+                <w:rFonts w:ascii="黑体" w:eastAsia="黑体" w:hAnsi="黑体" w:hint="eastAsia"/>
+                <w:szCs w:val="32"/>
+                <w:lang w:eastAsia="zh-CN"/>
+              </w:rPr>
+            </w:pPr>
+            <w:r>
+              <w:rPr>
+                <w:rFonts w:ascii="黑体" w:eastAsia="黑体" w:hAnsi="黑体"/>
+                <w:szCs w:val="32"/>
+                <w:lang w:eastAsia="zh-CN"/>
+              </w:rPr>
+              <w:t>发送"我对Python面向对象比较薄弱"</w:t>
+            </w:r>
+          </w:p>
+        </w:tc>
+        <w:tc>
+          <w:tcPr>
+            <w:tcW w:w="2160" w:type="dxa"/>
+          </w:tcPr>
+          <w:p>
+            <w:pPr>
+              <w:rPr>
+                <w:rFonts w:ascii="黑体" w:eastAsia="黑体" w:hAnsi="黑体" w:hint="eastAsia"/>
+                <w:szCs w:val="32"/>
+              </w:rPr>
+            </w:pPr>
+            <w:r>
+              <w:rPr>
+                <w:rFonts w:ascii="黑体" w:eastAsia="黑体" w:hAnsi="黑体"/>
+                <w:szCs w:val="32"/>
+              </w:rPr>
+              <w:t>weak_points加入对应项</w:t>
+            </w:r>
+          </w:p>
+        </w:tc>
+        <w:tc>
+          <w:tcPr>
+            <w:tcW w:w="2160" w:type="dxa"/>
+          </w:tcPr>
+          <w:p>
+            <w:pPr>
+              <w:rPr>
+                <w:rFonts w:ascii="黑体" w:eastAsia="黑体" w:hAnsi="黑体" w:hint="eastAsia"/>
+                <w:szCs w:val="32"/>
+              </w:rPr>
+            </w:pPr>
+            <w:r>
+              <w:rPr>
+                <w:rFonts w:ascii="黑体" w:eastAsia="黑体" w:hAnsi="黑体"/>
+                <w:szCs w:val="32"/>
+              </w:rPr>
+              <w:t>PASS</w:t>
+            </w:r>
+          </w:p>
+        </w:tc>
+      </w:tr>
+      <w:tr>
+        <w:trPr>
+          <w:jc w:val="center"/>
+        </w:trPr>
+        <w:tc>
+          <w:tcPr>
+            <w:tcW w:w="2160" w:type="dxa"/>
+          </w:tcPr>
+          <w:p>
+            <w:pPr>
+              <w:rPr>
+                <w:rFonts w:ascii="黑体" w:eastAsia="黑体" w:hAnsi="黑体" w:hint="eastAsia"/>
+                <w:szCs w:val="32"/>
+              </w:rPr>
+            </w:pPr>
+            <w:r>
+              <w:rPr>
+                <w:rFonts w:ascii="黑体" w:eastAsia="黑体" w:hAnsi="黑体"/>
+                <w:szCs w:val="32"/>
+              </w:rPr>
+              <w:t>1.3</w:t>
+            </w:r>
+          </w:p>
+        </w:tc>
+        <w:tc>
+          <w:tcPr>
+            <w:tcW w:w="2160" w:type="dxa"/>
+          </w:tcPr>
+          <w:p>
+            <w:pPr>
+              <w:rPr>
+                <w:rFonts w:ascii="黑体" w:eastAsia="黑体" w:hAnsi="黑体" w:hint="eastAsia"/>
+                <w:szCs w:val="32"/>
+                <w:lang w:eastAsia="zh-CN"/>
+              </w:rPr>
+            </w:pPr>
+            <w:r>
+              <w:rPr>
+                <w:rFonts w:ascii="黑体" w:eastAsia="黑体" w:hAnsi="黑体"/>
+                <w:szCs w:val="32"/>
+                <w:lang w:eastAsia="zh-CN"/>
+              </w:rPr>
+              <w:t>发送"我想快速看到成果"</w:t>
+            </w:r>
+          </w:p>
+        </w:tc>
+        <w:tc>
+          <w:tcPr>
+            <w:tcW w:w="2160" w:type="dxa"/>
+          </w:tcPr>
+          <w:p>
+            <w:pPr>
+              <w:rPr>
+                <w:rFonts w:ascii="黑体" w:eastAsia="黑体" w:hAnsi="黑体" w:hint="eastAsia"/>
+                <w:szCs w:val="32"/>
+              </w:rPr>
+            </w:pPr>
+            <w:r>
+              <w:rPr>
+                <w:rFonts w:ascii="黑体" w:eastAsia="黑体" w:hAnsi="黑体"/>
+                <w:szCs w:val="32"/>
+              </w:rPr>
+              <w:t>learning_pace更新为fast</w:t>
+            </w:r>
+          </w:p>
+        </w:tc>
+        <w:tc>
+          <w:tcPr>
+            <w:tcW w:w="2160" w:type="dxa"/>
+          </w:tcPr>
+          <w:p>
+            <w:pPr>
+              <w:rPr>
+                <w:rFonts w:ascii="黑体" w:eastAsia="黑体" w:hAnsi="黑体" w:hint="eastAsia"/>
+                <w:szCs w:val="32"/>
+              </w:rPr>
+            </w:pPr>
+            <w:r>
+              <w:rPr>
+                <w:rFonts w:ascii="黑体" w:eastAsia="黑体" w:hAnsi="黑体"/>
+                <w:szCs w:val="32"/>
+              </w:rPr>
+              <w:t>PASS</w:t>
+            </w:r>
+          </w:p>
+        </w:tc>
+      </w:tr>
+      <w:tr>
+        <w:trPr>
+          <w:jc w:val="center"/>
+        </w:trPr>
+        <w:tc>
+          <w:tcPr>
+            <w:tcW w:w="2160" w:type="dxa"/>
+          </w:tcPr>
+          <w:p>
+            <w:pPr>
+              <w:rPr>
+                <w:rFonts w:ascii="黑体" w:eastAsia="黑体" w:hAnsi="黑体" w:hint="eastAsia"/>
+                <w:szCs w:val="32"/>
+              </w:rPr>
+            </w:pPr>
+            <w:r>
+              <w:rPr>
+                <w:rFonts w:ascii="黑体" w:eastAsia="黑体" w:hAnsi="黑体"/>
+                <w:szCs w:val="32"/>
+              </w:rPr>
+              <w:t>1.4</w:t>
+            </w:r>
+          </w:p>
+        </w:tc>
+        <w:tc>
+          <w:tcPr>
+            <w:tcW w:w="2160" w:type="dxa"/>
+          </w:tcPr>
+          <w:p>
+            <w:pPr>
+              <w:rPr>
+                <w:rFonts w:ascii="黑体" w:eastAsia="黑体" w:hAnsi="黑体" w:hint="eastAsia"/>
+                <w:szCs w:val="32"/>
+                <w:lang w:eastAsia="zh-CN"/>
+              </w:rPr>
+            </w:pPr>
+            <w:r>
+              <w:rPr>
+                <w:rFonts w:ascii="黑体" w:eastAsia="黑体" w:hAnsi="黑体"/>
+                <w:szCs w:val="32"/>
+                <w:lang w:eastAsia="zh-CN"/>
+              </w:rPr>
+              <w:t>点击「学习画像」导航</w:t>
+            </w:r>
+          </w:p>
+        </w:tc>
+        <w:tc>
+          <w:tcPr>
+            <w:tcW w:w="2160" w:type="dxa"/>
+          </w:tcPr>
+          <w:p>
+            <w:pPr>
+              <w:rPr>
+                <w:rFonts w:ascii="黑体" w:eastAsia="黑体" w:hAnsi="黑体" w:hint="eastAsia"/>
+                <w:szCs w:val="32"/>
+                <w:lang w:eastAsia="zh-CN"/>
+              </w:rPr>
+            </w:pPr>
+            <w:r>
+              <w:rPr>
+                <w:rFonts w:ascii="黑体" w:eastAsia="黑体" w:hAnsi="黑体"/>
+                <w:szCs w:val="32"/>
+                <w:lang w:eastAsia="zh-CN"/>
+              </w:rPr>
+              <w:t>显示完整六维画像卡片</w:t>
+            </w:r>
+          </w:p>
+        </w:tc>
+        <w:tc>
+          <w:tcPr>
+            <w:tcW w:w="2160" w:type="dxa"/>
+          </w:tcPr>
+          <w:p>
+            <w:pPr>
+              <w:rPr>
+                <w:rFonts w:ascii="黑体" w:eastAsia="黑体" w:hAnsi="黑体" w:hint="eastAsia"/>
+                <w:szCs w:val="32"/>
+              </w:rPr>
+            </w:pPr>
+            <w:r>
+              <w:rPr>
+                <w:rFonts w:ascii="黑体" w:eastAsia="黑体" w:hAnsi="黑体"/>
+                <w:szCs w:val="32"/>
+              </w:rPr>
+              <w:t>PASS</w:t>
+            </w:r>
+          </w:p>
+        </w:tc>
+      </w:tr>
+      <w:tr>
+        <w:trPr>
+          <w:jc w:val="center"/>
+        </w:trPr>
+        <w:tc>
+          <w:tcPr>
+            <w:tcW w:w="2160" w:type="dxa"/>
+          </w:tcPr>
+          <w:p>
+            <w:pPr>
+              <w:rPr>
+                <w:rFonts w:ascii="黑体" w:eastAsia="黑体" w:hAnsi="黑体" w:hint="eastAsia"/>
+                <w:szCs w:val="32"/>
+              </w:rPr>
+            </w:pPr>
+            <w:r>
+              <w:rPr>
+                <w:rFonts w:ascii="黑体" w:eastAsia="黑体" w:hAnsi="黑体"/>
+                <w:szCs w:val="32"/>
+              </w:rPr>
+              <w:t>1.5</w:t>
+            </w:r>
+          </w:p>
+        </w:tc>
+        <w:tc>
+          <w:tcPr>
+            <w:tcW w:w="2160" w:type="dxa"/>
+          </w:tcPr>
+          <w:p>
+            <w:pPr>
+              <w:rPr>
+                <w:rFonts w:ascii="黑体" w:eastAsia="黑体" w:hAnsi="黑体" w:hint="eastAsia"/>
+                <w:szCs w:val="32"/>
+              </w:rPr>
+            </w:pPr>
+            <w:r>
+              <w:rPr>
+                <w:rFonts w:ascii="黑体" w:eastAsia="黑体" w:hAnsi="黑体"/>
+                <w:szCs w:val="32"/>
+              </w:rPr>
+              <w:t>点击「重置」按钮</w:t>
+            </w:r>
+          </w:p>
+        </w:tc>
+        <w:tc>
+          <w:tcPr>
+            <w:tcW w:w="2160" w:type="dxa"/>
+          </w:tcPr>
+          <w:p>
+            <w:pPr>
+              <w:rPr>
+                <w:rFonts w:ascii="黑体" w:eastAsia="黑体" w:hAnsi="黑体" w:hint="eastAsia"/>
+                <w:szCs w:val="32"/>
+                <w:lang w:eastAsia="zh-CN"/>
+              </w:rPr>
+            </w:pPr>
+            <w:r>
+              <w:rPr>
+                <w:rFonts w:ascii="黑体" w:eastAsia="黑体" w:hAnsi="黑体"/>
+                <w:szCs w:val="32"/>
+                <w:lang w:eastAsia="zh-CN"/>
+              </w:rPr>
+              <w:t>画像清空，所有维度归零</w:t>
+            </w:r>
+          </w:p>
+        </w:tc>
+        <w:tc>
+          <w:tcPr>
+            <w:tcW w:w="2160" w:type="dxa"/>
+          </w:tcPr>
+          <w:p>
+            <w:pPr>
+              <w:rPr>
+                <w:rFonts w:ascii="黑体" w:eastAsia="黑体" w:hAnsi="黑体" w:hint="eastAsia"/>
+                <w:szCs w:val="32"/>
+              </w:rPr>
+            </w:pPr>
+            <w:r>
+              <w:rPr>
+                <w:rFonts w:ascii="黑体" w:eastAsia="黑体" w:hAnsi="黑体"/>
+                <w:szCs w:val="32"/>
+              </w:rPr>
+              <w:t>PASS</w:t>
             </w:r>
           </w:p>
         </w:tc>
@@ -973,40 +998,4314 @@
     <w:p>
       <w:pPr>
         <w:rPr>
-          <w:rFonts w:ascii="宋体" w:eastAsia="宋体" w:hAnsi="宋体" w:hint="eastAsia"/>
+          <w:rFonts w:ascii="黑体" w:eastAsia="黑体" w:hAnsi="黑体" w:hint="eastAsia"/>
+          <w:sz w:val="24"/>
+          <w:szCs w:val="24"/>
           <w:lang w:eastAsia="zh-CN"/>
         </w:rPr>
       </w:pPr>
+      <w:r>
+        <w:rPr>
+          <w:rFonts w:ascii="黑体" w:eastAsia="黑体" w:hAnsi="黑体"/>
+          <w:b/>
+          <w:sz w:val="24"/>
+          <w:szCs w:val="24"/>
+          <w:lang w:eastAsia="zh-CN"/>
+        </w:rPr>
+        <w:t>TC2：课程讲义生成（FR2-讲义）</w:t>
+      </w:r>
     </w:p>
+    <w:tbl>
+      <w:tblPr>
+        <w:tblStyle w:val="aff1"/>
+        <w:tblW w:w="0" w:type="auto"/>
+        <w:jc w:val="center"/>
+        <w:tblLook w:val="04A0" w:firstRow="1" w:lastRow="0" w:firstColumn="1" w:lastColumn="0" w:noHBand="0" w:noVBand="1"/>
+      </w:tblPr>
+      <w:tblGrid>
+        <w:gridCol w:w="2160"/>
+        <w:gridCol w:w="2160"/>
+        <w:gridCol w:w="2160"/>
+        <w:gridCol w:w="2160"/>
+      </w:tblGrid>
+      <w:tr>
+        <w:trPr>
+          <w:jc w:val="center"/>
+        </w:trPr>
+        <w:tc>
+          <w:tcPr>
+            <w:tcW w:w="2160" w:type="dxa"/>
+          </w:tcPr>
+          <w:p>
+            <w:pPr>
+              <w:rPr>
+                <w:rFonts w:ascii="黑体" w:eastAsia="黑体" w:hAnsi="黑体" w:hint="eastAsia"/>
+                <w:szCs w:val="32"/>
+              </w:rPr>
+            </w:pPr>
+            <w:r>
+              <w:rPr>
+                <w:rFonts w:ascii="黑体" w:eastAsia="黑体" w:hAnsi="黑体"/>
+                <w:b/>
+                <w:szCs w:val="32"/>
+              </w:rPr>
+              <w:t>编号</w:t>
+            </w:r>
+          </w:p>
+        </w:tc>
+        <w:tc>
+          <w:tcPr>
+            <w:tcW w:w="2160" w:type="dxa"/>
+          </w:tcPr>
+          <w:p>
+            <w:pPr>
+              <w:rPr>
+                <w:rFonts w:ascii="黑体" w:eastAsia="黑体" w:hAnsi="黑体" w:hint="eastAsia"/>
+                <w:szCs w:val="32"/>
+              </w:rPr>
+            </w:pPr>
+            <w:r>
+              <w:rPr>
+                <w:rFonts w:ascii="黑体" w:eastAsia="黑体" w:hAnsi="黑体"/>
+                <w:b/>
+                <w:szCs w:val="32"/>
+              </w:rPr>
+              <w:t>测试步骤</w:t>
+            </w:r>
+          </w:p>
+        </w:tc>
+        <w:tc>
+          <w:tcPr>
+            <w:tcW w:w="2160" w:type="dxa"/>
+          </w:tcPr>
+          <w:p>
+            <w:pPr>
+              <w:rPr>
+                <w:rFonts w:ascii="黑体" w:eastAsia="黑体" w:hAnsi="黑体" w:hint="eastAsia"/>
+                <w:szCs w:val="32"/>
+              </w:rPr>
+            </w:pPr>
+            <w:r>
+              <w:rPr>
+                <w:rFonts w:ascii="黑体" w:eastAsia="黑体" w:hAnsi="黑体"/>
+                <w:b/>
+                <w:szCs w:val="32"/>
+              </w:rPr>
+              <w:t>预期结果</w:t>
+            </w:r>
+          </w:p>
+        </w:tc>
+        <w:tc>
+          <w:tcPr>
+            <w:tcW w:w="2160" w:type="dxa"/>
+          </w:tcPr>
+          <w:p>
+            <w:pPr>
+              <w:rPr>
+                <w:rFonts w:ascii="黑体" w:eastAsia="黑体" w:hAnsi="黑体" w:hint="eastAsia"/>
+                <w:szCs w:val="32"/>
+              </w:rPr>
+            </w:pPr>
+            <w:r>
+              <w:rPr>
+                <w:rFonts w:ascii="黑体" w:eastAsia="黑体" w:hAnsi="黑体"/>
+                <w:b/>
+                <w:szCs w:val="32"/>
+              </w:rPr>
+              <w:t>实际结果</w:t>
+            </w:r>
+          </w:p>
+        </w:tc>
+      </w:tr>
+      <w:tr>
+        <w:trPr>
+          <w:jc w:val="center"/>
+        </w:trPr>
+        <w:tc>
+          <w:tcPr>
+            <w:tcW w:w="2160" w:type="dxa"/>
+          </w:tcPr>
+          <w:p>
+            <w:pPr>
+              <w:rPr>
+                <w:rFonts w:ascii="黑体" w:eastAsia="黑体" w:hAnsi="黑体" w:hint="eastAsia"/>
+                <w:szCs w:val="32"/>
+              </w:rPr>
+            </w:pPr>
+            <w:r>
+              <w:rPr>
+                <w:rFonts w:ascii="黑体" w:eastAsia="黑体" w:hAnsi="黑体"/>
+                <w:szCs w:val="32"/>
+              </w:rPr>
+              <w:t>2.1</w:t>
+            </w:r>
+          </w:p>
+        </w:tc>
+        <w:tc>
+          <w:tcPr>
+            <w:tcW w:w="2160" w:type="dxa"/>
+          </w:tcPr>
+          <w:p>
+            <w:pPr>
+              <w:rPr>
+                <w:rFonts w:ascii="黑体" w:eastAsia="黑体" w:hAnsi="黑体" w:hint="eastAsia"/>
+                <w:szCs w:val="32"/>
+                <w:lang w:eastAsia="zh-CN"/>
+              </w:rPr>
+            </w:pPr>
+            <w:r>
+              <w:rPr>
+                <w:rFonts w:ascii="黑体" w:eastAsia="黑体" w:hAnsi="黑体"/>
+                <w:szCs w:val="32"/>
+                <w:lang w:eastAsia="zh-CN"/>
+              </w:rPr>
+              <w:t>点击「生成讲义」，输入"机器学习基础"</w:t>
+            </w:r>
+          </w:p>
+        </w:tc>
+        <w:tc>
+          <w:tcPr>
+            <w:tcW w:w="2160" w:type="dxa"/>
+          </w:tcPr>
+          <w:p>
+            <w:pPr>
+              <w:rPr>
+                <w:rFonts w:ascii="黑体" w:eastAsia="黑体" w:hAnsi="黑体" w:hint="eastAsia"/>
+                <w:szCs w:val="32"/>
+                <w:lang w:eastAsia="zh-CN"/>
+              </w:rPr>
+            </w:pPr>
+            <w:r>
+              <w:rPr>
+                <w:rFonts w:ascii="黑体" w:eastAsia="黑体" w:hAnsi="黑体"/>
+                <w:szCs w:val="32"/>
+                <w:lang w:eastAsia="zh-CN"/>
+              </w:rPr>
+              <w:t>流式输出Markdown讲义</w:t>
+            </w:r>
+          </w:p>
+        </w:tc>
+        <w:tc>
+          <w:tcPr>
+            <w:tcW w:w="2160" w:type="dxa"/>
+          </w:tcPr>
+          <w:p>
+            <w:pPr>
+              <w:rPr>
+                <w:rFonts w:ascii="黑体" w:eastAsia="黑体" w:hAnsi="黑体" w:hint="eastAsia"/>
+                <w:szCs w:val="32"/>
+              </w:rPr>
+            </w:pPr>
+            <w:r>
+              <w:rPr>
+                <w:rFonts w:ascii="黑体" w:eastAsia="黑体" w:hAnsi="黑体"/>
+                <w:szCs w:val="32"/>
+              </w:rPr>
+              <w:t>PASS</w:t>
+            </w:r>
+          </w:p>
+        </w:tc>
+      </w:tr>
+      <w:tr>
+        <w:trPr>
+          <w:jc w:val="center"/>
+        </w:trPr>
+        <w:tc>
+          <w:tcPr>
+            <w:tcW w:w="2160" w:type="dxa"/>
+          </w:tcPr>
+          <w:p>
+            <w:pPr>
+              <w:rPr>
+                <w:rFonts w:ascii="黑体" w:eastAsia="黑体" w:hAnsi="黑体" w:hint="eastAsia"/>
+                <w:szCs w:val="32"/>
+              </w:rPr>
+            </w:pPr>
+            <w:r>
+              <w:rPr>
+                <w:rFonts w:ascii="黑体" w:eastAsia="黑体" w:hAnsi="黑体"/>
+                <w:szCs w:val="32"/>
+              </w:rPr>
+              <w:t>2.2</w:t>
+            </w:r>
+          </w:p>
+        </w:tc>
+        <w:tc>
+          <w:tcPr>
+            <w:tcW w:w="2160" w:type="dxa"/>
+          </w:tcPr>
+          <w:p>
+            <w:pPr>
+              <w:rPr>
+                <w:rFonts w:ascii="黑体" w:eastAsia="黑体" w:hAnsi="黑体" w:hint="eastAsia"/>
+                <w:szCs w:val="32"/>
+              </w:rPr>
+            </w:pPr>
+            <w:r>
+              <w:rPr>
+                <w:rFonts w:ascii="黑体" w:eastAsia="黑体" w:hAnsi="黑体"/>
+                <w:szCs w:val="32"/>
+              </w:rPr>
+              <w:t>检查讲义结构</w:t>
+            </w:r>
+          </w:p>
+        </w:tc>
+        <w:tc>
+          <w:tcPr>
+            <w:tcW w:w="2160" w:type="dxa"/>
+          </w:tcPr>
+          <w:p>
+            <w:pPr>
+              <w:rPr>
+                <w:rFonts w:ascii="黑体" w:eastAsia="黑体" w:hAnsi="黑体" w:hint="eastAsia"/>
+                <w:szCs w:val="32"/>
+                <w:lang w:eastAsia="zh-CN"/>
+              </w:rPr>
+            </w:pPr>
+            <w:r>
+              <w:rPr>
+                <w:rFonts w:ascii="黑体" w:eastAsia="黑体" w:hAnsi="黑体"/>
+                <w:szCs w:val="32"/>
+                <w:lang w:eastAsia="zh-CN"/>
+              </w:rPr>
+              <w:t>含学习目标/前置知</w:t>
+            </w:r>
+            <w:r>
+              <w:rPr>
+                <w:rFonts w:ascii="黑体" w:eastAsia="黑体" w:hAnsi="黑体"/>
+                <w:szCs w:val="32"/>
+                <w:lang w:eastAsia="zh-CN"/>
+              </w:rPr>
+              <w:lastRenderedPageBreak/>
+              <w:t>识/核心内容/实战/误区/小结</w:t>
+            </w:r>
+          </w:p>
+        </w:tc>
+        <w:tc>
+          <w:tcPr>
+            <w:tcW w:w="2160" w:type="dxa"/>
+          </w:tcPr>
+          <w:p>
+            <w:pPr>
+              <w:rPr>
+                <w:rFonts w:ascii="黑体" w:eastAsia="黑体" w:hAnsi="黑体" w:hint="eastAsia"/>
+                <w:szCs w:val="32"/>
+              </w:rPr>
+            </w:pPr>
+            <w:r>
+              <w:rPr>
+                <w:rFonts w:ascii="黑体" w:eastAsia="黑体" w:hAnsi="黑体"/>
+                <w:szCs w:val="32"/>
+              </w:rPr>
+              <w:lastRenderedPageBreak/>
+              <w:t>PASS</w:t>
+            </w:r>
+          </w:p>
+        </w:tc>
+      </w:tr>
+      <w:tr>
+        <w:trPr>
+          <w:jc w:val="center"/>
+        </w:trPr>
+        <w:tc>
+          <w:tcPr>
+            <w:tcW w:w="2160" w:type="dxa"/>
+          </w:tcPr>
+          <w:p>
+            <w:pPr>
+              <w:rPr>
+                <w:rFonts w:ascii="黑体" w:eastAsia="黑体" w:hAnsi="黑体" w:hint="eastAsia"/>
+                <w:szCs w:val="32"/>
+              </w:rPr>
+            </w:pPr>
+            <w:r>
+              <w:rPr>
+                <w:rFonts w:ascii="黑体" w:eastAsia="黑体" w:hAnsi="黑体"/>
+                <w:szCs w:val="32"/>
+              </w:rPr>
+              <w:t>2.3</w:t>
+            </w:r>
+          </w:p>
+        </w:tc>
+        <w:tc>
+          <w:tcPr>
+            <w:tcW w:w="2160" w:type="dxa"/>
+          </w:tcPr>
+          <w:p>
+            <w:pPr>
+              <w:rPr>
+                <w:rFonts w:ascii="黑体" w:eastAsia="黑体" w:hAnsi="黑体" w:hint="eastAsia"/>
+                <w:szCs w:val="32"/>
+              </w:rPr>
+            </w:pPr>
+            <w:r>
+              <w:rPr>
+                <w:rFonts w:ascii="黑体" w:eastAsia="黑体" w:hAnsi="黑体"/>
+                <w:szCs w:val="32"/>
+              </w:rPr>
+              <w:t>检查数学公式</w:t>
+            </w:r>
+          </w:p>
+        </w:tc>
+        <w:tc>
+          <w:tcPr>
+            <w:tcW w:w="2160" w:type="dxa"/>
+          </w:tcPr>
+          <w:p>
+            <w:pPr>
+              <w:rPr>
+                <w:rFonts w:ascii="黑体" w:eastAsia="黑体" w:hAnsi="黑体" w:hint="eastAsia"/>
+                <w:szCs w:val="32"/>
+              </w:rPr>
+            </w:pPr>
+            <w:r>
+              <w:rPr>
+                <w:rFonts w:ascii="黑体" w:eastAsia="黑体" w:hAnsi="黑体"/>
+                <w:szCs w:val="32"/>
+              </w:rPr>
+              <w:t>LaTeX公式用$...$包裹，正确渲染</w:t>
+            </w:r>
+          </w:p>
+        </w:tc>
+        <w:tc>
+          <w:tcPr>
+            <w:tcW w:w="2160" w:type="dxa"/>
+          </w:tcPr>
+          <w:p>
+            <w:pPr>
+              <w:rPr>
+                <w:rFonts w:ascii="黑体" w:eastAsia="黑体" w:hAnsi="黑体" w:hint="eastAsia"/>
+                <w:szCs w:val="32"/>
+              </w:rPr>
+            </w:pPr>
+            <w:r>
+              <w:rPr>
+                <w:rFonts w:ascii="黑体" w:eastAsia="黑体" w:hAnsi="黑体"/>
+                <w:szCs w:val="32"/>
+              </w:rPr>
+              <w:t>PASS</w:t>
+            </w:r>
+          </w:p>
+        </w:tc>
+      </w:tr>
+      <w:tr>
+        <w:trPr>
+          <w:jc w:val="center"/>
+        </w:trPr>
+        <w:tc>
+          <w:tcPr>
+            <w:tcW w:w="2160" w:type="dxa"/>
+          </w:tcPr>
+          <w:p>
+            <w:pPr>
+              <w:rPr>
+                <w:rFonts w:ascii="黑体" w:eastAsia="黑体" w:hAnsi="黑体" w:hint="eastAsia"/>
+                <w:szCs w:val="32"/>
+              </w:rPr>
+            </w:pPr>
+            <w:r>
+              <w:rPr>
+                <w:rFonts w:ascii="黑体" w:eastAsia="黑体" w:hAnsi="黑体"/>
+                <w:szCs w:val="32"/>
+              </w:rPr>
+              <w:t>2.4</w:t>
+            </w:r>
+          </w:p>
+        </w:tc>
+        <w:tc>
+          <w:tcPr>
+            <w:tcW w:w="2160" w:type="dxa"/>
+          </w:tcPr>
+          <w:p>
+            <w:pPr>
+              <w:rPr>
+                <w:rFonts w:ascii="黑体" w:eastAsia="黑体" w:hAnsi="黑体" w:hint="eastAsia"/>
+                <w:szCs w:val="32"/>
+              </w:rPr>
+            </w:pPr>
+            <w:r>
+              <w:rPr>
+                <w:rFonts w:ascii="黑体" w:eastAsia="黑体" w:hAnsi="黑体"/>
+                <w:szCs w:val="32"/>
+              </w:rPr>
+              <w:t>检查图表</w:t>
+            </w:r>
+          </w:p>
+        </w:tc>
+        <w:tc>
+          <w:tcPr>
+            <w:tcW w:w="2160" w:type="dxa"/>
+          </w:tcPr>
+          <w:p>
+            <w:pPr>
+              <w:rPr>
+                <w:rFonts w:ascii="黑体" w:eastAsia="黑体" w:hAnsi="黑体" w:hint="eastAsia"/>
+                <w:szCs w:val="32"/>
+              </w:rPr>
+            </w:pPr>
+            <w:r>
+              <w:rPr>
+                <w:rFonts w:ascii="黑体" w:eastAsia="黑体" w:hAnsi="黑体"/>
+                <w:szCs w:val="32"/>
+              </w:rPr>
+              <w:t>Mermaid代码块+渲染按钮</w:t>
+            </w:r>
+          </w:p>
+        </w:tc>
+        <w:tc>
+          <w:tcPr>
+            <w:tcW w:w="2160" w:type="dxa"/>
+          </w:tcPr>
+          <w:p>
+            <w:pPr>
+              <w:rPr>
+                <w:rFonts w:ascii="黑体" w:eastAsia="黑体" w:hAnsi="黑体" w:hint="eastAsia"/>
+                <w:szCs w:val="32"/>
+              </w:rPr>
+            </w:pPr>
+            <w:r>
+              <w:rPr>
+                <w:rFonts w:ascii="黑体" w:eastAsia="黑体" w:hAnsi="黑体"/>
+                <w:szCs w:val="32"/>
+              </w:rPr>
+              <w:t>PASS</w:t>
+            </w:r>
+          </w:p>
+        </w:tc>
+      </w:tr>
+    </w:tbl>
+    <w:p>
+      <w:pPr>
+        <w:rPr>
+          <w:rFonts w:ascii="黑体" w:eastAsia="黑体" w:hAnsi="黑体" w:hint="eastAsia"/>
+          <w:sz w:val="24"/>
+          <w:szCs w:val="24"/>
+          <w:lang w:eastAsia="zh-CN"/>
+        </w:rPr>
+      </w:pPr>
+      <w:r>
+        <w:rPr>
+          <w:rFonts w:ascii="黑体" w:eastAsia="黑体" w:hAnsi="黑体"/>
+          <w:b/>
+          <w:sz w:val="24"/>
+          <w:szCs w:val="24"/>
+          <w:lang w:eastAsia="zh-CN"/>
+        </w:rPr>
+        <w:t>TC3：思维导图生成（FR2-导图）</w:t>
+      </w:r>
+    </w:p>
+    <w:tbl>
+      <w:tblPr>
+        <w:tblStyle w:val="aff1"/>
+        <w:tblW w:w="0" w:type="auto"/>
+        <w:jc w:val="center"/>
+        <w:tblLook w:val="04A0" w:firstRow="1" w:lastRow="0" w:firstColumn="1" w:lastColumn="0" w:noHBand="0" w:noVBand="1"/>
+      </w:tblPr>
+      <w:tblGrid>
+        <w:gridCol w:w="2160"/>
+        <w:gridCol w:w="2160"/>
+        <w:gridCol w:w="2160"/>
+        <w:gridCol w:w="2160"/>
+      </w:tblGrid>
+      <w:tr>
+        <w:trPr>
+          <w:jc w:val="center"/>
+        </w:trPr>
+        <w:tc>
+          <w:tcPr>
+            <w:tcW w:w="2160" w:type="dxa"/>
+          </w:tcPr>
+          <w:p>
+            <w:pPr>
+              <w:rPr>
+                <w:rFonts w:ascii="黑体" w:eastAsia="黑体" w:hAnsi="黑体" w:hint="eastAsia"/>
+                <w:szCs w:val="32"/>
+              </w:rPr>
+            </w:pPr>
+            <w:r>
+              <w:rPr>
+                <w:rFonts w:ascii="黑体" w:eastAsia="黑体" w:hAnsi="黑体"/>
+                <w:b/>
+                <w:szCs w:val="32"/>
+              </w:rPr>
+              <w:t>编号</w:t>
+            </w:r>
+          </w:p>
+        </w:tc>
+        <w:tc>
+          <w:tcPr>
+            <w:tcW w:w="2160" w:type="dxa"/>
+          </w:tcPr>
+          <w:p>
+            <w:pPr>
+              <w:rPr>
+                <w:rFonts w:ascii="黑体" w:eastAsia="黑体" w:hAnsi="黑体" w:hint="eastAsia"/>
+                <w:szCs w:val="32"/>
+              </w:rPr>
+            </w:pPr>
+            <w:r>
+              <w:rPr>
+                <w:rFonts w:ascii="黑体" w:eastAsia="黑体" w:hAnsi="黑体"/>
+                <w:b/>
+                <w:szCs w:val="32"/>
+              </w:rPr>
+              <w:t>测试步骤</w:t>
+            </w:r>
+          </w:p>
+        </w:tc>
+        <w:tc>
+          <w:tcPr>
+            <w:tcW w:w="2160" w:type="dxa"/>
+          </w:tcPr>
+          <w:p>
+            <w:pPr>
+              <w:rPr>
+                <w:rFonts w:ascii="黑体" w:eastAsia="黑体" w:hAnsi="黑体" w:hint="eastAsia"/>
+                <w:szCs w:val="32"/>
+              </w:rPr>
+            </w:pPr>
+            <w:r>
+              <w:rPr>
+                <w:rFonts w:ascii="黑体" w:eastAsia="黑体" w:hAnsi="黑体"/>
+                <w:b/>
+                <w:szCs w:val="32"/>
+              </w:rPr>
+              <w:t>预期结果</w:t>
+            </w:r>
+          </w:p>
+        </w:tc>
+        <w:tc>
+          <w:tcPr>
+            <w:tcW w:w="2160" w:type="dxa"/>
+          </w:tcPr>
+          <w:p>
+            <w:pPr>
+              <w:rPr>
+                <w:rFonts w:ascii="黑体" w:eastAsia="黑体" w:hAnsi="黑体" w:hint="eastAsia"/>
+                <w:szCs w:val="32"/>
+              </w:rPr>
+            </w:pPr>
+            <w:r>
+              <w:rPr>
+                <w:rFonts w:ascii="黑体" w:eastAsia="黑体" w:hAnsi="黑体"/>
+                <w:b/>
+                <w:szCs w:val="32"/>
+              </w:rPr>
+              <w:t>实际结果</w:t>
+            </w:r>
+          </w:p>
+        </w:tc>
+      </w:tr>
+      <w:tr>
+        <w:trPr>
+          <w:jc w:val="center"/>
+        </w:trPr>
+        <w:tc>
+          <w:tcPr>
+            <w:tcW w:w="2160" w:type="dxa"/>
+          </w:tcPr>
+          <w:p>
+            <w:pPr>
+              <w:rPr>
+                <w:rFonts w:ascii="黑体" w:eastAsia="黑体" w:hAnsi="黑体" w:hint="eastAsia"/>
+                <w:szCs w:val="32"/>
+              </w:rPr>
+            </w:pPr>
+            <w:r>
+              <w:rPr>
+                <w:rFonts w:ascii="黑体" w:eastAsia="黑体" w:hAnsi="黑体"/>
+                <w:szCs w:val="32"/>
+              </w:rPr>
+              <w:t>3.1</w:t>
+            </w:r>
+          </w:p>
+        </w:tc>
+        <w:tc>
+          <w:tcPr>
+            <w:tcW w:w="2160" w:type="dxa"/>
+          </w:tcPr>
+          <w:p>
+            <w:pPr>
+              <w:rPr>
+                <w:rFonts w:ascii="黑体" w:eastAsia="黑体" w:hAnsi="黑体" w:hint="eastAsia"/>
+                <w:szCs w:val="32"/>
+                <w:lang w:eastAsia="zh-CN"/>
+              </w:rPr>
+            </w:pPr>
+            <w:r>
+              <w:rPr>
+                <w:rFonts w:ascii="黑体" w:eastAsia="黑体" w:hAnsi="黑体"/>
+                <w:szCs w:val="32"/>
+                <w:lang w:eastAsia="zh-CN"/>
+              </w:rPr>
+              <w:t>点击「思维导图」按钮</w:t>
+            </w:r>
+          </w:p>
+        </w:tc>
+        <w:tc>
+          <w:tcPr>
+            <w:tcW w:w="2160" w:type="dxa"/>
+          </w:tcPr>
+          <w:p>
+            <w:pPr>
+              <w:rPr>
+                <w:rFonts w:ascii="黑体" w:eastAsia="黑体" w:hAnsi="黑体" w:hint="eastAsia"/>
+                <w:szCs w:val="32"/>
+                <w:lang w:eastAsia="zh-CN"/>
+              </w:rPr>
+            </w:pPr>
+            <w:r>
+              <w:rPr>
+                <w:rFonts w:ascii="黑体" w:eastAsia="黑体" w:hAnsi="黑体"/>
+                <w:szCs w:val="32"/>
+                <w:lang w:eastAsia="zh-CN"/>
+              </w:rPr>
+              <w:t>显示Mermaid代码+渲染按钮</w:t>
+            </w:r>
+          </w:p>
+        </w:tc>
+        <w:tc>
+          <w:tcPr>
+            <w:tcW w:w="2160" w:type="dxa"/>
+          </w:tcPr>
+          <w:p>
+            <w:pPr>
+              <w:rPr>
+                <w:rFonts w:ascii="黑体" w:eastAsia="黑体" w:hAnsi="黑体" w:hint="eastAsia"/>
+                <w:szCs w:val="32"/>
+              </w:rPr>
+            </w:pPr>
+            <w:r>
+              <w:rPr>
+                <w:rFonts w:ascii="黑体" w:eastAsia="黑体" w:hAnsi="黑体"/>
+                <w:szCs w:val="32"/>
+              </w:rPr>
+              <w:t>PASS</w:t>
+            </w:r>
+          </w:p>
+        </w:tc>
+      </w:tr>
+      <w:tr>
+        <w:trPr>
+          <w:jc w:val="center"/>
+        </w:trPr>
+        <w:tc>
+          <w:tcPr>
+            <w:tcW w:w="2160" w:type="dxa"/>
+          </w:tcPr>
+          <w:p>
+            <w:pPr>
+              <w:rPr>
+                <w:rFonts w:ascii="黑体" w:eastAsia="黑体" w:hAnsi="黑体" w:hint="eastAsia"/>
+                <w:szCs w:val="32"/>
+              </w:rPr>
+            </w:pPr>
+            <w:r>
+              <w:rPr>
+                <w:rFonts w:ascii="黑体" w:eastAsia="黑体" w:hAnsi="黑体"/>
+                <w:szCs w:val="32"/>
+              </w:rPr>
+              <w:t>3.2</w:t>
+            </w:r>
+          </w:p>
+        </w:tc>
+        <w:tc>
+          <w:tcPr>
+            <w:tcW w:w="2160" w:type="dxa"/>
+          </w:tcPr>
+          <w:p>
+            <w:pPr>
+              <w:rPr>
+                <w:rFonts w:ascii="黑体" w:eastAsia="黑体" w:hAnsi="黑体" w:hint="eastAsia"/>
+                <w:szCs w:val="32"/>
+              </w:rPr>
+            </w:pPr>
+            <w:r>
+              <w:rPr>
+                <w:rFonts w:ascii="黑体" w:eastAsia="黑体" w:hAnsi="黑体"/>
+                <w:szCs w:val="32"/>
+              </w:rPr>
+              <w:t>点击「渲染图表」</w:t>
+            </w:r>
+          </w:p>
+        </w:tc>
+        <w:tc>
+          <w:tcPr>
+            <w:tcW w:w="2160" w:type="dxa"/>
+          </w:tcPr>
+          <w:p>
+            <w:pPr>
+              <w:rPr>
+                <w:rFonts w:ascii="黑体" w:eastAsia="黑体" w:hAnsi="黑体" w:hint="eastAsia"/>
+                <w:szCs w:val="32"/>
+                <w:lang w:eastAsia="zh-CN"/>
+              </w:rPr>
+            </w:pPr>
+            <w:r>
+              <w:rPr>
+                <w:rFonts w:ascii="黑体" w:eastAsia="黑体" w:hAnsi="黑体"/>
+                <w:szCs w:val="32"/>
+                <w:lang w:eastAsia="zh-CN"/>
+              </w:rPr>
+              <w:t>转换为SVG可视化脑图</w:t>
+            </w:r>
+          </w:p>
+        </w:tc>
+        <w:tc>
+          <w:tcPr>
+            <w:tcW w:w="2160" w:type="dxa"/>
+          </w:tcPr>
+          <w:p>
+            <w:pPr>
+              <w:rPr>
+                <w:rFonts w:ascii="黑体" w:eastAsia="黑体" w:hAnsi="黑体" w:hint="eastAsia"/>
+                <w:szCs w:val="32"/>
+              </w:rPr>
+            </w:pPr>
+            <w:r>
+              <w:rPr>
+                <w:rFonts w:ascii="黑体" w:eastAsia="黑体" w:hAnsi="黑体"/>
+                <w:szCs w:val="32"/>
+              </w:rPr>
+              <w:t>PASS</w:t>
+            </w:r>
+          </w:p>
+        </w:tc>
+      </w:tr>
+      <w:tr>
+        <w:trPr>
+          <w:jc w:val="center"/>
+        </w:trPr>
+        <w:tc>
+          <w:tcPr>
+            <w:tcW w:w="2160" w:type="dxa"/>
+          </w:tcPr>
+          <w:p>
+            <w:pPr>
+              <w:rPr>
+                <w:rFonts w:ascii="黑体" w:eastAsia="黑体" w:hAnsi="黑体" w:hint="eastAsia"/>
+                <w:szCs w:val="32"/>
+              </w:rPr>
+            </w:pPr>
+            <w:r>
+              <w:rPr>
+                <w:rFonts w:ascii="黑体" w:eastAsia="黑体" w:hAnsi="黑体"/>
+                <w:szCs w:val="32"/>
+              </w:rPr>
+              <w:t>3.3</w:t>
+            </w:r>
+          </w:p>
+        </w:tc>
+        <w:tc>
+          <w:tcPr>
+            <w:tcW w:w="2160" w:type="dxa"/>
+          </w:tcPr>
+          <w:p>
+            <w:pPr>
+              <w:rPr>
+                <w:rFonts w:ascii="黑体" w:eastAsia="黑体" w:hAnsi="黑体" w:hint="eastAsia"/>
+                <w:szCs w:val="32"/>
+              </w:rPr>
+            </w:pPr>
+            <w:r>
+              <w:rPr>
+                <w:rFonts w:ascii="黑体" w:eastAsia="黑体" w:hAnsi="黑体"/>
+                <w:szCs w:val="32"/>
+              </w:rPr>
+              <w:t>滚动页面再滚回</w:t>
+            </w:r>
+          </w:p>
+        </w:tc>
+        <w:tc>
+          <w:tcPr>
+            <w:tcW w:w="2160" w:type="dxa"/>
+          </w:tcPr>
+          <w:p>
+            <w:pPr>
+              <w:rPr>
+                <w:rFonts w:ascii="黑体" w:eastAsia="黑体" w:hAnsi="黑体" w:hint="eastAsia"/>
+                <w:szCs w:val="32"/>
+                <w:lang w:eastAsia="zh-CN"/>
+              </w:rPr>
+            </w:pPr>
+            <w:r>
+              <w:rPr>
+                <w:rFonts w:ascii="黑体" w:eastAsia="黑体" w:hAnsi="黑体"/>
+                <w:szCs w:val="32"/>
+                <w:lang w:eastAsia="zh-CN"/>
+              </w:rPr>
+              <w:t>SVG不丢失（缓存机制）</w:t>
+            </w:r>
+          </w:p>
+        </w:tc>
+        <w:tc>
+          <w:tcPr>
+            <w:tcW w:w="2160" w:type="dxa"/>
+          </w:tcPr>
+          <w:p>
+            <w:pPr>
+              <w:rPr>
+                <w:rFonts w:ascii="黑体" w:eastAsia="黑体" w:hAnsi="黑体" w:hint="eastAsia"/>
+                <w:szCs w:val="32"/>
+              </w:rPr>
+            </w:pPr>
+            <w:r>
+              <w:rPr>
+                <w:rFonts w:ascii="黑体" w:eastAsia="黑体" w:hAnsi="黑体"/>
+                <w:szCs w:val="32"/>
+              </w:rPr>
+              <w:t>PASS</w:t>
+            </w:r>
+          </w:p>
+        </w:tc>
+      </w:tr>
+      <w:tr>
+        <w:trPr>
+          <w:jc w:val="center"/>
+        </w:trPr>
+        <w:tc>
+          <w:tcPr>
+            <w:tcW w:w="2160" w:type="dxa"/>
+          </w:tcPr>
+          <w:p>
+            <w:pPr>
+              <w:rPr>
+                <w:rFonts w:ascii="黑体" w:eastAsia="黑体" w:hAnsi="黑体" w:hint="eastAsia"/>
+                <w:szCs w:val="32"/>
+              </w:rPr>
+            </w:pPr>
+            <w:r>
+              <w:rPr>
+                <w:rFonts w:ascii="黑体" w:eastAsia="黑体" w:hAnsi="黑体"/>
+                <w:szCs w:val="32"/>
+              </w:rPr>
+              <w:t>3.4</w:t>
+            </w:r>
+          </w:p>
+        </w:tc>
+        <w:tc>
+          <w:tcPr>
+            <w:tcW w:w="2160" w:type="dxa"/>
+          </w:tcPr>
+          <w:p>
+            <w:pPr>
+              <w:rPr>
+                <w:rFonts w:ascii="黑体" w:eastAsia="黑体" w:hAnsi="黑体" w:hint="eastAsia"/>
+                <w:szCs w:val="32"/>
+              </w:rPr>
+            </w:pPr>
+            <w:r>
+              <w:rPr>
+                <w:rFonts w:ascii="黑体" w:eastAsia="黑体" w:hAnsi="黑体"/>
+                <w:szCs w:val="32"/>
+              </w:rPr>
+              <w:t>点击SVG图</w:t>
+            </w:r>
+          </w:p>
+        </w:tc>
+        <w:tc>
+          <w:tcPr>
+            <w:tcW w:w="2160" w:type="dxa"/>
+          </w:tcPr>
+          <w:p>
+            <w:pPr>
+              <w:rPr>
+                <w:rFonts w:ascii="黑体" w:eastAsia="黑体" w:hAnsi="黑体" w:hint="eastAsia"/>
+                <w:szCs w:val="32"/>
+              </w:rPr>
+            </w:pPr>
+            <w:r>
+              <w:rPr>
+                <w:rFonts w:ascii="黑体" w:eastAsia="黑体" w:hAnsi="黑体"/>
+                <w:szCs w:val="32"/>
+              </w:rPr>
+              <w:t>全屏放大查看</w:t>
+            </w:r>
+          </w:p>
+        </w:tc>
+        <w:tc>
+          <w:tcPr>
+            <w:tcW w:w="2160" w:type="dxa"/>
+          </w:tcPr>
+          <w:p>
+            <w:pPr>
+              <w:rPr>
+                <w:rFonts w:ascii="黑体" w:eastAsia="黑体" w:hAnsi="黑体" w:hint="eastAsia"/>
+                <w:szCs w:val="32"/>
+              </w:rPr>
+            </w:pPr>
+            <w:r>
+              <w:rPr>
+                <w:rFonts w:ascii="黑体" w:eastAsia="黑体" w:hAnsi="黑体"/>
+                <w:szCs w:val="32"/>
+              </w:rPr>
+              <w:t>PASS</w:t>
+            </w:r>
+          </w:p>
+        </w:tc>
+      </w:tr>
+    </w:tbl>
+    <w:p>
+      <w:pPr>
+        <w:rPr>
+          <w:rFonts w:ascii="黑体" w:eastAsia="黑体" w:hAnsi="黑体" w:hint="eastAsia"/>
+          <w:sz w:val="24"/>
+          <w:szCs w:val="24"/>
+        </w:rPr>
+      </w:pPr>
+      <w:r>
+        <w:rPr>
+          <w:rFonts w:ascii="黑体" w:eastAsia="黑体" w:hAnsi="黑体"/>
+          <w:b/>
+          <w:sz w:val="24"/>
+          <w:szCs w:val="24"/>
+        </w:rPr>
+        <w:t>TC4：PPT课件生成（FR2-PPT）</w:t>
+      </w:r>
+    </w:p>
+    <w:tbl>
+      <w:tblPr>
+        <w:tblStyle w:val="aff1"/>
+        <w:tblW w:w="0" w:type="auto"/>
+        <w:jc w:val="center"/>
+        <w:tblLook w:val="04A0" w:firstRow="1" w:lastRow="0" w:firstColumn="1" w:lastColumn="0" w:noHBand="0" w:noVBand="1"/>
+      </w:tblPr>
+      <w:tblGrid>
+        <w:gridCol w:w="2160"/>
+        <w:gridCol w:w="2160"/>
+        <w:gridCol w:w="2160"/>
+        <w:gridCol w:w="2160"/>
+      </w:tblGrid>
+      <w:tr>
+        <w:trPr>
+          <w:jc w:val="center"/>
+        </w:trPr>
+        <w:tc>
+          <w:tcPr>
+            <w:tcW w:w="2160" w:type="dxa"/>
+          </w:tcPr>
+          <w:p>
+            <w:pPr>
+              <w:rPr>
+                <w:rFonts w:ascii="黑体" w:eastAsia="黑体" w:hAnsi="黑体" w:hint="eastAsia"/>
+                <w:szCs w:val="32"/>
+              </w:rPr>
+            </w:pPr>
+            <w:r>
+              <w:rPr>
+                <w:rFonts w:ascii="黑体" w:eastAsia="黑体" w:hAnsi="黑体"/>
+                <w:b/>
+                <w:szCs w:val="32"/>
+              </w:rPr>
+              <w:t>编号</w:t>
+            </w:r>
+          </w:p>
+        </w:tc>
+        <w:tc>
+          <w:tcPr>
+            <w:tcW w:w="2160" w:type="dxa"/>
+          </w:tcPr>
+          <w:p>
+            <w:pPr>
+              <w:rPr>
+                <w:rFonts w:ascii="黑体" w:eastAsia="黑体" w:hAnsi="黑体" w:hint="eastAsia"/>
+                <w:szCs w:val="32"/>
+              </w:rPr>
+            </w:pPr>
+            <w:r>
+              <w:rPr>
+                <w:rFonts w:ascii="黑体" w:eastAsia="黑体" w:hAnsi="黑体"/>
+                <w:b/>
+                <w:szCs w:val="32"/>
+              </w:rPr>
+              <w:t>测试步骤</w:t>
+            </w:r>
+          </w:p>
+        </w:tc>
+        <w:tc>
+          <w:tcPr>
+            <w:tcW w:w="2160" w:type="dxa"/>
+          </w:tcPr>
+          <w:p>
+            <w:pPr>
+              <w:rPr>
+                <w:rFonts w:ascii="黑体" w:eastAsia="黑体" w:hAnsi="黑体" w:hint="eastAsia"/>
+                <w:szCs w:val="32"/>
+              </w:rPr>
+            </w:pPr>
+            <w:r>
+              <w:rPr>
+                <w:rFonts w:ascii="黑体" w:eastAsia="黑体" w:hAnsi="黑体"/>
+                <w:b/>
+                <w:szCs w:val="32"/>
+              </w:rPr>
+              <w:t>预期结果</w:t>
+            </w:r>
+          </w:p>
+        </w:tc>
+        <w:tc>
+          <w:tcPr>
+            <w:tcW w:w="2160" w:type="dxa"/>
+          </w:tcPr>
+          <w:p>
+            <w:pPr>
+              <w:rPr>
+                <w:rFonts w:ascii="黑体" w:eastAsia="黑体" w:hAnsi="黑体" w:hint="eastAsia"/>
+                <w:szCs w:val="32"/>
+              </w:rPr>
+            </w:pPr>
+            <w:r>
+              <w:rPr>
+                <w:rFonts w:ascii="黑体" w:eastAsia="黑体" w:hAnsi="黑体"/>
+                <w:b/>
+                <w:szCs w:val="32"/>
+              </w:rPr>
+              <w:t>实际结果</w:t>
+            </w:r>
+          </w:p>
+        </w:tc>
+      </w:tr>
+      <w:tr>
+        <w:trPr>
+          <w:jc w:val="center"/>
+        </w:trPr>
+        <w:tc>
+          <w:tcPr>
+            <w:tcW w:w="2160" w:type="dxa"/>
+          </w:tcPr>
+          <w:p>
+            <w:pPr>
+              <w:rPr>
+                <w:rFonts w:ascii="黑体" w:eastAsia="黑体" w:hAnsi="黑体" w:hint="eastAsia"/>
+                <w:szCs w:val="32"/>
+              </w:rPr>
+            </w:pPr>
+            <w:r>
+              <w:rPr>
+                <w:rFonts w:ascii="黑体" w:eastAsia="黑体" w:hAnsi="黑体"/>
+                <w:szCs w:val="32"/>
+              </w:rPr>
+              <w:t>4.1</w:t>
+            </w:r>
+          </w:p>
+        </w:tc>
+        <w:tc>
+          <w:tcPr>
+            <w:tcW w:w="2160" w:type="dxa"/>
+          </w:tcPr>
+          <w:p>
+            <w:pPr>
+              <w:rPr>
+                <w:rFonts w:ascii="黑体" w:eastAsia="黑体" w:hAnsi="黑体" w:hint="eastAsia"/>
+                <w:szCs w:val="32"/>
+                <w:lang w:eastAsia="zh-CN"/>
+              </w:rPr>
+            </w:pPr>
+            <w:r>
+              <w:rPr>
+                <w:rFonts w:ascii="黑体" w:eastAsia="黑体" w:hAnsi="黑体"/>
+                <w:szCs w:val="32"/>
+                <w:lang w:eastAsia="zh-CN"/>
+              </w:rPr>
+              <w:t>点击「PPT课件」按钮</w:t>
+            </w:r>
+          </w:p>
+        </w:tc>
+        <w:tc>
+          <w:tcPr>
+            <w:tcW w:w="2160" w:type="dxa"/>
+          </w:tcPr>
+          <w:p>
+            <w:pPr>
+              <w:rPr>
+                <w:rFonts w:ascii="黑体" w:eastAsia="黑体" w:hAnsi="黑体" w:hint="eastAsia"/>
+                <w:szCs w:val="32"/>
+                <w:lang w:eastAsia="zh-CN"/>
+              </w:rPr>
+            </w:pPr>
+            <w:r>
+              <w:rPr>
+                <w:rFonts w:ascii="黑体" w:eastAsia="黑体" w:hAnsi="黑体"/>
+                <w:szCs w:val="32"/>
+                <w:lang w:eastAsia="zh-CN"/>
+              </w:rPr>
+              <w:t>显示"生成中"→完成→下载链接</w:t>
+            </w:r>
+          </w:p>
+        </w:tc>
+        <w:tc>
+          <w:tcPr>
+            <w:tcW w:w="2160" w:type="dxa"/>
+          </w:tcPr>
+          <w:p>
+            <w:pPr>
+              <w:rPr>
+                <w:rFonts w:ascii="黑体" w:eastAsia="黑体" w:hAnsi="黑体" w:hint="eastAsia"/>
+                <w:szCs w:val="32"/>
+              </w:rPr>
+            </w:pPr>
+            <w:r>
+              <w:rPr>
+                <w:rFonts w:ascii="黑体" w:eastAsia="黑体" w:hAnsi="黑体"/>
+                <w:szCs w:val="32"/>
+              </w:rPr>
+              <w:t>PASS</w:t>
+            </w:r>
+          </w:p>
+        </w:tc>
+      </w:tr>
+      <w:tr>
+        <w:trPr>
+          <w:jc w:val="center"/>
+        </w:trPr>
+        <w:tc>
+          <w:tcPr>
+            <w:tcW w:w="2160" w:type="dxa"/>
+          </w:tcPr>
+          <w:p>
+            <w:pPr>
+              <w:rPr>
+                <w:rFonts w:ascii="黑体" w:eastAsia="黑体" w:hAnsi="黑体" w:hint="eastAsia"/>
+                <w:szCs w:val="32"/>
+              </w:rPr>
+            </w:pPr>
+            <w:r>
+              <w:rPr>
+                <w:rFonts w:ascii="黑体" w:eastAsia="黑体" w:hAnsi="黑体"/>
+                <w:szCs w:val="32"/>
+              </w:rPr>
+              <w:t>4.2</w:t>
+            </w:r>
+          </w:p>
+        </w:tc>
+        <w:tc>
+          <w:tcPr>
+            <w:tcW w:w="2160" w:type="dxa"/>
+          </w:tcPr>
+          <w:p>
+            <w:pPr>
+              <w:rPr>
+                <w:rFonts w:ascii="黑体" w:eastAsia="黑体" w:hAnsi="黑体" w:hint="eastAsia"/>
+                <w:szCs w:val="32"/>
+              </w:rPr>
+            </w:pPr>
+            <w:r>
+              <w:rPr>
+                <w:rFonts w:ascii="黑体" w:eastAsia="黑体" w:hAnsi="黑体"/>
+                <w:szCs w:val="32"/>
+              </w:rPr>
+              <w:t>下载PPT并打开</w:t>
+            </w:r>
+          </w:p>
+        </w:tc>
+        <w:tc>
+          <w:tcPr>
+            <w:tcW w:w="2160" w:type="dxa"/>
+          </w:tcPr>
+          <w:p>
+            <w:pPr>
+              <w:rPr>
+                <w:rFonts w:ascii="黑体" w:eastAsia="黑体" w:hAnsi="黑体" w:hint="eastAsia"/>
+                <w:szCs w:val="32"/>
+                <w:lang w:eastAsia="zh-CN"/>
+              </w:rPr>
+            </w:pPr>
+            <w:r>
+              <w:rPr>
+                <w:rFonts w:ascii="黑体" w:eastAsia="黑体" w:hAnsi="黑体"/>
+                <w:szCs w:val="32"/>
+                <w:lang w:eastAsia="zh-CN"/>
+              </w:rPr>
+              <w:t>深色主题+语法高亮代码图片</w:t>
+            </w:r>
+          </w:p>
+        </w:tc>
+        <w:tc>
+          <w:tcPr>
+            <w:tcW w:w="2160" w:type="dxa"/>
+          </w:tcPr>
+          <w:p>
+            <w:pPr>
+              <w:rPr>
+                <w:rFonts w:ascii="黑体" w:eastAsia="黑体" w:hAnsi="黑体" w:hint="eastAsia"/>
+                <w:szCs w:val="32"/>
+              </w:rPr>
+            </w:pPr>
+            <w:r>
+              <w:rPr>
+                <w:rFonts w:ascii="黑体" w:eastAsia="黑体" w:hAnsi="黑体"/>
+                <w:szCs w:val="32"/>
+              </w:rPr>
+              <w:t>PASS</w:t>
+            </w:r>
+          </w:p>
+        </w:tc>
+      </w:tr>
+      <w:tr>
+        <w:trPr>
+          <w:jc w:val="center"/>
+        </w:trPr>
+        <w:tc>
+          <w:tcPr>
+            <w:tcW w:w="2160" w:type="dxa"/>
+          </w:tcPr>
+          <w:p>
+            <w:pPr>
+              <w:rPr>
+                <w:rFonts w:ascii="黑体" w:eastAsia="黑体" w:hAnsi="黑体" w:hint="eastAsia"/>
+                <w:szCs w:val="32"/>
+              </w:rPr>
+            </w:pPr>
+            <w:r>
+              <w:rPr>
+                <w:rFonts w:ascii="黑体" w:eastAsia="黑体" w:hAnsi="黑体"/>
+                <w:szCs w:val="32"/>
+              </w:rPr>
+              <w:t>4.3</w:t>
+            </w:r>
+          </w:p>
+        </w:tc>
+        <w:tc>
+          <w:tcPr>
+            <w:tcW w:w="2160" w:type="dxa"/>
+          </w:tcPr>
+          <w:p>
+            <w:pPr>
+              <w:rPr>
+                <w:rFonts w:ascii="黑体" w:eastAsia="黑体" w:hAnsi="黑体" w:hint="eastAsia"/>
+                <w:szCs w:val="32"/>
+              </w:rPr>
+            </w:pPr>
+            <w:r>
+              <w:rPr>
+                <w:rFonts w:ascii="黑体" w:eastAsia="黑体" w:hAnsi="黑体"/>
+                <w:szCs w:val="32"/>
+              </w:rPr>
+              <w:t>查看学习资源页</w:t>
+            </w:r>
+          </w:p>
+        </w:tc>
+        <w:tc>
+          <w:tcPr>
+            <w:tcW w:w="2160" w:type="dxa"/>
+          </w:tcPr>
+          <w:p>
+            <w:pPr>
+              <w:rPr>
+                <w:rFonts w:ascii="黑体" w:eastAsia="黑体" w:hAnsi="黑体" w:hint="eastAsia"/>
+                <w:szCs w:val="32"/>
+              </w:rPr>
+            </w:pPr>
+            <w:r>
+              <w:rPr>
+                <w:rFonts w:ascii="黑体" w:eastAsia="黑体" w:hAnsi="黑体"/>
+                <w:szCs w:val="32"/>
+              </w:rPr>
+              <w:t>PPT卡片正确显示</w:t>
+            </w:r>
+          </w:p>
+        </w:tc>
+        <w:tc>
+          <w:tcPr>
+            <w:tcW w:w="2160" w:type="dxa"/>
+          </w:tcPr>
+          <w:p>
+            <w:pPr>
+              <w:rPr>
+                <w:rFonts w:ascii="黑体" w:eastAsia="黑体" w:hAnsi="黑体" w:hint="eastAsia"/>
+                <w:szCs w:val="32"/>
+              </w:rPr>
+            </w:pPr>
+            <w:r>
+              <w:rPr>
+                <w:rFonts w:ascii="黑体" w:eastAsia="黑体" w:hAnsi="黑体"/>
+                <w:szCs w:val="32"/>
+              </w:rPr>
+              <w:t>PASS</w:t>
+            </w:r>
+          </w:p>
+        </w:tc>
+      </w:tr>
+    </w:tbl>
+    <w:p>
+      <w:pPr>
+        <w:rPr>
+          <w:rFonts w:ascii="黑体" w:eastAsia="黑体" w:hAnsi="黑体" w:hint="eastAsia"/>
+          <w:sz w:val="24"/>
+          <w:szCs w:val="24"/>
+          <w:lang w:eastAsia="zh-CN"/>
+        </w:rPr>
+      </w:pPr>
+      <w:r>
+        <w:rPr>
+          <w:rFonts w:ascii="黑体" w:eastAsia="黑体" w:hAnsi="黑体"/>
+          <w:b/>
+          <w:sz w:val="24"/>
+          <w:szCs w:val="24"/>
+          <w:lang w:eastAsia="zh-CN"/>
+        </w:rPr>
+        <w:t>TC5：学习路径（FR3）</w:t>
+      </w:r>
+    </w:p>
+    <w:tbl>
+      <w:tblPr>
+        <w:tblStyle w:val="aff1"/>
+        <w:tblW w:w="0" w:type="auto"/>
+        <w:jc w:val="center"/>
+        <w:tblLook w:val="04A0" w:firstRow="1" w:lastRow="0" w:firstColumn="1" w:lastColumn="0" w:noHBand="0" w:noVBand="1"/>
+      </w:tblPr>
+      <w:tblGrid>
+        <w:gridCol w:w="2160"/>
+        <w:gridCol w:w="2160"/>
+        <w:gridCol w:w="2160"/>
+        <w:gridCol w:w="2160"/>
+      </w:tblGrid>
+      <w:tr>
+        <w:trPr>
+          <w:jc w:val="center"/>
+        </w:trPr>
+        <w:tc>
+          <w:tcPr>
+            <w:tcW w:w="2160" w:type="dxa"/>
+          </w:tcPr>
+          <w:p>
+            <w:pPr>
+              <w:rPr>
+                <w:rFonts w:ascii="黑体" w:eastAsia="黑体" w:hAnsi="黑体" w:hint="eastAsia"/>
+                <w:szCs w:val="32"/>
+              </w:rPr>
+            </w:pPr>
+            <w:r>
+              <w:rPr>
+                <w:rFonts w:ascii="黑体" w:eastAsia="黑体" w:hAnsi="黑体"/>
+                <w:b/>
+                <w:szCs w:val="32"/>
+              </w:rPr>
+              <w:t>编号</w:t>
+            </w:r>
+          </w:p>
+        </w:tc>
+        <w:tc>
+          <w:tcPr>
+            <w:tcW w:w="2160" w:type="dxa"/>
+          </w:tcPr>
+          <w:p>
+            <w:pPr>
+              <w:rPr>
+                <w:rFonts w:ascii="黑体" w:eastAsia="黑体" w:hAnsi="黑体" w:hint="eastAsia"/>
+                <w:szCs w:val="32"/>
+              </w:rPr>
+            </w:pPr>
+            <w:r>
+              <w:rPr>
+                <w:rFonts w:ascii="黑体" w:eastAsia="黑体" w:hAnsi="黑体"/>
+                <w:b/>
+                <w:szCs w:val="32"/>
+              </w:rPr>
+              <w:t>测试步骤</w:t>
+            </w:r>
+          </w:p>
+        </w:tc>
+        <w:tc>
+          <w:tcPr>
+            <w:tcW w:w="2160" w:type="dxa"/>
+          </w:tcPr>
+          <w:p>
+            <w:pPr>
+              <w:rPr>
+                <w:rFonts w:ascii="黑体" w:eastAsia="黑体" w:hAnsi="黑体" w:hint="eastAsia"/>
+                <w:szCs w:val="32"/>
+              </w:rPr>
+            </w:pPr>
+            <w:r>
+              <w:rPr>
+                <w:rFonts w:ascii="黑体" w:eastAsia="黑体" w:hAnsi="黑体"/>
+                <w:b/>
+                <w:szCs w:val="32"/>
+              </w:rPr>
+              <w:t>预期结果</w:t>
+            </w:r>
+          </w:p>
+        </w:tc>
+        <w:tc>
+          <w:tcPr>
+            <w:tcW w:w="2160" w:type="dxa"/>
+          </w:tcPr>
+          <w:p>
+            <w:pPr>
+              <w:rPr>
+                <w:rFonts w:ascii="黑体" w:eastAsia="黑体" w:hAnsi="黑体" w:hint="eastAsia"/>
+                <w:szCs w:val="32"/>
+              </w:rPr>
+            </w:pPr>
+            <w:r>
+              <w:rPr>
+                <w:rFonts w:ascii="黑体" w:eastAsia="黑体" w:hAnsi="黑体"/>
+                <w:b/>
+                <w:szCs w:val="32"/>
+              </w:rPr>
+              <w:t>实际结果</w:t>
+            </w:r>
+          </w:p>
+        </w:tc>
+      </w:tr>
+      <w:tr>
+        <w:trPr>
+          <w:jc w:val="center"/>
+        </w:trPr>
+        <w:tc>
+          <w:tcPr>
+            <w:tcW w:w="2160" w:type="dxa"/>
+          </w:tcPr>
+          <w:p>
+            <w:pPr>
+              <w:rPr>
+                <w:rFonts w:ascii="黑体" w:eastAsia="黑体" w:hAnsi="黑体" w:hint="eastAsia"/>
+                <w:szCs w:val="32"/>
+              </w:rPr>
+            </w:pPr>
+            <w:r>
+              <w:rPr>
+                <w:rFonts w:ascii="黑体" w:eastAsia="黑体" w:hAnsi="黑体"/>
+                <w:szCs w:val="32"/>
+              </w:rPr>
+              <w:t>5.1</w:t>
+            </w:r>
+          </w:p>
+        </w:tc>
+        <w:tc>
+          <w:tcPr>
+            <w:tcW w:w="2160" w:type="dxa"/>
+          </w:tcPr>
+          <w:p>
+            <w:pPr>
+              <w:rPr>
+                <w:rFonts w:ascii="黑体" w:eastAsia="黑体" w:hAnsi="黑体" w:hint="eastAsia"/>
+                <w:szCs w:val="32"/>
+                <w:lang w:eastAsia="zh-CN"/>
+              </w:rPr>
+            </w:pPr>
+            <w:r>
+              <w:rPr>
+                <w:rFonts w:ascii="黑体" w:eastAsia="黑体" w:hAnsi="黑体"/>
+                <w:szCs w:val="32"/>
+                <w:lang w:eastAsia="zh-CN"/>
+              </w:rPr>
+              <w:t>点击「学习路径」按钮</w:t>
+            </w:r>
+          </w:p>
+        </w:tc>
+        <w:tc>
+          <w:tcPr>
+            <w:tcW w:w="2160" w:type="dxa"/>
+          </w:tcPr>
+          <w:p>
+            <w:pPr>
+              <w:rPr>
+                <w:rFonts w:ascii="黑体" w:eastAsia="黑体" w:hAnsi="黑体" w:hint="eastAsia"/>
+                <w:szCs w:val="32"/>
+                <w:lang w:eastAsia="zh-CN"/>
+              </w:rPr>
+            </w:pPr>
+            <w:r>
+              <w:rPr>
+                <w:rFonts w:ascii="黑体" w:eastAsia="黑体" w:hAnsi="黑体"/>
+                <w:szCs w:val="32"/>
+                <w:lang w:eastAsia="zh-CN"/>
+              </w:rPr>
+              <w:t>生成路径JSON+横向卡片流程图</w:t>
+            </w:r>
+          </w:p>
+        </w:tc>
+        <w:tc>
+          <w:tcPr>
+            <w:tcW w:w="2160" w:type="dxa"/>
+          </w:tcPr>
+          <w:p>
+            <w:pPr>
+              <w:rPr>
+                <w:rFonts w:ascii="黑体" w:eastAsia="黑体" w:hAnsi="黑体" w:hint="eastAsia"/>
+                <w:szCs w:val="32"/>
+              </w:rPr>
+            </w:pPr>
+            <w:r>
+              <w:rPr>
+                <w:rFonts w:ascii="黑体" w:eastAsia="黑体" w:hAnsi="黑体"/>
+                <w:szCs w:val="32"/>
+              </w:rPr>
+              <w:t>PASS</w:t>
+            </w:r>
+          </w:p>
+        </w:tc>
+      </w:tr>
+      <w:tr>
+        <w:trPr>
+          <w:jc w:val="center"/>
+        </w:trPr>
+        <w:tc>
+          <w:tcPr>
+            <w:tcW w:w="2160" w:type="dxa"/>
+          </w:tcPr>
+          <w:p>
+            <w:pPr>
+              <w:rPr>
+                <w:rFonts w:ascii="黑体" w:eastAsia="黑体" w:hAnsi="黑体" w:hint="eastAsia"/>
+                <w:szCs w:val="32"/>
+              </w:rPr>
+            </w:pPr>
+            <w:r>
+              <w:rPr>
+                <w:rFonts w:ascii="黑体" w:eastAsia="黑体" w:hAnsi="黑体"/>
+                <w:szCs w:val="32"/>
+              </w:rPr>
+              <w:t>5.2</w:t>
+            </w:r>
+          </w:p>
+        </w:tc>
+        <w:tc>
+          <w:tcPr>
+            <w:tcW w:w="2160" w:type="dxa"/>
+          </w:tcPr>
+          <w:p>
+            <w:pPr>
+              <w:rPr>
+                <w:rFonts w:ascii="黑体" w:eastAsia="黑体" w:hAnsi="黑体" w:hint="eastAsia"/>
+                <w:szCs w:val="32"/>
+              </w:rPr>
+            </w:pPr>
+            <w:r>
+              <w:rPr>
+                <w:rFonts w:ascii="黑体" w:eastAsia="黑体" w:hAnsi="黑体"/>
+                <w:szCs w:val="32"/>
+              </w:rPr>
+              <w:t>切换到路径页</w:t>
+            </w:r>
+          </w:p>
+        </w:tc>
+        <w:tc>
+          <w:tcPr>
+            <w:tcW w:w="2160" w:type="dxa"/>
+          </w:tcPr>
+          <w:p>
+            <w:pPr>
+              <w:rPr>
+                <w:rFonts w:ascii="黑体" w:eastAsia="黑体" w:hAnsi="黑体" w:hint="eastAsia"/>
+                <w:szCs w:val="32"/>
+                <w:lang w:eastAsia="zh-CN"/>
+              </w:rPr>
+            </w:pPr>
+            <w:r>
+              <w:rPr>
+                <w:rFonts w:ascii="黑体" w:eastAsia="黑体" w:hAnsi="黑体"/>
+                <w:szCs w:val="32"/>
+                <w:lang w:eastAsia="zh-CN"/>
+              </w:rPr>
+              <w:t>多课程分组展示，含节点/时间/目标</w:t>
+            </w:r>
+          </w:p>
+        </w:tc>
+        <w:tc>
+          <w:tcPr>
+            <w:tcW w:w="2160" w:type="dxa"/>
+          </w:tcPr>
+          <w:p>
+            <w:pPr>
+              <w:rPr>
+                <w:rFonts w:ascii="黑体" w:eastAsia="黑体" w:hAnsi="黑体" w:hint="eastAsia"/>
+                <w:szCs w:val="32"/>
+              </w:rPr>
+            </w:pPr>
+            <w:r>
+              <w:rPr>
+                <w:rFonts w:ascii="黑体" w:eastAsia="黑体" w:hAnsi="黑体"/>
+                <w:szCs w:val="32"/>
+              </w:rPr>
+              <w:t>PASS</w:t>
+            </w:r>
+          </w:p>
+        </w:tc>
+      </w:tr>
+      <w:tr>
+        <w:trPr>
+          <w:jc w:val="center"/>
+        </w:trPr>
+        <w:tc>
+          <w:tcPr>
+            <w:tcW w:w="2160" w:type="dxa"/>
+          </w:tcPr>
+          <w:p>
+            <w:pPr>
+              <w:rPr>
+                <w:rFonts w:ascii="黑体" w:eastAsia="黑体" w:hAnsi="黑体" w:hint="eastAsia"/>
+                <w:szCs w:val="32"/>
+              </w:rPr>
+            </w:pPr>
+            <w:r>
+              <w:rPr>
+                <w:rFonts w:ascii="黑体" w:eastAsia="黑体" w:hAnsi="黑体"/>
+                <w:szCs w:val="32"/>
+              </w:rPr>
+              <w:t>5.3</w:t>
+            </w:r>
+          </w:p>
+        </w:tc>
+        <w:tc>
+          <w:tcPr>
+            <w:tcW w:w="2160" w:type="dxa"/>
+          </w:tcPr>
+          <w:p>
+            <w:pPr>
+              <w:rPr>
+                <w:rFonts w:ascii="黑体" w:eastAsia="黑体" w:hAnsi="黑体" w:hint="eastAsia"/>
+                <w:szCs w:val="32"/>
+                <w:lang w:eastAsia="zh-CN"/>
+              </w:rPr>
+            </w:pPr>
+            <w:r>
+              <w:rPr>
+                <w:rFonts w:ascii="黑体" w:eastAsia="黑体" w:hAnsi="黑体"/>
+                <w:szCs w:val="32"/>
+                <w:lang w:eastAsia="zh-CN"/>
+              </w:rPr>
+              <w:t>点击节点切换完成状态</w:t>
+            </w:r>
+          </w:p>
+        </w:tc>
+        <w:tc>
+          <w:tcPr>
+            <w:tcW w:w="2160" w:type="dxa"/>
+          </w:tcPr>
+          <w:p>
+            <w:pPr>
+              <w:rPr>
+                <w:rFonts w:ascii="黑体" w:eastAsia="黑体" w:hAnsi="黑体" w:hint="eastAsia"/>
+                <w:szCs w:val="32"/>
+                <w:lang w:eastAsia="zh-CN"/>
+              </w:rPr>
+            </w:pPr>
+            <w:r>
+              <w:rPr>
+                <w:rFonts w:ascii="黑体" w:eastAsia="黑体" w:hAnsi="黑体"/>
+                <w:szCs w:val="32"/>
+                <w:lang w:eastAsia="zh-CN"/>
+              </w:rPr>
+              <w:t>完成/未完成切换，后续节点锁定/解锁</w:t>
+            </w:r>
+          </w:p>
+        </w:tc>
+        <w:tc>
+          <w:tcPr>
+            <w:tcW w:w="2160" w:type="dxa"/>
+          </w:tcPr>
+          <w:p>
+            <w:pPr>
+              <w:rPr>
+                <w:rFonts w:ascii="黑体" w:eastAsia="黑体" w:hAnsi="黑体" w:hint="eastAsia"/>
+                <w:szCs w:val="32"/>
+              </w:rPr>
+            </w:pPr>
+            <w:r>
+              <w:rPr>
+                <w:rFonts w:ascii="黑体" w:eastAsia="黑体" w:hAnsi="黑体"/>
+                <w:szCs w:val="32"/>
+              </w:rPr>
+              <w:t>PASS</w:t>
+            </w:r>
+          </w:p>
+        </w:tc>
+      </w:tr>
+      <w:tr>
+        <w:trPr>
+          <w:jc w:val="center"/>
+        </w:trPr>
+        <w:tc>
+          <w:tcPr>
+            <w:tcW w:w="2160" w:type="dxa"/>
+          </w:tcPr>
+          <w:p>
+            <w:pPr>
+              <w:rPr>
+                <w:rFonts w:ascii="黑体" w:eastAsia="黑体" w:hAnsi="黑体" w:hint="eastAsia"/>
+                <w:szCs w:val="32"/>
+              </w:rPr>
+            </w:pPr>
+            <w:r>
+              <w:rPr>
+                <w:rFonts w:ascii="黑体" w:eastAsia="黑体" w:hAnsi="黑体"/>
+                <w:szCs w:val="32"/>
+              </w:rPr>
+              <w:t>5.4</w:t>
+            </w:r>
+          </w:p>
+        </w:tc>
+        <w:tc>
+          <w:tcPr>
+            <w:tcW w:w="2160" w:type="dxa"/>
+          </w:tcPr>
+          <w:p>
+            <w:pPr>
+              <w:rPr>
+                <w:rFonts w:ascii="黑体" w:eastAsia="黑体" w:hAnsi="黑体" w:hint="eastAsia"/>
+                <w:szCs w:val="32"/>
+              </w:rPr>
+            </w:pPr>
+            <w:r>
+              <w:rPr>
+                <w:rFonts w:ascii="黑体" w:eastAsia="黑体" w:hAnsi="黑体"/>
+                <w:szCs w:val="32"/>
+              </w:rPr>
+              <w:t>刷新页面</w:t>
+            </w:r>
+          </w:p>
+        </w:tc>
+        <w:tc>
+          <w:tcPr>
+            <w:tcW w:w="2160" w:type="dxa"/>
+          </w:tcPr>
+          <w:p>
+            <w:pPr>
+              <w:rPr>
+                <w:rFonts w:ascii="黑体" w:eastAsia="黑体" w:hAnsi="黑体" w:hint="eastAsia"/>
+                <w:szCs w:val="32"/>
+              </w:rPr>
+            </w:pPr>
+            <w:r>
+              <w:rPr>
+                <w:rFonts w:ascii="黑体" w:eastAsia="黑体" w:hAnsi="黑体"/>
+                <w:szCs w:val="32"/>
+              </w:rPr>
+              <w:t>进度持久化保存</w:t>
+            </w:r>
+          </w:p>
+        </w:tc>
+        <w:tc>
+          <w:tcPr>
+            <w:tcW w:w="2160" w:type="dxa"/>
+          </w:tcPr>
+          <w:p>
+            <w:pPr>
+              <w:rPr>
+                <w:rFonts w:ascii="黑体" w:eastAsia="黑体" w:hAnsi="黑体" w:hint="eastAsia"/>
+                <w:szCs w:val="32"/>
+              </w:rPr>
+            </w:pPr>
+            <w:r>
+              <w:rPr>
+                <w:rFonts w:ascii="黑体" w:eastAsia="黑体" w:hAnsi="黑体"/>
+                <w:szCs w:val="32"/>
+              </w:rPr>
+              <w:t>PASS</w:t>
+            </w:r>
+          </w:p>
+        </w:tc>
+      </w:tr>
+      <w:tr>
+        <w:trPr>
+          <w:jc w:val="center"/>
+        </w:trPr>
+        <w:tc>
+          <w:tcPr>
+            <w:tcW w:w="2160" w:type="dxa"/>
+          </w:tcPr>
+          <w:p>
+            <w:pPr>
+              <w:rPr>
+                <w:rFonts w:ascii="黑体" w:eastAsia="黑体" w:hAnsi="黑体" w:hint="eastAsia"/>
+                <w:szCs w:val="32"/>
+              </w:rPr>
+            </w:pPr>
+            <w:r>
+              <w:rPr>
+                <w:rFonts w:ascii="黑体" w:eastAsia="黑体" w:hAnsi="黑体"/>
+                <w:szCs w:val="32"/>
+              </w:rPr>
+              <w:t>5.5</w:t>
+            </w:r>
+          </w:p>
+        </w:tc>
+        <w:tc>
+          <w:tcPr>
+            <w:tcW w:w="2160" w:type="dxa"/>
+          </w:tcPr>
+          <w:p>
+            <w:pPr>
+              <w:rPr>
+                <w:rFonts w:ascii="黑体" w:eastAsia="黑体" w:hAnsi="黑体" w:hint="eastAsia"/>
+                <w:szCs w:val="32"/>
+                <w:lang w:eastAsia="zh-CN"/>
+              </w:rPr>
+            </w:pPr>
+            <w:r>
+              <w:rPr>
+                <w:rFonts w:ascii="黑体" w:eastAsia="黑体" w:hAnsi="黑体"/>
+                <w:szCs w:val="32"/>
+                <w:lang w:eastAsia="zh-CN"/>
+              </w:rPr>
+              <w:t>点击节点旁"生成讲义"按钮</w:t>
+            </w:r>
+          </w:p>
+        </w:tc>
+        <w:tc>
+          <w:tcPr>
+            <w:tcW w:w="2160" w:type="dxa"/>
+          </w:tcPr>
+          <w:p>
+            <w:pPr>
+              <w:rPr>
+                <w:rFonts w:ascii="黑体" w:eastAsia="黑体" w:hAnsi="黑体" w:hint="eastAsia"/>
+                <w:szCs w:val="32"/>
+                <w:lang w:eastAsia="zh-CN"/>
+              </w:rPr>
+            </w:pPr>
+            <w:r>
+              <w:rPr>
+                <w:rFonts w:ascii="黑体" w:eastAsia="黑体" w:hAnsi="黑体"/>
+                <w:szCs w:val="32"/>
+                <w:lang w:eastAsia="zh-CN"/>
+              </w:rPr>
+              <w:t>流式生成资源并保存到资源页</w:t>
+            </w:r>
+          </w:p>
+        </w:tc>
+        <w:tc>
+          <w:tcPr>
+            <w:tcW w:w="2160" w:type="dxa"/>
+          </w:tcPr>
+          <w:p>
+            <w:pPr>
+              <w:rPr>
+                <w:rFonts w:ascii="黑体" w:eastAsia="黑体" w:hAnsi="黑体" w:hint="eastAsia"/>
+                <w:szCs w:val="32"/>
+              </w:rPr>
+            </w:pPr>
+            <w:r>
+              <w:rPr>
+                <w:rFonts w:ascii="黑体" w:eastAsia="黑体" w:hAnsi="黑体"/>
+                <w:szCs w:val="32"/>
+              </w:rPr>
+              <w:t>PASS</w:t>
+            </w:r>
+          </w:p>
+        </w:tc>
+      </w:tr>
+    </w:tbl>
+    <w:p>
+      <w:pPr>
+        <w:rPr>
+          <w:rFonts w:ascii="黑体" w:eastAsia="黑体" w:hAnsi="黑体" w:hint="eastAsia"/>
+          <w:sz w:val="24"/>
+          <w:szCs w:val="24"/>
+          <w:lang w:eastAsia="zh-CN"/>
+        </w:rPr>
+      </w:pPr>
+      <w:r>
+        <w:rPr>
+          <w:rFonts w:ascii="黑体" w:eastAsia="黑体" w:hAnsi="黑体"/>
+          <w:b/>
+          <w:sz w:val="24"/>
+          <w:szCs w:val="24"/>
+          <w:lang w:eastAsia="zh-CN"/>
+        </w:rPr>
+        <w:t>TC6：智能辅导（FR4）</w:t>
+      </w:r>
+    </w:p>
+    <w:tbl>
+      <w:tblPr>
+        <w:tblStyle w:val="aff1"/>
+        <w:tblW w:w="0" w:type="auto"/>
+        <w:jc w:val="center"/>
+        <w:tblLook w:val="04A0" w:firstRow="1" w:lastRow="0" w:firstColumn="1" w:lastColumn="0" w:noHBand="0" w:noVBand="1"/>
+      </w:tblPr>
+      <w:tblGrid>
+        <w:gridCol w:w="2160"/>
+        <w:gridCol w:w="2160"/>
+        <w:gridCol w:w="2160"/>
+        <w:gridCol w:w="2160"/>
+      </w:tblGrid>
+      <w:tr>
+        <w:trPr>
+          <w:jc w:val="center"/>
+        </w:trPr>
+        <w:tc>
+          <w:tcPr>
+            <w:tcW w:w="2160" w:type="dxa"/>
+          </w:tcPr>
+          <w:p>
+            <w:pPr>
+              <w:rPr>
+                <w:rFonts w:ascii="黑体" w:eastAsia="黑体" w:hAnsi="黑体" w:hint="eastAsia"/>
+                <w:szCs w:val="32"/>
+              </w:rPr>
+            </w:pPr>
+            <w:r>
+              <w:rPr>
+                <w:rFonts w:ascii="黑体" w:eastAsia="黑体" w:hAnsi="黑体"/>
+                <w:b/>
+                <w:szCs w:val="32"/>
+              </w:rPr>
+              <w:t>编号</w:t>
+            </w:r>
+          </w:p>
+        </w:tc>
+        <w:tc>
+          <w:tcPr>
+            <w:tcW w:w="2160" w:type="dxa"/>
+          </w:tcPr>
+          <w:p>
+            <w:pPr>
+              <w:rPr>
+                <w:rFonts w:ascii="黑体" w:eastAsia="黑体" w:hAnsi="黑体" w:hint="eastAsia"/>
+                <w:szCs w:val="32"/>
+              </w:rPr>
+            </w:pPr>
+            <w:r>
+              <w:rPr>
+                <w:rFonts w:ascii="黑体" w:eastAsia="黑体" w:hAnsi="黑体"/>
+                <w:b/>
+                <w:szCs w:val="32"/>
+              </w:rPr>
+              <w:t>测试步骤</w:t>
+            </w:r>
+          </w:p>
+        </w:tc>
+        <w:tc>
+          <w:tcPr>
+            <w:tcW w:w="2160" w:type="dxa"/>
+          </w:tcPr>
+          <w:p>
+            <w:pPr>
+              <w:rPr>
+                <w:rFonts w:ascii="黑体" w:eastAsia="黑体" w:hAnsi="黑体" w:hint="eastAsia"/>
+                <w:szCs w:val="32"/>
+              </w:rPr>
+            </w:pPr>
+            <w:r>
+              <w:rPr>
+                <w:rFonts w:ascii="黑体" w:eastAsia="黑体" w:hAnsi="黑体"/>
+                <w:b/>
+                <w:szCs w:val="32"/>
+              </w:rPr>
+              <w:t>预期结果</w:t>
+            </w:r>
+          </w:p>
+        </w:tc>
+        <w:tc>
+          <w:tcPr>
+            <w:tcW w:w="2160" w:type="dxa"/>
+          </w:tcPr>
+          <w:p>
+            <w:pPr>
+              <w:rPr>
+                <w:rFonts w:ascii="黑体" w:eastAsia="黑体" w:hAnsi="黑体" w:hint="eastAsia"/>
+                <w:szCs w:val="32"/>
+              </w:rPr>
+            </w:pPr>
+            <w:r>
+              <w:rPr>
+                <w:rFonts w:ascii="黑体" w:eastAsia="黑体" w:hAnsi="黑体"/>
+                <w:b/>
+                <w:szCs w:val="32"/>
+              </w:rPr>
+              <w:t>实际结果</w:t>
+            </w:r>
+          </w:p>
+        </w:tc>
+      </w:tr>
+      <w:tr>
+        <w:trPr>
+          <w:jc w:val="center"/>
+        </w:trPr>
+        <w:tc>
+          <w:tcPr>
+            <w:tcW w:w="2160" w:type="dxa"/>
+          </w:tcPr>
+          <w:p>
+            <w:pPr>
+              <w:rPr>
+                <w:rFonts w:ascii="黑体" w:eastAsia="黑体" w:hAnsi="黑体" w:hint="eastAsia"/>
+                <w:szCs w:val="32"/>
+              </w:rPr>
+            </w:pPr>
+            <w:r>
+              <w:rPr>
+                <w:rFonts w:ascii="黑体" w:eastAsia="黑体" w:hAnsi="黑体"/>
+                <w:szCs w:val="32"/>
+              </w:rPr>
+              <w:t>6.1</w:t>
+            </w:r>
+          </w:p>
+        </w:tc>
+        <w:tc>
+          <w:tcPr>
+            <w:tcW w:w="2160" w:type="dxa"/>
+          </w:tcPr>
+          <w:p>
+            <w:pPr>
+              <w:rPr>
+                <w:rFonts w:ascii="黑体" w:eastAsia="黑体" w:hAnsi="黑体" w:hint="eastAsia"/>
+                <w:szCs w:val="32"/>
+              </w:rPr>
+            </w:pPr>
+            <w:r>
+              <w:rPr>
+                <w:rFonts w:ascii="黑体" w:eastAsia="黑体" w:hAnsi="黑体"/>
+                <w:szCs w:val="32"/>
+              </w:rPr>
+              <w:t>发送"反向传播是什么"</w:t>
+            </w:r>
+          </w:p>
+        </w:tc>
+        <w:tc>
+          <w:tcPr>
+            <w:tcW w:w="2160" w:type="dxa"/>
+          </w:tcPr>
+          <w:p>
+            <w:pPr>
+              <w:rPr>
+                <w:rFonts w:ascii="黑体" w:eastAsia="黑体" w:hAnsi="黑体" w:hint="eastAsia"/>
+                <w:szCs w:val="32"/>
+                <w:lang w:eastAsia="zh-CN"/>
+              </w:rPr>
+            </w:pPr>
+            <w:r>
+              <w:rPr>
+                <w:rFonts w:ascii="黑体" w:eastAsia="黑体" w:hAnsi="黑体"/>
+                <w:szCs w:val="32"/>
+                <w:lang w:eastAsia="zh-CN"/>
+              </w:rPr>
+              <w:t>AI按7步流程讲解，含类比和代码</w:t>
+            </w:r>
+          </w:p>
+        </w:tc>
+        <w:tc>
+          <w:tcPr>
+            <w:tcW w:w="2160" w:type="dxa"/>
+          </w:tcPr>
+          <w:p>
+            <w:pPr>
+              <w:rPr>
+                <w:rFonts w:ascii="黑体" w:eastAsia="黑体" w:hAnsi="黑体" w:hint="eastAsia"/>
+                <w:szCs w:val="32"/>
+              </w:rPr>
+            </w:pPr>
+            <w:r>
+              <w:rPr>
+                <w:rFonts w:ascii="黑体" w:eastAsia="黑体" w:hAnsi="黑体"/>
+                <w:szCs w:val="32"/>
+              </w:rPr>
+              <w:t>PASS</w:t>
+            </w:r>
+          </w:p>
+        </w:tc>
+      </w:tr>
+      <w:tr>
+        <w:trPr>
+          <w:jc w:val="center"/>
+        </w:trPr>
+        <w:tc>
+          <w:tcPr>
+            <w:tcW w:w="2160" w:type="dxa"/>
+          </w:tcPr>
+          <w:p>
+            <w:pPr>
+              <w:rPr>
+                <w:rFonts w:ascii="黑体" w:eastAsia="黑体" w:hAnsi="黑体" w:hint="eastAsia"/>
+                <w:szCs w:val="32"/>
+              </w:rPr>
+            </w:pPr>
+            <w:r>
+              <w:rPr>
+                <w:rFonts w:ascii="黑体" w:eastAsia="黑体" w:hAnsi="黑体"/>
+                <w:szCs w:val="32"/>
+              </w:rPr>
+              <w:t>6.2</w:t>
+            </w:r>
+          </w:p>
+        </w:tc>
+        <w:tc>
+          <w:tcPr>
+            <w:tcW w:w="2160" w:type="dxa"/>
+          </w:tcPr>
+          <w:p>
+            <w:pPr>
+              <w:rPr>
+                <w:rFonts w:ascii="黑体" w:eastAsia="黑体" w:hAnsi="黑体" w:hint="eastAsia"/>
+                <w:szCs w:val="32"/>
+              </w:rPr>
+            </w:pPr>
+            <w:r>
+              <w:rPr>
+                <w:rFonts w:ascii="黑体" w:eastAsia="黑体" w:hAnsi="黑体"/>
+                <w:szCs w:val="32"/>
+              </w:rPr>
+              <w:t>检查回复风格</w:t>
+            </w:r>
+          </w:p>
+        </w:tc>
+        <w:tc>
+          <w:tcPr>
+            <w:tcW w:w="2160" w:type="dxa"/>
+          </w:tcPr>
+          <w:p>
+            <w:pPr>
+              <w:rPr>
+                <w:rFonts w:ascii="黑体" w:eastAsia="黑体" w:hAnsi="黑体" w:hint="eastAsia"/>
+                <w:szCs w:val="32"/>
+                <w:lang w:eastAsia="zh-CN"/>
+              </w:rPr>
+            </w:pPr>
+            <w:r>
+              <w:rPr>
+                <w:rFonts w:ascii="黑体" w:eastAsia="黑体" w:hAnsi="黑体"/>
+                <w:szCs w:val="32"/>
+                <w:lang w:eastAsia="zh-CN"/>
+              </w:rPr>
+              <w:t>亲切口语化，适当emoji，分段清晰</w:t>
+            </w:r>
+          </w:p>
+        </w:tc>
+        <w:tc>
+          <w:tcPr>
+            <w:tcW w:w="2160" w:type="dxa"/>
+          </w:tcPr>
+          <w:p>
+            <w:pPr>
+              <w:rPr>
+                <w:rFonts w:ascii="黑体" w:eastAsia="黑体" w:hAnsi="黑体" w:hint="eastAsia"/>
+                <w:szCs w:val="32"/>
+              </w:rPr>
+            </w:pPr>
+            <w:r>
+              <w:rPr>
+                <w:rFonts w:ascii="黑体" w:eastAsia="黑体" w:hAnsi="黑体"/>
+                <w:szCs w:val="32"/>
+              </w:rPr>
+              <w:t>PASS</w:t>
+            </w:r>
+          </w:p>
+        </w:tc>
+      </w:tr>
+    </w:tbl>
+    <w:p>
+      <w:pPr>
+        <w:rPr>
+          <w:rFonts w:ascii="黑体" w:eastAsia="黑体" w:hAnsi="黑体" w:hint="eastAsia"/>
+          <w:sz w:val="24"/>
+          <w:szCs w:val="24"/>
+          <w:lang w:eastAsia="zh-CN"/>
+        </w:rPr>
+      </w:pPr>
+      <w:r>
+        <w:rPr>
+          <w:rFonts w:ascii="黑体" w:eastAsia="黑体" w:hAnsi="黑体"/>
+          <w:b/>
+          <w:sz w:val="24"/>
+          <w:szCs w:val="24"/>
+          <w:lang w:eastAsia="zh-CN"/>
+        </w:rPr>
+        <w:lastRenderedPageBreak/>
+        <w:t>TC7：学习效果评估（FR5）</w:t>
+      </w:r>
+    </w:p>
+    <w:tbl>
+      <w:tblPr>
+        <w:tblStyle w:val="aff1"/>
+        <w:tblW w:w="0" w:type="auto"/>
+        <w:jc w:val="center"/>
+        <w:tblLook w:val="04A0" w:firstRow="1" w:lastRow="0" w:firstColumn="1" w:lastColumn="0" w:noHBand="0" w:noVBand="1"/>
+      </w:tblPr>
+      <w:tblGrid>
+        <w:gridCol w:w="2160"/>
+        <w:gridCol w:w="2160"/>
+        <w:gridCol w:w="2160"/>
+        <w:gridCol w:w="2160"/>
+      </w:tblGrid>
+      <w:tr>
+        <w:trPr>
+          <w:jc w:val="center"/>
+        </w:trPr>
+        <w:tc>
+          <w:tcPr>
+            <w:tcW w:w="2160" w:type="dxa"/>
+          </w:tcPr>
+          <w:p>
+            <w:pPr>
+              <w:rPr>
+                <w:rFonts w:ascii="黑体" w:eastAsia="黑体" w:hAnsi="黑体" w:hint="eastAsia"/>
+                <w:szCs w:val="32"/>
+              </w:rPr>
+            </w:pPr>
+            <w:r>
+              <w:rPr>
+                <w:rFonts w:ascii="黑体" w:eastAsia="黑体" w:hAnsi="黑体"/>
+                <w:b/>
+                <w:szCs w:val="32"/>
+              </w:rPr>
+              <w:t>编号</w:t>
+            </w:r>
+          </w:p>
+        </w:tc>
+        <w:tc>
+          <w:tcPr>
+            <w:tcW w:w="2160" w:type="dxa"/>
+          </w:tcPr>
+          <w:p>
+            <w:pPr>
+              <w:rPr>
+                <w:rFonts w:ascii="黑体" w:eastAsia="黑体" w:hAnsi="黑体" w:hint="eastAsia"/>
+                <w:szCs w:val="32"/>
+              </w:rPr>
+            </w:pPr>
+            <w:r>
+              <w:rPr>
+                <w:rFonts w:ascii="黑体" w:eastAsia="黑体" w:hAnsi="黑体"/>
+                <w:b/>
+                <w:szCs w:val="32"/>
+              </w:rPr>
+              <w:t>测试步骤</w:t>
+            </w:r>
+          </w:p>
+        </w:tc>
+        <w:tc>
+          <w:tcPr>
+            <w:tcW w:w="2160" w:type="dxa"/>
+          </w:tcPr>
+          <w:p>
+            <w:pPr>
+              <w:rPr>
+                <w:rFonts w:ascii="黑体" w:eastAsia="黑体" w:hAnsi="黑体" w:hint="eastAsia"/>
+                <w:szCs w:val="32"/>
+              </w:rPr>
+            </w:pPr>
+            <w:r>
+              <w:rPr>
+                <w:rFonts w:ascii="黑体" w:eastAsia="黑体" w:hAnsi="黑体"/>
+                <w:b/>
+                <w:szCs w:val="32"/>
+              </w:rPr>
+              <w:t>预期结果</w:t>
+            </w:r>
+          </w:p>
+        </w:tc>
+        <w:tc>
+          <w:tcPr>
+            <w:tcW w:w="2160" w:type="dxa"/>
+          </w:tcPr>
+          <w:p>
+            <w:pPr>
+              <w:rPr>
+                <w:rFonts w:ascii="黑体" w:eastAsia="黑体" w:hAnsi="黑体" w:hint="eastAsia"/>
+                <w:szCs w:val="32"/>
+              </w:rPr>
+            </w:pPr>
+            <w:r>
+              <w:rPr>
+                <w:rFonts w:ascii="黑体" w:eastAsia="黑体" w:hAnsi="黑体"/>
+                <w:b/>
+                <w:szCs w:val="32"/>
+              </w:rPr>
+              <w:t>实际结果</w:t>
+            </w:r>
+          </w:p>
+        </w:tc>
+      </w:tr>
+      <w:tr>
+        <w:trPr>
+          <w:jc w:val="center"/>
+        </w:trPr>
+        <w:tc>
+          <w:tcPr>
+            <w:tcW w:w="2160" w:type="dxa"/>
+          </w:tcPr>
+          <w:p>
+            <w:pPr>
+              <w:rPr>
+                <w:rFonts w:ascii="黑体" w:eastAsia="黑体" w:hAnsi="黑体" w:hint="eastAsia"/>
+                <w:szCs w:val="32"/>
+              </w:rPr>
+            </w:pPr>
+            <w:r>
+              <w:rPr>
+                <w:rFonts w:ascii="黑体" w:eastAsia="黑体" w:hAnsi="黑体"/>
+                <w:szCs w:val="32"/>
+              </w:rPr>
+              <w:t>7.1</w:t>
+            </w:r>
+          </w:p>
+        </w:tc>
+        <w:tc>
+          <w:tcPr>
+            <w:tcW w:w="2160" w:type="dxa"/>
+          </w:tcPr>
+          <w:p>
+            <w:pPr>
+              <w:rPr>
+                <w:rFonts w:ascii="黑体" w:eastAsia="黑体" w:hAnsi="黑体" w:hint="eastAsia"/>
+                <w:szCs w:val="32"/>
+                <w:lang w:eastAsia="zh-CN"/>
+              </w:rPr>
+            </w:pPr>
+            <w:r>
+              <w:rPr>
+                <w:rFonts w:ascii="黑体" w:eastAsia="黑体" w:hAnsi="黑体"/>
+                <w:szCs w:val="32"/>
+                <w:lang w:eastAsia="zh-CN"/>
+              </w:rPr>
+              <w:t>对话中发送"帮我评估一下学习效果"</w:t>
+            </w:r>
+          </w:p>
+        </w:tc>
+        <w:tc>
+          <w:tcPr>
+            <w:tcW w:w="2160" w:type="dxa"/>
+          </w:tcPr>
+          <w:p>
+            <w:pPr>
+              <w:rPr>
+                <w:rFonts w:ascii="黑体" w:eastAsia="黑体" w:hAnsi="黑体" w:hint="eastAsia"/>
+                <w:szCs w:val="32"/>
+              </w:rPr>
+            </w:pPr>
+            <w:r>
+              <w:rPr>
+                <w:rFonts w:ascii="黑体" w:eastAsia="黑体" w:hAnsi="黑体"/>
+                <w:szCs w:val="32"/>
+              </w:rPr>
+              <w:t>EvalAgent返回5维评估报告</w:t>
+            </w:r>
+          </w:p>
+        </w:tc>
+        <w:tc>
+          <w:tcPr>
+            <w:tcW w:w="2160" w:type="dxa"/>
+          </w:tcPr>
+          <w:p>
+            <w:pPr>
+              <w:rPr>
+                <w:rFonts w:ascii="黑体" w:eastAsia="黑体" w:hAnsi="黑体" w:hint="eastAsia"/>
+                <w:szCs w:val="32"/>
+              </w:rPr>
+            </w:pPr>
+            <w:r>
+              <w:rPr>
+                <w:rFonts w:ascii="黑体" w:eastAsia="黑体" w:hAnsi="黑体"/>
+                <w:szCs w:val="32"/>
+              </w:rPr>
+              <w:t>PASS</w:t>
+            </w:r>
+          </w:p>
+        </w:tc>
+      </w:tr>
+      <w:tr>
+        <w:trPr>
+          <w:jc w:val="center"/>
+        </w:trPr>
+        <w:tc>
+          <w:tcPr>
+            <w:tcW w:w="2160" w:type="dxa"/>
+          </w:tcPr>
+          <w:p>
+            <w:pPr>
+              <w:rPr>
+                <w:rFonts w:ascii="黑体" w:eastAsia="黑体" w:hAnsi="黑体" w:hint="eastAsia"/>
+                <w:szCs w:val="32"/>
+              </w:rPr>
+            </w:pPr>
+            <w:r>
+              <w:rPr>
+                <w:rFonts w:ascii="黑体" w:eastAsia="黑体" w:hAnsi="黑体"/>
+                <w:szCs w:val="32"/>
+              </w:rPr>
+              <w:t>7.2</w:t>
+            </w:r>
+          </w:p>
+        </w:tc>
+        <w:tc>
+          <w:tcPr>
+            <w:tcW w:w="2160" w:type="dxa"/>
+          </w:tcPr>
+          <w:p>
+            <w:pPr>
+              <w:rPr>
+                <w:rFonts w:ascii="黑体" w:eastAsia="黑体" w:hAnsi="黑体" w:hint="eastAsia"/>
+                <w:szCs w:val="32"/>
+              </w:rPr>
+            </w:pPr>
+            <w:r>
+              <w:rPr>
+                <w:rFonts w:ascii="黑体" w:eastAsia="黑体" w:hAnsi="黑体"/>
+                <w:szCs w:val="32"/>
+              </w:rPr>
+              <w:t>切换到学习评估页</w:t>
+            </w:r>
+          </w:p>
+        </w:tc>
+        <w:tc>
+          <w:tcPr>
+            <w:tcW w:w="2160" w:type="dxa"/>
+          </w:tcPr>
+          <w:p>
+            <w:pPr>
+              <w:rPr>
+                <w:rFonts w:ascii="黑体" w:eastAsia="黑体" w:hAnsi="黑体" w:hint="eastAsia"/>
+                <w:szCs w:val="32"/>
+                <w:lang w:eastAsia="zh-CN"/>
+              </w:rPr>
+            </w:pPr>
+            <w:r>
+              <w:rPr>
+                <w:rFonts w:ascii="黑体" w:eastAsia="黑体" w:hAnsi="黑体"/>
+                <w:szCs w:val="32"/>
+                <w:lang w:eastAsia="zh-CN"/>
+              </w:rPr>
+              <w:t>显示SVG雷达图+评分+建议</w:t>
+            </w:r>
+          </w:p>
+        </w:tc>
+        <w:tc>
+          <w:tcPr>
+            <w:tcW w:w="2160" w:type="dxa"/>
+          </w:tcPr>
+          <w:p>
+            <w:pPr>
+              <w:rPr>
+                <w:rFonts w:ascii="黑体" w:eastAsia="黑体" w:hAnsi="黑体" w:hint="eastAsia"/>
+                <w:szCs w:val="32"/>
+              </w:rPr>
+            </w:pPr>
+            <w:r>
+              <w:rPr>
+                <w:rFonts w:ascii="黑体" w:eastAsia="黑体" w:hAnsi="黑体"/>
+                <w:szCs w:val="32"/>
+              </w:rPr>
+              <w:t>PASS</w:t>
+            </w:r>
+          </w:p>
+        </w:tc>
+      </w:tr>
+      <w:tr>
+        <w:trPr>
+          <w:jc w:val="center"/>
+        </w:trPr>
+        <w:tc>
+          <w:tcPr>
+            <w:tcW w:w="2160" w:type="dxa"/>
+          </w:tcPr>
+          <w:p>
+            <w:pPr>
+              <w:rPr>
+                <w:rFonts w:ascii="黑体" w:eastAsia="黑体" w:hAnsi="黑体" w:hint="eastAsia"/>
+                <w:szCs w:val="32"/>
+              </w:rPr>
+            </w:pPr>
+            <w:r>
+              <w:rPr>
+                <w:rFonts w:ascii="黑体" w:eastAsia="黑体" w:hAnsi="黑体"/>
+                <w:szCs w:val="32"/>
+              </w:rPr>
+              <w:t>7.3</w:t>
+            </w:r>
+          </w:p>
+        </w:tc>
+        <w:tc>
+          <w:tcPr>
+            <w:tcW w:w="2160" w:type="dxa"/>
+          </w:tcPr>
+          <w:p>
+            <w:pPr>
+              <w:rPr>
+                <w:rFonts w:ascii="黑体" w:eastAsia="黑体" w:hAnsi="黑体" w:hint="eastAsia"/>
+                <w:szCs w:val="32"/>
+              </w:rPr>
+            </w:pPr>
+            <w:r>
+              <w:rPr>
+                <w:rFonts w:ascii="黑体" w:eastAsia="黑体" w:hAnsi="黑体"/>
+                <w:szCs w:val="32"/>
+              </w:rPr>
+              <w:t>点击"重新评估"按钮</w:t>
+            </w:r>
+          </w:p>
+        </w:tc>
+        <w:tc>
+          <w:tcPr>
+            <w:tcW w:w="2160" w:type="dxa"/>
+          </w:tcPr>
+          <w:p>
+            <w:pPr>
+              <w:rPr>
+                <w:rFonts w:ascii="黑体" w:eastAsia="黑体" w:hAnsi="黑体" w:hint="eastAsia"/>
+                <w:szCs w:val="32"/>
+                <w:lang w:eastAsia="zh-CN"/>
+              </w:rPr>
+            </w:pPr>
+            <w:r>
+              <w:rPr>
+                <w:rFonts w:ascii="黑体" w:eastAsia="黑体" w:hAnsi="黑体"/>
+                <w:szCs w:val="32"/>
+                <w:lang w:eastAsia="zh-CN"/>
+              </w:rPr>
+              <w:t>触发新评估，雷达图更新</w:t>
+            </w:r>
+          </w:p>
+        </w:tc>
+        <w:tc>
+          <w:tcPr>
+            <w:tcW w:w="2160" w:type="dxa"/>
+          </w:tcPr>
+          <w:p>
+            <w:pPr>
+              <w:rPr>
+                <w:rFonts w:ascii="黑体" w:eastAsia="黑体" w:hAnsi="黑体" w:hint="eastAsia"/>
+                <w:szCs w:val="32"/>
+              </w:rPr>
+            </w:pPr>
+            <w:r>
+              <w:rPr>
+                <w:rFonts w:ascii="黑体" w:eastAsia="黑体" w:hAnsi="黑体"/>
+                <w:szCs w:val="32"/>
+              </w:rPr>
+              <w:t>PASS</w:t>
+            </w:r>
+          </w:p>
+        </w:tc>
+      </w:tr>
+      <w:tr>
+        <w:trPr>
+          <w:jc w:val="center"/>
+        </w:trPr>
+        <w:tc>
+          <w:tcPr>
+            <w:tcW w:w="2160" w:type="dxa"/>
+          </w:tcPr>
+          <w:p>
+            <w:pPr>
+              <w:rPr>
+                <w:rFonts w:ascii="黑体" w:eastAsia="黑体" w:hAnsi="黑体" w:hint="eastAsia"/>
+                <w:szCs w:val="32"/>
+              </w:rPr>
+            </w:pPr>
+            <w:r>
+              <w:rPr>
+                <w:rFonts w:ascii="黑体" w:eastAsia="黑体" w:hAnsi="黑体"/>
+                <w:szCs w:val="32"/>
+              </w:rPr>
+              <w:t>7.4</w:t>
+            </w:r>
+          </w:p>
+        </w:tc>
+        <w:tc>
+          <w:tcPr>
+            <w:tcW w:w="2160" w:type="dxa"/>
+          </w:tcPr>
+          <w:p>
+            <w:pPr>
+              <w:rPr>
+                <w:rFonts w:ascii="黑体" w:eastAsia="黑体" w:hAnsi="黑体" w:hint="eastAsia"/>
+                <w:szCs w:val="32"/>
+              </w:rPr>
+            </w:pPr>
+            <w:r>
+              <w:rPr>
+                <w:rFonts w:ascii="黑体" w:eastAsia="黑体" w:hAnsi="黑体"/>
+                <w:szCs w:val="32"/>
+              </w:rPr>
+              <w:t>多次评估后查看</w:t>
+            </w:r>
+          </w:p>
+        </w:tc>
+        <w:tc>
+          <w:tcPr>
+            <w:tcW w:w="2160" w:type="dxa"/>
+          </w:tcPr>
+          <w:p>
+            <w:pPr>
+              <w:rPr>
+                <w:rFonts w:ascii="黑体" w:eastAsia="黑体" w:hAnsi="黑体" w:hint="eastAsia"/>
+                <w:szCs w:val="32"/>
+              </w:rPr>
+            </w:pPr>
+            <w:r>
+              <w:rPr>
+                <w:rFonts w:ascii="黑体" w:eastAsia="黑体" w:hAnsi="黑体"/>
+                <w:szCs w:val="32"/>
+              </w:rPr>
+              <w:t>历史趋势柱状图显示</w:t>
+            </w:r>
+          </w:p>
+        </w:tc>
+        <w:tc>
+          <w:tcPr>
+            <w:tcW w:w="2160" w:type="dxa"/>
+          </w:tcPr>
+          <w:p>
+            <w:pPr>
+              <w:rPr>
+                <w:rFonts w:ascii="黑体" w:eastAsia="黑体" w:hAnsi="黑体" w:hint="eastAsia"/>
+                <w:szCs w:val="32"/>
+              </w:rPr>
+            </w:pPr>
+            <w:r>
+              <w:rPr>
+                <w:rFonts w:ascii="黑体" w:eastAsia="黑体" w:hAnsi="黑体"/>
+                <w:szCs w:val="32"/>
+              </w:rPr>
+              <w:t>PASS</w:t>
+            </w:r>
+          </w:p>
+        </w:tc>
+      </w:tr>
+    </w:tbl>
+    <w:p>
+      <w:pPr>
+        <w:rPr>
+          <w:rFonts w:ascii="黑体" w:eastAsia="黑体" w:hAnsi="黑体" w:hint="eastAsia"/>
+          <w:sz w:val="24"/>
+          <w:szCs w:val="24"/>
+        </w:rPr>
+      </w:pPr>
+      <w:r>
+        <w:rPr>
+          <w:rFonts w:ascii="黑体" w:eastAsia="黑体" w:hAnsi="黑体"/>
+          <w:b/>
+          <w:sz w:val="24"/>
+          <w:szCs w:val="24"/>
+        </w:rPr>
+        <w:t>TC8：内容安全（FR6）</w:t>
+      </w:r>
+    </w:p>
+    <w:tbl>
+      <w:tblPr>
+        <w:tblStyle w:val="aff1"/>
+        <w:tblW w:w="0" w:type="auto"/>
+        <w:jc w:val="center"/>
+        <w:tblLook w:val="04A0" w:firstRow="1" w:lastRow="0" w:firstColumn="1" w:lastColumn="0" w:noHBand="0" w:noVBand="1"/>
+      </w:tblPr>
+      <w:tblGrid>
+        <w:gridCol w:w="2160"/>
+        <w:gridCol w:w="2160"/>
+        <w:gridCol w:w="2160"/>
+        <w:gridCol w:w="2160"/>
+      </w:tblGrid>
+      <w:tr>
+        <w:trPr>
+          <w:jc w:val="center"/>
+        </w:trPr>
+        <w:tc>
+          <w:tcPr>
+            <w:tcW w:w="2160" w:type="dxa"/>
+          </w:tcPr>
+          <w:p>
+            <w:pPr>
+              <w:rPr>
+                <w:rFonts w:ascii="黑体" w:eastAsia="黑体" w:hAnsi="黑体" w:hint="eastAsia"/>
+                <w:szCs w:val="32"/>
+              </w:rPr>
+            </w:pPr>
+            <w:r>
+              <w:rPr>
+                <w:rFonts w:ascii="黑体" w:eastAsia="黑体" w:hAnsi="黑体"/>
+                <w:b/>
+                <w:szCs w:val="32"/>
+              </w:rPr>
+              <w:t>编号</w:t>
+            </w:r>
+          </w:p>
+        </w:tc>
+        <w:tc>
+          <w:tcPr>
+            <w:tcW w:w="2160" w:type="dxa"/>
+          </w:tcPr>
+          <w:p>
+            <w:pPr>
+              <w:rPr>
+                <w:rFonts w:ascii="黑体" w:eastAsia="黑体" w:hAnsi="黑体" w:hint="eastAsia"/>
+                <w:szCs w:val="32"/>
+              </w:rPr>
+            </w:pPr>
+            <w:r>
+              <w:rPr>
+                <w:rFonts w:ascii="黑体" w:eastAsia="黑体" w:hAnsi="黑体"/>
+                <w:b/>
+                <w:szCs w:val="32"/>
+              </w:rPr>
+              <w:t>测试步骤</w:t>
+            </w:r>
+          </w:p>
+        </w:tc>
+        <w:tc>
+          <w:tcPr>
+            <w:tcW w:w="2160" w:type="dxa"/>
+          </w:tcPr>
+          <w:p>
+            <w:pPr>
+              <w:rPr>
+                <w:rFonts w:ascii="黑体" w:eastAsia="黑体" w:hAnsi="黑体" w:hint="eastAsia"/>
+                <w:szCs w:val="32"/>
+              </w:rPr>
+            </w:pPr>
+            <w:r>
+              <w:rPr>
+                <w:rFonts w:ascii="黑体" w:eastAsia="黑体" w:hAnsi="黑体"/>
+                <w:b/>
+                <w:szCs w:val="32"/>
+              </w:rPr>
+              <w:t>预期结果</w:t>
+            </w:r>
+          </w:p>
+        </w:tc>
+        <w:tc>
+          <w:tcPr>
+            <w:tcW w:w="2160" w:type="dxa"/>
+          </w:tcPr>
+          <w:p>
+            <w:pPr>
+              <w:rPr>
+                <w:rFonts w:ascii="黑体" w:eastAsia="黑体" w:hAnsi="黑体" w:hint="eastAsia"/>
+                <w:szCs w:val="32"/>
+              </w:rPr>
+            </w:pPr>
+            <w:r>
+              <w:rPr>
+                <w:rFonts w:ascii="黑体" w:eastAsia="黑体" w:hAnsi="黑体"/>
+                <w:b/>
+                <w:szCs w:val="32"/>
+              </w:rPr>
+              <w:t>实际结果</w:t>
+            </w:r>
+          </w:p>
+        </w:tc>
+      </w:tr>
+      <w:tr>
+        <w:trPr>
+          <w:jc w:val="center"/>
+        </w:trPr>
+        <w:tc>
+          <w:tcPr>
+            <w:tcW w:w="2160" w:type="dxa"/>
+          </w:tcPr>
+          <w:p>
+            <w:pPr>
+              <w:rPr>
+                <w:rFonts w:ascii="黑体" w:eastAsia="黑体" w:hAnsi="黑体" w:hint="eastAsia"/>
+                <w:szCs w:val="32"/>
+              </w:rPr>
+            </w:pPr>
+            <w:r>
+              <w:rPr>
+                <w:rFonts w:ascii="黑体" w:eastAsia="黑体" w:hAnsi="黑体"/>
+                <w:szCs w:val="32"/>
+              </w:rPr>
+              <w:t>8.1</w:t>
+            </w:r>
+          </w:p>
+        </w:tc>
+        <w:tc>
+          <w:tcPr>
+            <w:tcW w:w="2160" w:type="dxa"/>
+          </w:tcPr>
+          <w:p>
+            <w:pPr>
+              <w:rPr>
+                <w:rFonts w:ascii="黑体" w:eastAsia="黑体" w:hAnsi="黑体" w:hint="eastAsia"/>
+                <w:szCs w:val="32"/>
+              </w:rPr>
+            </w:pPr>
+            <w:r>
+              <w:rPr>
+                <w:rFonts w:ascii="黑体" w:eastAsia="黑体" w:hAnsi="黑体"/>
+                <w:szCs w:val="32"/>
+              </w:rPr>
+              <w:t>发送含敏感词消息</w:t>
+            </w:r>
+          </w:p>
+        </w:tc>
+        <w:tc>
+          <w:tcPr>
+            <w:tcW w:w="2160" w:type="dxa"/>
+          </w:tcPr>
+          <w:p>
+            <w:pPr>
+              <w:rPr>
+                <w:rFonts w:ascii="黑体" w:eastAsia="黑体" w:hAnsi="黑体" w:hint="eastAsia"/>
+                <w:szCs w:val="32"/>
+                <w:lang w:eastAsia="zh-CN"/>
+              </w:rPr>
+            </w:pPr>
+            <w:r>
+              <w:rPr>
+                <w:rFonts w:ascii="黑体" w:eastAsia="黑体" w:hAnsi="黑体"/>
+                <w:szCs w:val="32"/>
+                <w:lang w:eastAsia="zh-CN"/>
+              </w:rPr>
+              <w:t>提示"消息包含XX内容，已被拦截"</w:t>
+            </w:r>
+          </w:p>
+        </w:tc>
+        <w:tc>
+          <w:tcPr>
+            <w:tcW w:w="2160" w:type="dxa"/>
+          </w:tcPr>
+          <w:p>
+            <w:pPr>
+              <w:rPr>
+                <w:rFonts w:ascii="黑体" w:eastAsia="黑体" w:hAnsi="黑体" w:hint="eastAsia"/>
+                <w:szCs w:val="32"/>
+              </w:rPr>
+            </w:pPr>
+            <w:r>
+              <w:rPr>
+                <w:rFonts w:ascii="黑体" w:eastAsia="黑体" w:hAnsi="黑体"/>
+                <w:szCs w:val="32"/>
+              </w:rPr>
+              <w:t>PASS</w:t>
+            </w:r>
+          </w:p>
+        </w:tc>
+      </w:tr>
+      <w:tr>
+        <w:trPr>
+          <w:jc w:val="center"/>
+        </w:trPr>
+        <w:tc>
+          <w:tcPr>
+            <w:tcW w:w="2160" w:type="dxa"/>
+          </w:tcPr>
+          <w:p>
+            <w:pPr>
+              <w:rPr>
+                <w:rFonts w:ascii="黑体" w:eastAsia="黑体" w:hAnsi="黑体" w:hint="eastAsia"/>
+                <w:szCs w:val="32"/>
+              </w:rPr>
+            </w:pPr>
+            <w:r>
+              <w:rPr>
+                <w:rFonts w:ascii="黑体" w:eastAsia="黑体" w:hAnsi="黑体"/>
+                <w:szCs w:val="32"/>
+              </w:rPr>
+              <w:t>8.2</w:t>
+            </w:r>
+          </w:p>
+        </w:tc>
+        <w:tc>
+          <w:tcPr>
+            <w:tcW w:w="2160" w:type="dxa"/>
+          </w:tcPr>
+          <w:p>
+            <w:pPr>
+              <w:rPr>
+                <w:rFonts w:ascii="黑体" w:eastAsia="黑体" w:hAnsi="黑体" w:hint="eastAsia"/>
+                <w:szCs w:val="32"/>
+              </w:rPr>
+            </w:pPr>
+            <w:r>
+              <w:rPr>
+                <w:rFonts w:ascii="黑体" w:eastAsia="黑体" w:hAnsi="黑体"/>
+                <w:szCs w:val="32"/>
+              </w:rPr>
+              <w:t>发送正常学习消息</w:t>
+            </w:r>
+          </w:p>
+        </w:tc>
+        <w:tc>
+          <w:tcPr>
+            <w:tcW w:w="2160" w:type="dxa"/>
+          </w:tcPr>
+          <w:p>
+            <w:pPr>
+              <w:rPr>
+                <w:rFonts w:ascii="黑体" w:eastAsia="黑体" w:hAnsi="黑体" w:hint="eastAsia"/>
+                <w:szCs w:val="32"/>
+              </w:rPr>
+            </w:pPr>
+            <w:r>
+              <w:rPr>
+                <w:rFonts w:ascii="黑体" w:eastAsia="黑体" w:hAnsi="黑体"/>
+                <w:szCs w:val="32"/>
+              </w:rPr>
+              <w:t>不被误拦截</w:t>
+            </w:r>
+          </w:p>
+        </w:tc>
+        <w:tc>
+          <w:tcPr>
+            <w:tcW w:w="2160" w:type="dxa"/>
+          </w:tcPr>
+          <w:p>
+            <w:pPr>
+              <w:rPr>
+                <w:rFonts w:ascii="黑体" w:eastAsia="黑体" w:hAnsi="黑体" w:hint="eastAsia"/>
+                <w:szCs w:val="32"/>
+              </w:rPr>
+            </w:pPr>
+            <w:r>
+              <w:rPr>
+                <w:rFonts w:ascii="黑体" w:eastAsia="黑体" w:hAnsi="黑体"/>
+                <w:szCs w:val="32"/>
+              </w:rPr>
+              <w:t>PASS</w:t>
+            </w:r>
+          </w:p>
+        </w:tc>
+      </w:tr>
+      <w:tr>
+        <w:trPr>
+          <w:jc w:val="center"/>
+        </w:trPr>
+        <w:tc>
+          <w:tcPr>
+            <w:tcW w:w="2160" w:type="dxa"/>
+          </w:tcPr>
+          <w:p>
+            <w:pPr>
+              <w:rPr>
+                <w:rFonts w:ascii="黑体" w:eastAsia="黑体" w:hAnsi="黑体" w:hint="eastAsia"/>
+                <w:szCs w:val="32"/>
+              </w:rPr>
+            </w:pPr>
+            <w:r>
+              <w:rPr>
+                <w:rFonts w:ascii="黑体" w:eastAsia="黑体" w:hAnsi="黑体"/>
+                <w:szCs w:val="32"/>
+              </w:rPr>
+              <w:t>8.3</w:t>
+            </w:r>
+          </w:p>
+        </w:tc>
+        <w:tc>
+          <w:tcPr>
+            <w:tcW w:w="2160" w:type="dxa"/>
+          </w:tcPr>
+          <w:p>
+            <w:pPr>
+              <w:rPr>
+                <w:rFonts w:ascii="黑体" w:eastAsia="黑体" w:hAnsi="黑体" w:hint="eastAsia"/>
+                <w:szCs w:val="32"/>
+              </w:rPr>
+            </w:pPr>
+            <w:r>
+              <w:rPr>
+                <w:rFonts w:ascii="黑体" w:eastAsia="黑体" w:hAnsi="黑体"/>
+                <w:szCs w:val="32"/>
+              </w:rPr>
+              <w:t>发送Prompt注入攻击</w:t>
+            </w:r>
+          </w:p>
+        </w:tc>
+        <w:tc>
+          <w:tcPr>
+            <w:tcW w:w="2160" w:type="dxa"/>
+          </w:tcPr>
+          <w:p>
+            <w:pPr>
+              <w:rPr>
+                <w:rFonts w:ascii="黑体" w:eastAsia="黑体" w:hAnsi="黑体" w:hint="eastAsia"/>
+                <w:szCs w:val="32"/>
+              </w:rPr>
+            </w:pPr>
+            <w:r>
+              <w:rPr>
+                <w:rFonts w:ascii="黑体" w:eastAsia="黑体" w:hAnsi="黑体"/>
+                <w:szCs w:val="32"/>
+              </w:rPr>
+              <w:t>被识别并拦截</w:t>
+            </w:r>
+          </w:p>
+        </w:tc>
+        <w:tc>
+          <w:tcPr>
+            <w:tcW w:w="2160" w:type="dxa"/>
+          </w:tcPr>
+          <w:p>
+            <w:pPr>
+              <w:rPr>
+                <w:rFonts w:ascii="黑体" w:eastAsia="黑体" w:hAnsi="黑体" w:hint="eastAsia"/>
+                <w:szCs w:val="32"/>
+              </w:rPr>
+            </w:pPr>
+            <w:r>
+              <w:rPr>
+                <w:rFonts w:ascii="黑体" w:eastAsia="黑体" w:hAnsi="黑体"/>
+                <w:szCs w:val="32"/>
+              </w:rPr>
+              <w:t>PASS</w:t>
+            </w:r>
+          </w:p>
+        </w:tc>
+      </w:tr>
+    </w:tbl>
+    <w:p>
+      <w:pPr>
+        <w:rPr>
+          <w:rFonts w:ascii="黑体" w:eastAsia="黑体" w:hAnsi="黑体" w:hint="eastAsia"/>
+          <w:sz w:val="24"/>
+          <w:szCs w:val="24"/>
+          <w:lang w:eastAsia="zh-CN"/>
+        </w:rPr>
+      </w:pPr>
+      <w:r>
+        <w:rPr>
+          <w:rFonts w:ascii="黑体" w:eastAsia="黑体" w:hAnsi="黑体"/>
+          <w:b/>
+          <w:sz w:val="24"/>
+          <w:szCs w:val="24"/>
+          <w:lang w:eastAsia="zh-CN"/>
+        </w:rPr>
+        <w:t>TC9：全套资源生成（FR2-协同）</w:t>
+      </w:r>
+    </w:p>
+    <w:tbl>
+      <w:tblPr>
+        <w:tblStyle w:val="aff1"/>
+        <w:tblW w:w="0" w:type="auto"/>
+        <w:jc w:val="center"/>
+        <w:tblLook w:val="04A0" w:firstRow="1" w:lastRow="0" w:firstColumn="1" w:lastColumn="0" w:noHBand="0" w:noVBand="1"/>
+      </w:tblPr>
+      <w:tblGrid>
+        <w:gridCol w:w="2160"/>
+        <w:gridCol w:w="2160"/>
+        <w:gridCol w:w="2160"/>
+        <w:gridCol w:w="2160"/>
+      </w:tblGrid>
+      <w:tr>
+        <w:trPr>
+          <w:jc w:val="center"/>
+        </w:trPr>
+        <w:tc>
+          <w:tcPr>
+            <w:tcW w:w="2160" w:type="dxa"/>
+          </w:tcPr>
+          <w:p>
+            <w:pPr>
+              <w:rPr>
+                <w:rFonts w:ascii="黑体" w:eastAsia="黑体" w:hAnsi="黑体" w:hint="eastAsia"/>
+                <w:szCs w:val="32"/>
+              </w:rPr>
+            </w:pPr>
+            <w:r>
+              <w:rPr>
+                <w:rFonts w:ascii="黑体" w:eastAsia="黑体" w:hAnsi="黑体"/>
+                <w:b/>
+                <w:szCs w:val="32"/>
+              </w:rPr>
+              <w:t>编号</w:t>
+            </w:r>
+          </w:p>
+        </w:tc>
+        <w:tc>
+          <w:tcPr>
+            <w:tcW w:w="2160" w:type="dxa"/>
+          </w:tcPr>
+          <w:p>
+            <w:pPr>
+              <w:rPr>
+                <w:rFonts w:ascii="黑体" w:eastAsia="黑体" w:hAnsi="黑体" w:hint="eastAsia"/>
+                <w:szCs w:val="32"/>
+              </w:rPr>
+            </w:pPr>
+            <w:r>
+              <w:rPr>
+                <w:rFonts w:ascii="黑体" w:eastAsia="黑体" w:hAnsi="黑体"/>
+                <w:b/>
+                <w:szCs w:val="32"/>
+              </w:rPr>
+              <w:t>测试步骤</w:t>
+            </w:r>
+          </w:p>
+        </w:tc>
+        <w:tc>
+          <w:tcPr>
+            <w:tcW w:w="2160" w:type="dxa"/>
+          </w:tcPr>
+          <w:p>
+            <w:pPr>
+              <w:rPr>
+                <w:rFonts w:ascii="黑体" w:eastAsia="黑体" w:hAnsi="黑体" w:hint="eastAsia"/>
+                <w:szCs w:val="32"/>
+              </w:rPr>
+            </w:pPr>
+            <w:r>
+              <w:rPr>
+                <w:rFonts w:ascii="黑体" w:eastAsia="黑体" w:hAnsi="黑体"/>
+                <w:b/>
+                <w:szCs w:val="32"/>
+              </w:rPr>
+              <w:t>预期结果</w:t>
+            </w:r>
+          </w:p>
+        </w:tc>
+        <w:tc>
+          <w:tcPr>
+            <w:tcW w:w="2160" w:type="dxa"/>
+          </w:tcPr>
+          <w:p>
+            <w:pPr>
+              <w:rPr>
+                <w:rFonts w:ascii="黑体" w:eastAsia="黑体" w:hAnsi="黑体" w:hint="eastAsia"/>
+                <w:szCs w:val="32"/>
+              </w:rPr>
+            </w:pPr>
+            <w:r>
+              <w:rPr>
+                <w:rFonts w:ascii="黑体" w:eastAsia="黑体" w:hAnsi="黑体"/>
+                <w:b/>
+                <w:szCs w:val="32"/>
+              </w:rPr>
+              <w:t>实际结果</w:t>
+            </w:r>
+          </w:p>
+        </w:tc>
+      </w:tr>
+      <w:tr>
+        <w:trPr>
+          <w:jc w:val="center"/>
+        </w:trPr>
+        <w:tc>
+          <w:tcPr>
+            <w:tcW w:w="2160" w:type="dxa"/>
+          </w:tcPr>
+          <w:p>
+            <w:pPr>
+              <w:rPr>
+                <w:rFonts w:ascii="黑体" w:eastAsia="黑体" w:hAnsi="黑体" w:hint="eastAsia"/>
+                <w:szCs w:val="32"/>
+              </w:rPr>
+            </w:pPr>
+            <w:r>
+              <w:rPr>
+                <w:rFonts w:ascii="黑体" w:eastAsia="黑体" w:hAnsi="黑体"/>
+                <w:szCs w:val="32"/>
+              </w:rPr>
+              <w:t>9.1</w:t>
+            </w:r>
+          </w:p>
+        </w:tc>
+        <w:tc>
+          <w:tcPr>
+            <w:tcW w:w="2160" w:type="dxa"/>
+          </w:tcPr>
+          <w:p>
+            <w:pPr>
+              <w:rPr>
+                <w:rFonts w:ascii="黑体" w:eastAsia="黑体" w:hAnsi="黑体" w:hint="eastAsia"/>
+                <w:szCs w:val="32"/>
+                <w:lang w:eastAsia="zh-CN"/>
+              </w:rPr>
+            </w:pPr>
+            <w:r>
+              <w:rPr>
+                <w:rFonts w:ascii="黑体" w:eastAsia="黑体" w:hAnsi="黑体"/>
+                <w:szCs w:val="32"/>
+                <w:lang w:eastAsia="zh-CN"/>
+              </w:rPr>
+              <w:t>点击「全套资源」按钮</w:t>
+            </w:r>
+          </w:p>
+        </w:tc>
+        <w:tc>
+          <w:tcPr>
+            <w:tcW w:w="2160" w:type="dxa"/>
+          </w:tcPr>
+          <w:p>
+            <w:pPr>
+              <w:rPr>
+                <w:rFonts w:ascii="黑体" w:eastAsia="黑体" w:hAnsi="黑体" w:hint="eastAsia"/>
+                <w:szCs w:val="32"/>
+                <w:lang w:eastAsia="zh-CN"/>
+              </w:rPr>
+            </w:pPr>
+            <w:r>
+              <w:rPr>
+                <w:rFonts w:ascii="黑体" w:eastAsia="黑体" w:hAnsi="黑体"/>
+                <w:szCs w:val="32"/>
+                <w:lang w:eastAsia="zh-CN"/>
+              </w:rPr>
+              <w:t>6个Agent依次执行，各段间有分割线</w:t>
+            </w:r>
+          </w:p>
+        </w:tc>
+        <w:tc>
+          <w:tcPr>
+            <w:tcW w:w="2160" w:type="dxa"/>
+          </w:tcPr>
+          <w:p>
+            <w:pPr>
+              <w:rPr>
+                <w:rFonts w:ascii="黑体" w:eastAsia="黑体" w:hAnsi="黑体" w:hint="eastAsia"/>
+                <w:szCs w:val="32"/>
+              </w:rPr>
+            </w:pPr>
+            <w:r>
+              <w:rPr>
+                <w:rFonts w:ascii="黑体" w:eastAsia="黑体" w:hAnsi="黑体"/>
+                <w:szCs w:val="32"/>
+              </w:rPr>
+              <w:t>PASS</w:t>
+            </w:r>
+          </w:p>
+        </w:tc>
+      </w:tr>
+      <w:tr>
+        <w:trPr>
+          <w:jc w:val="center"/>
+        </w:trPr>
+        <w:tc>
+          <w:tcPr>
+            <w:tcW w:w="2160" w:type="dxa"/>
+          </w:tcPr>
+          <w:p>
+            <w:pPr>
+              <w:rPr>
+                <w:rFonts w:ascii="黑体" w:eastAsia="黑体" w:hAnsi="黑体" w:hint="eastAsia"/>
+                <w:szCs w:val="32"/>
+              </w:rPr>
+            </w:pPr>
+            <w:r>
+              <w:rPr>
+                <w:rFonts w:ascii="黑体" w:eastAsia="黑体" w:hAnsi="黑体"/>
+                <w:szCs w:val="32"/>
+              </w:rPr>
+              <w:t>9.2</w:t>
+            </w:r>
+          </w:p>
+        </w:tc>
+        <w:tc>
+          <w:tcPr>
+            <w:tcW w:w="2160" w:type="dxa"/>
+          </w:tcPr>
+          <w:p>
+            <w:pPr>
+              <w:rPr>
+                <w:rFonts w:ascii="黑体" w:eastAsia="黑体" w:hAnsi="黑体" w:hint="eastAsia"/>
+                <w:szCs w:val="32"/>
+              </w:rPr>
+            </w:pPr>
+            <w:r>
+              <w:rPr>
+                <w:rFonts w:ascii="黑体" w:eastAsia="黑体" w:hAnsi="黑体"/>
+                <w:szCs w:val="32"/>
+              </w:rPr>
+              <w:t>查看学习资源页</w:t>
+            </w:r>
+          </w:p>
+        </w:tc>
+        <w:tc>
+          <w:tcPr>
+            <w:tcW w:w="2160" w:type="dxa"/>
+          </w:tcPr>
+          <w:p>
+            <w:pPr>
+              <w:rPr>
+                <w:rFonts w:ascii="黑体" w:eastAsia="黑体" w:hAnsi="黑体" w:hint="eastAsia"/>
+                <w:szCs w:val="32"/>
+                <w:lang w:eastAsia="zh-CN"/>
+              </w:rPr>
+            </w:pPr>
+            <w:r>
+              <w:rPr>
+                <w:rFonts w:ascii="黑体" w:eastAsia="黑体" w:hAnsi="黑体"/>
+                <w:szCs w:val="32"/>
+                <w:lang w:eastAsia="zh-CN"/>
+              </w:rPr>
+              <w:t>全套资源卡片正确保存</w:t>
+            </w:r>
+          </w:p>
+        </w:tc>
+        <w:tc>
+          <w:tcPr>
+            <w:tcW w:w="2160" w:type="dxa"/>
+          </w:tcPr>
+          <w:p>
+            <w:pPr>
+              <w:rPr>
+                <w:rFonts w:ascii="黑体" w:eastAsia="黑体" w:hAnsi="黑体" w:hint="eastAsia"/>
+                <w:szCs w:val="32"/>
+              </w:rPr>
+            </w:pPr>
+            <w:r>
+              <w:rPr>
+                <w:rFonts w:ascii="黑体" w:eastAsia="黑体" w:hAnsi="黑体"/>
+                <w:szCs w:val="32"/>
+              </w:rPr>
+              <w:t>PASS</w:t>
+            </w:r>
+          </w:p>
+        </w:tc>
+      </w:tr>
+    </w:tbl>
+    <w:p>
+      <w:pPr>
+        <w:rPr>
+          <w:rFonts w:ascii="黑体" w:eastAsia="黑体" w:hAnsi="黑体" w:hint="eastAsia"/>
+          <w:sz w:val="24"/>
+          <w:szCs w:val="24"/>
+        </w:rPr>
+      </w:pPr>
+      <w:r>
+        <w:rPr>
+          <w:rFonts w:ascii="黑体" w:eastAsia="黑体" w:hAnsi="黑体"/>
+          <w:b/>
+          <w:sz w:val="24"/>
+          <w:szCs w:val="24"/>
+        </w:rPr>
+        <w:t>TC10：RAG知识增强（FR7）</w:t>
+      </w:r>
+    </w:p>
+    <w:tbl>
+      <w:tblPr>
+        <w:tblStyle w:val="aff1"/>
+        <w:tblW w:w="0" w:type="auto"/>
+        <w:jc w:val="center"/>
+        <w:tblLook w:val="04A0" w:firstRow="1" w:lastRow="0" w:firstColumn="1" w:lastColumn="0" w:noHBand="0" w:noVBand="1"/>
+      </w:tblPr>
+      <w:tblGrid>
+        <w:gridCol w:w="2160"/>
+        <w:gridCol w:w="2160"/>
+        <w:gridCol w:w="2160"/>
+        <w:gridCol w:w="2160"/>
+      </w:tblGrid>
+      <w:tr>
+        <w:trPr>
+          <w:jc w:val="center"/>
+        </w:trPr>
+        <w:tc>
+          <w:tcPr>
+            <w:tcW w:w="2160" w:type="dxa"/>
+          </w:tcPr>
+          <w:p>
+            <w:pPr>
+              <w:rPr>
+                <w:rFonts w:ascii="黑体" w:eastAsia="黑体" w:hAnsi="黑体" w:hint="eastAsia"/>
+                <w:szCs w:val="32"/>
+              </w:rPr>
+            </w:pPr>
+            <w:r>
+              <w:rPr>
+                <w:rFonts w:ascii="黑体" w:eastAsia="黑体" w:hAnsi="黑体"/>
+                <w:b/>
+                <w:szCs w:val="32"/>
+              </w:rPr>
+              <w:t>编号</w:t>
+            </w:r>
+          </w:p>
+        </w:tc>
+        <w:tc>
+          <w:tcPr>
+            <w:tcW w:w="2160" w:type="dxa"/>
+          </w:tcPr>
+          <w:p>
+            <w:pPr>
+              <w:rPr>
+                <w:rFonts w:ascii="黑体" w:eastAsia="黑体" w:hAnsi="黑体" w:hint="eastAsia"/>
+                <w:szCs w:val="32"/>
+              </w:rPr>
+            </w:pPr>
+            <w:r>
+              <w:rPr>
+                <w:rFonts w:ascii="黑体" w:eastAsia="黑体" w:hAnsi="黑体"/>
+                <w:b/>
+                <w:szCs w:val="32"/>
+              </w:rPr>
+              <w:t>测试步骤</w:t>
+            </w:r>
+          </w:p>
+        </w:tc>
+        <w:tc>
+          <w:tcPr>
+            <w:tcW w:w="2160" w:type="dxa"/>
+          </w:tcPr>
+          <w:p>
+            <w:pPr>
+              <w:rPr>
+                <w:rFonts w:ascii="黑体" w:eastAsia="黑体" w:hAnsi="黑体" w:hint="eastAsia"/>
+                <w:szCs w:val="32"/>
+              </w:rPr>
+            </w:pPr>
+            <w:r>
+              <w:rPr>
+                <w:rFonts w:ascii="黑体" w:eastAsia="黑体" w:hAnsi="黑体"/>
+                <w:b/>
+                <w:szCs w:val="32"/>
+              </w:rPr>
+              <w:t>预期结果</w:t>
+            </w:r>
+          </w:p>
+        </w:tc>
+        <w:tc>
+          <w:tcPr>
+            <w:tcW w:w="2160" w:type="dxa"/>
+          </w:tcPr>
+          <w:p>
+            <w:pPr>
+              <w:rPr>
+                <w:rFonts w:ascii="黑体" w:eastAsia="黑体" w:hAnsi="黑体" w:hint="eastAsia"/>
+                <w:szCs w:val="32"/>
+              </w:rPr>
+            </w:pPr>
+            <w:r>
+              <w:rPr>
+                <w:rFonts w:ascii="黑体" w:eastAsia="黑体" w:hAnsi="黑体"/>
+                <w:b/>
+                <w:szCs w:val="32"/>
+              </w:rPr>
+              <w:t>实际结果</w:t>
+            </w:r>
+          </w:p>
+        </w:tc>
+      </w:tr>
+      <w:tr>
+        <w:trPr>
+          <w:jc w:val="center"/>
+        </w:trPr>
+        <w:tc>
+          <w:tcPr>
+            <w:tcW w:w="2160" w:type="dxa"/>
+          </w:tcPr>
+          <w:p>
+            <w:pPr>
+              <w:rPr>
+                <w:rFonts w:ascii="黑体" w:eastAsia="黑体" w:hAnsi="黑体" w:hint="eastAsia"/>
+                <w:szCs w:val="32"/>
+              </w:rPr>
+            </w:pPr>
+            <w:r>
+              <w:rPr>
+                <w:rFonts w:ascii="黑体" w:eastAsia="黑体" w:hAnsi="黑体"/>
+                <w:szCs w:val="32"/>
+              </w:rPr>
+              <w:t>10.1</w:t>
+            </w:r>
+          </w:p>
+        </w:tc>
+        <w:tc>
+          <w:tcPr>
+            <w:tcW w:w="2160" w:type="dxa"/>
+          </w:tcPr>
+          <w:p>
+            <w:pPr>
+              <w:rPr>
+                <w:rFonts w:ascii="黑体" w:eastAsia="黑体" w:hAnsi="黑体" w:hint="eastAsia"/>
+                <w:szCs w:val="32"/>
+                <w:lang w:eastAsia="zh-CN"/>
+              </w:rPr>
+            </w:pPr>
+            <w:r>
+              <w:rPr>
+                <w:rFonts w:ascii="黑体" w:eastAsia="黑体" w:hAnsi="黑体"/>
+                <w:szCs w:val="32"/>
+                <w:lang w:eastAsia="zh-CN"/>
+              </w:rPr>
+              <w:t>上传课程Markdown到知识库</w:t>
+            </w:r>
+          </w:p>
+        </w:tc>
+        <w:tc>
+          <w:tcPr>
+            <w:tcW w:w="2160" w:type="dxa"/>
+          </w:tcPr>
+          <w:p>
+            <w:pPr>
+              <w:rPr>
+                <w:rFonts w:ascii="黑体" w:eastAsia="黑体" w:hAnsi="黑体" w:hint="eastAsia"/>
+                <w:szCs w:val="32"/>
+              </w:rPr>
+            </w:pPr>
+            <w:r>
+              <w:rPr>
+                <w:rFonts w:ascii="黑体" w:eastAsia="黑体" w:hAnsi="黑体"/>
+                <w:szCs w:val="32"/>
+              </w:rPr>
+              <w:t>文档被索引到ChromaDB</w:t>
+            </w:r>
+          </w:p>
+        </w:tc>
+        <w:tc>
+          <w:tcPr>
+            <w:tcW w:w="2160" w:type="dxa"/>
+          </w:tcPr>
+          <w:p>
+            <w:pPr>
+              <w:rPr>
+                <w:rFonts w:ascii="黑体" w:eastAsia="黑体" w:hAnsi="黑体" w:hint="eastAsia"/>
+                <w:szCs w:val="32"/>
+              </w:rPr>
+            </w:pPr>
+            <w:r>
+              <w:rPr>
+                <w:rFonts w:ascii="黑体" w:eastAsia="黑体" w:hAnsi="黑体"/>
+                <w:szCs w:val="32"/>
+              </w:rPr>
+              <w:t>PASS</w:t>
+            </w:r>
+          </w:p>
+        </w:tc>
+      </w:tr>
+      <w:tr>
+        <w:trPr>
+          <w:jc w:val="center"/>
+        </w:trPr>
+        <w:tc>
+          <w:tcPr>
+            <w:tcW w:w="2160" w:type="dxa"/>
+          </w:tcPr>
+          <w:p>
+            <w:pPr>
+              <w:rPr>
+                <w:rFonts w:ascii="黑体" w:eastAsia="黑体" w:hAnsi="黑体" w:hint="eastAsia"/>
+                <w:szCs w:val="32"/>
+              </w:rPr>
+            </w:pPr>
+            <w:r>
+              <w:rPr>
+                <w:rFonts w:ascii="黑体" w:eastAsia="黑体" w:hAnsi="黑体"/>
+                <w:szCs w:val="32"/>
+              </w:rPr>
+              <w:t>10.2</w:t>
+            </w:r>
+          </w:p>
+        </w:tc>
+        <w:tc>
+          <w:tcPr>
+            <w:tcW w:w="2160" w:type="dxa"/>
+          </w:tcPr>
+          <w:p>
+            <w:pPr>
+              <w:rPr>
+                <w:rFonts w:ascii="黑体" w:eastAsia="黑体" w:hAnsi="黑体" w:hint="eastAsia"/>
+                <w:szCs w:val="32"/>
+              </w:rPr>
+            </w:pPr>
+            <w:r>
+              <w:rPr>
+                <w:rFonts w:ascii="黑体" w:eastAsia="黑体" w:hAnsi="黑体"/>
+                <w:szCs w:val="32"/>
+              </w:rPr>
+              <w:t>生成相关知识点资源</w:t>
+            </w:r>
+          </w:p>
+        </w:tc>
+        <w:tc>
+          <w:tcPr>
+            <w:tcW w:w="2160" w:type="dxa"/>
+          </w:tcPr>
+          <w:p>
+            <w:pPr>
+              <w:rPr>
+                <w:rFonts w:ascii="黑体" w:eastAsia="黑体" w:hAnsi="黑体" w:hint="eastAsia"/>
+                <w:szCs w:val="32"/>
+                <w:lang w:eastAsia="zh-CN"/>
+              </w:rPr>
+            </w:pPr>
+            <w:r>
+              <w:rPr>
+                <w:rFonts w:ascii="黑体" w:eastAsia="黑体" w:hAnsi="黑体"/>
+                <w:szCs w:val="32"/>
+                <w:lang w:eastAsia="zh-CN"/>
+              </w:rPr>
+              <w:t>资源内容引用知识库中的具体材料</w:t>
+            </w:r>
+          </w:p>
+        </w:tc>
+        <w:tc>
+          <w:tcPr>
+            <w:tcW w:w="2160" w:type="dxa"/>
+          </w:tcPr>
+          <w:p>
+            <w:pPr>
+              <w:rPr>
+                <w:rFonts w:ascii="黑体" w:eastAsia="黑体" w:hAnsi="黑体" w:hint="eastAsia"/>
+                <w:szCs w:val="32"/>
+              </w:rPr>
+            </w:pPr>
+            <w:r>
+              <w:rPr>
+                <w:rFonts w:ascii="黑体" w:eastAsia="黑体" w:hAnsi="黑体"/>
+                <w:szCs w:val="32"/>
+              </w:rPr>
+              <w:t>PASS</w:t>
+            </w:r>
+          </w:p>
+        </w:tc>
+      </w:tr>
+    </w:tbl>
     <w:p>
       <w:pPr>
         <w:pStyle w:val="1"/>
         <w:rPr>
-          <w:rFonts w:ascii="宋体" w:eastAsia="宋体" w:hAnsi="宋体"/>
+          <w:rFonts w:ascii="黑体" w:eastAsia="黑体" w:hAnsi="黑体"/>
+          <w:color w:val="auto"/>
         </w:rPr>
       </w:pPr>
       <w:r>
         <w:rPr>
-          <w:rFonts w:ascii="宋体" w:eastAsia="宋体" w:hAnsi="宋体"/>
-          <w:color w:val="1A1A2E"/>
+          <w:rFonts w:ascii="黑体" w:eastAsia="黑体" w:hAnsi="黑体"/>
+          <w:color w:val="auto"/>
         </w:rPr>
-        <w:lastRenderedPageBreak/>
-        <w:t>四、测试结论</w:t>
+        <w:t>四、非功能测试</w:t>
+      </w:r>
+    </w:p>
+    <w:tbl>
+      <w:tblPr>
+        <w:tblStyle w:val="aff1"/>
+        <w:tblW w:w="0" w:type="auto"/>
+        <w:jc w:val="center"/>
+        <w:tblLook w:val="04A0" w:firstRow="1" w:lastRow="0" w:firstColumn="1" w:lastColumn="0" w:noHBand="0" w:noVBand="1"/>
+      </w:tblPr>
+      <w:tblGrid>
+        <w:gridCol w:w="2880"/>
+        <w:gridCol w:w="2880"/>
+        <w:gridCol w:w="2880"/>
+      </w:tblGrid>
+      <w:tr>
+        <w:trPr>
+          <w:jc w:val="center"/>
+        </w:trPr>
+        <w:tc>
+          <w:tcPr>
+            <w:tcW w:w="2880" w:type="dxa"/>
+          </w:tcPr>
+          <w:p>
+            <w:pPr>
+              <w:rPr>
+                <w:rFonts w:ascii="黑体" w:eastAsia="黑体" w:hAnsi="黑体" w:hint="eastAsia"/>
+                <w:szCs w:val="32"/>
+              </w:rPr>
+            </w:pPr>
+            <w:r>
+              <w:rPr>
+                <w:rFonts w:ascii="黑体" w:eastAsia="黑体" w:hAnsi="黑体"/>
+                <w:b/>
+                <w:szCs w:val="32"/>
+              </w:rPr>
+              <w:t>测试项</w:t>
+            </w:r>
+          </w:p>
+        </w:tc>
+        <w:tc>
+          <w:tcPr>
+            <w:tcW w:w="2880" w:type="dxa"/>
+          </w:tcPr>
+          <w:p>
+            <w:pPr>
+              <w:rPr>
+                <w:rFonts w:ascii="黑体" w:eastAsia="黑体" w:hAnsi="黑体" w:hint="eastAsia"/>
+                <w:szCs w:val="32"/>
+              </w:rPr>
+            </w:pPr>
+            <w:r>
+              <w:rPr>
+                <w:rFonts w:ascii="黑体" w:eastAsia="黑体" w:hAnsi="黑体"/>
+                <w:b/>
+                <w:szCs w:val="32"/>
+              </w:rPr>
+              <w:t>测试方法</w:t>
+            </w:r>
+          </w:p>
+        </w:tc>
+        <w:tc>
+          <w:tcPr>
+            <w:tcW w:w="2880" w:type="dxa"/>
+          </w:tcPr>
+          <w:p>
+            <w:pPr>
+              <w:rPr>
+                <w:rFonts w:ascii="黑体" w:eastAsia="黑体" w:hAnsi="黑体" w:hint="eastAsia"/>
+                <w:szCs w:val="32"/>
+              </w:rPr>
+            </w:pPr>
+            <w:r>
+              <w:rPr>
+                <w:rFonts w:ascii="黑体" w:eastAsia="黑体" w:hAnsi="黑体"/>
+                <w:b/>
+                <w:szCs w:val="32"/>
+              </w:rPr>
+              <w:t>结果</w:t>
+            </w:r>
+          </w:p>
+        </w:tc>
+      </w:tr>
+      <w:tr>
+        <w:trPr>
+          <w:jc w:val="center"/>
+        </w:trPr>
+        <w:tc>
+          <w:tcPr>
+            <w:tcW w:w="2880" w:type="dxa"/>
+          </w:tcPr>
+          <w:p>
+            <w:pPr>
+              <w:rPr>
+                <w:rFonts w:ascii="黑体" w:eastAsia="黑体" w:hAnsi="黑体" w:hint="eastAsia"/>
+                <w:szCs w:val="32"/>
+                <w:lang w:eastAsia="zh-CN"/>
+              </w:rPr>
+            </w:pPr>
+            <w:r>
+              <w:rPr>
+                <w:rFonts w:ascii="黑体" w:eastAsia="黑体" w:hAnsi="黑体"/>
+                <w:szCs w:val="32"/>
+                <w:lang w:eastAsia="zh-CN"/>
+              </w:rPr>
+              <w:t>首token响应时间</w:t>
+            </w:r>
+          </w:p>
+        </w:tc>
+        <w:tc>
+          <w:tcPr>
+            <w:tcW w:w="2880" w:type="dxa"/>
+          </w:tcPr>
+          <w:p>
+            <w:pPr>
+              <w:rPr>
+                <w:rFonts w:ascii="黑体" w:eastAsia="黑体" w:hAnsi="黑体" w:hint="eastAsia"/>
+                <w:szCs w:val="32"/>
+                <w:lang w:eastAsia="zh-CN"/>
+              </w:rPr>
+            </w:pPr>
+            <w:r>
+              <w:rPr>
+                <w:rFonts w:ascii="黑体" w:eastAsia="黑体" w:hAnsi="黑体"/>
+                <w:szCs w:val="32"/>
+                <w:lang w:eastAsia="zh-CN"/>
+              </w:rPr>
+              <w:t>发送消息后计时到首个chunk到达</w:t>
+            </w:r>
+          </w:p>
+        </w:tc>
+        <w:tc>
+          <w:tcPr>
+            <w:tcW w:w="2880" w:type="dxa"/>
+          </w:tcPr>
+          <w:p>
+            <w:pPr>
+              <w:rPr>
+                <w:rFonts w:ascii="黑体" w:eastAsia="黑体" w:hAnsi="黑体" w:hint="eastAsia"/>
+                <w:szCs w:val="32"/>
+              </w:rPr>
+            </w:pPr>
+            <w:r>
+              <w:rPr>
+                <w:rFonts w:ascii="黑体" w:eastAsia="黑体" w:hAnsi="黑体"/>
+                <w:szCs w:val="32"/>
+              </w:rPr>
+              <w:t>≤ 2秒</w:t>
+            </w:r>
+          </w:p>
+        </w:tc>
+      </w:tr>
+      <w:tr>
+        <w:trPr>
+          <w:jc w:val="center"/>
+        </w:trPr>
+        <w:tc>
+          <w:tcPr>
+            <w:tcW w:w="2880" w:type="dxa"/>
+          </w:tcPr>
+          <w:p>
+            <w:pPr>
+              <w:rPr>
+                <w:rFonts w:ascii="黑体" w:eastAsia="黑体" w:hAnsi="黑体" w:hint="eastAsia"/>
+                <w:szCs w:val="32"/>
+              </w:rPr>
+            </w:pPr>
+            <w:r>
+              <w:rPr>
+                <w:rFonts w:ascii="黑体" w:eastAsia="黑体" w:hAnsi="黑体"/>
+                <w:szCs w:val="32"/>
+              </w:rPr>
+              <w:t>流式输出流畅性</w:t>
+            </w:r>
+          </w:p>
+        </w:tc>
+        <w:tc>
+          <w:tcPr>
+            <w:tcW w:w="2880" w:type="dxa"/>
+          </w:tcPr>
+          <w:p>
+            <w:pPr>
+              <w:rPr>
+                <w:rFonts w:ascii="黑体" w:eastAsia="黑体" w:hAnsi="黑体" w:hint="eastAsia"/>
+                <w:szCs w:val="32"/>
+              </w:rPr>
+            </w:pPr>
+            <w:r>
+              <w:rPr>
+                <w:rFonts w:ascii="黑体" w:eastAsia="黑体" w:hAnsi="黑体"/>
+                <w:szCs w:val="32"/>
+              </w:rPr>
+              <w:t>观察打字机效果</w:t>
+            </w:r>
+          </w:p>
+        </w:tc>
+        <w:tc>
+          <w:tcPr>
+            <w:tcW w:w="2880" w:type="dxa"/>
+          </w:tcPr>
+          <w:p>
+            <w:pPr>
+              <w:rPr>
+                <w:rFonts w:ascii="黑体" w:eastAsia="黑体" w:hAnsi="黑体" w:hint="eastAsia"/>
+                <w:szCs w:val="32"/>
+              </w:rPr>
+            </w:pPr>
+            <w:r>
+              <w:rPr>
+                <w:rFonts w:ascii="黑体" w:eastAsia="黑体" w:hAnsi="黑体"/>
+                <w:szCs w:val="32"/>
+              </w:rPr>
+              <w:t>流畅，无卡顿</w:t>
+            </w:r>
+          </w:p>
+        </w:tc>
+      </w:tr>
+      <w:tr>
+        <w:trPr>
+          <w:jc w:val="center"/>
+        </w:trPr>
+        <w:tc>
+          <w:tcPr>
+            <w:tcW w:w="2880" w:type="dxa"/>
+          </w:tcPr>
+          <w:p>
+            <w:pPr>
+              <w:rPr>
+                <w:rFonts w:ascii="黑体" w:eastAsia="黑体" w:hAnsi="黑体" w:hint="eastAsia"/>
+                <w:szCs w:val="32"/>
+              </w:rPr>
+            </w:pPr>
+            <w:r>
+              <w:rPr>
+                <w:rFonts w:ascii="黑体" w:eastAsia="黑体" w:hAnsi="黑体"/>
+                <w:szCs w:val="32"/>
+              </w:rPr>
+              <w:t>资源生成时间</w:t>
+            </w:r>
+          </w:p>
+        </w:tc>
+        <w:tc>
+          <w:tcPr>
+            <w:tcW w:w="2880" w:type="dxa"/>
+          </w:tcPr>
+          <w:p>
+            <w:pPr>
+              <w:rPr>
+                <w:rFonts w:ascii="黑体" w:eastAsia="黑体" w:hAnsi="黑体" w:hint="eastAsia"/>
+                <w:szCs w:val="32"/>
+                <w:lang w:eastAsia="zh-CN"/>
+              </w:rPr>
+            </w:pPr>
+            <w:r>
+              <w:rPr>
+                <w:rFonts w:ascii="黑体" w:eastAsia="黑体" w:hAnsi="黑体"/>
+                <w:szCs w:val="32"/>
+                <w:lang w:eastAsia="zh-CN"/>
+              </w:rPr>
+              <w:t>单类型资源从发送到保存完成</w:t>
+            </w:r>
+          </w:p>
+        </w:tc>
+        <w:tc>
+          <w:tcPr>
+            <w:tcW w:w="2880" w:type="dxa"/>
+          </w:tcPr>
+          <w:p>
+            <w:pPr>
+              <w:rPr>
+                <w:rFonts w:ascii="黑体" w:eastAsia="黑体" w:hAnsi="黑体" w:hint="eastAsia"/>
+                <w:szCs w:val="32"/>
+              </w:rPr>
+            </w:pPr>
+            <w:r>
+              <w:rPr>
+                <w:rFonts w:ascii="黑体" w:eastAsia="黑体" w:hAnsi="黑体"/>
+                <w:szCs w:val="32"/>
+              </w:rPr>
+              <w:t>≤ 20秒</w:t>
+            </w:r>
+          </w:p>
+        </w:tc>
+      </w:tr>
+      <w:tr>
+        <w:trPr>
+          <w:jc w:val="center"/>
+        </w:trPr>
+        <w:tc>
+          <w:tcPr>
+            <w:tcW w:w="2880" w:type="dxa"/>
+          </w:tcPr>
+          <w:p>
+            <w:pPr>
+              <w:rPr>
+                <w:rFonts w:ascii="黑体" w:eastAsia="黑体" w:hAnsi="黑体" w:hint="eastAsia"/>
+                <w:szCs w:val="32"/>
+              </w:rPr>
+            </w:pPr>
+            <w:r>
+              <w:rPr>
+                <w:rFonts w:ascii="黑体" w:eastAsia="黑体" w:hAnsi="黑体"/>
+                <w:szCs w:val="32"/>
+              </w:rPr>
+              <w:t>页面加载时间</w:t>
+            </w:r>
+          </w:p>
+        </w:tc>
+        <w:tc>
+          <w:tcPr>
+            <w:tcW w:w="2880" w:type="dxa"/>
+          </w:tcPr>
+          <w:p>
+            <w:pPr>
+              <w:rPr>
+                <w:rFonts w:ascii="黑体" w:eastAsia="黑体" w:hAnsi="黑体" w:hint="eastAsia"/>
+                <w:szCs w:val="32"/>
+              </w:rPr>
+            </w:pPr>
+            <w:r>
+              <w:rPr>
+                <w:rFonts w:ascii="黑体" w:eastAsia="黑体" w:hAnsi="黑体"/>
+                <w:szCs w:val="32"/>
+              </w:rPr>
+              <w:t>首次打开页面</w:t>
+            </w:r>
+          </w:p>
+        </w:tc>
+        <w:tc>
+          <w:tcPr>
+            <w:tcW w:w="2880" w:type="dxa"/>
+          </w:tcPr>
+          <w:p>
+            <w:pPr>
+              <w:rPr>
+                <w:rFonts w:ascii="黑体" w:eastAsia="黑体" w:hAnsi="黑体" w:hint="eastAsia"/>
+                <w:szCs w:val="32"/>
+              </w:rPr>
+            </w:pPr>
+            <w:r>
+              <w:rPr>
+                <w:rFonts w:ascii="黑体" w:eastAsia="黑体" w:hAnsi="黑体"/>
+                <w:szCs w:val="32"/>
+              </w:rPr>
+              <w:t>≤ 1.5秒</w:t>
+            </w:r>
+          </w:p>
+        </w:tc>
+      </w:tr>
+      <w:tr>
+        <w:trPr>
+          <w:jc w:val="center"/>
+        </w:trPr>
+        <w:tc>
+          <w:tcPr>
+            <w:tcW w:w="2880" w:type="dxa"/>
+          </w:tcPr>
+          <w:p>
+            <w:pPr>
+              <w:rPr>
+                <w:rFonts w:ascii="黑体" w:eastAsia="黑体" w:hAnsi="黑体" w:hint="eastAsia"/>
+                <w:szCs w:val="32"/>
+              </w:rPr>
+            </w:pPr>
+            <w:r>
+              <w:rPr>
+                <w:rFonts w:ascii="黑体" w:eastAsia="黑体" w:hAnsi="黑体"/>
+                <w:szCs w:val="32"/>
+              </w:rPr>
+              <w:lastRenderedPageBreak/>
+              <w:t>并发对话</w:t>
+            </w:r>
+          </w:p>
+        </w:tc>
+        <w:tc>
+          <w:tcPr>
+            <w:tcW w:w="2880" w:type="dxa"/>
+          </w:tcPr>
+          <w:p>
+            <w:pPr>
+              <w:rPr>
+                <w:rFonts w:ascii="黑体" w:eastAsia="黑体" w:hAnsi="黑体" w:hint="eastAsia"/>
+                <w:szCs w:val="32"/>
+              </w:rPr>
+            </w:pPr>
+            <w:r>
+              <w:rPr>
+                <w:rFonts w:ascii="黑体" w:eastAsia="黑体" w:hAnsi="黑体"/>
+                <w:szCs w:val="32"/>
+              </w:rPr>
+              <w:t>快速连续发送消息</w:t>
+            </w:r>
+          </w:p>
+        </w:tc>
+        <w:tc>
+          <w:tcPr>
+            <w:tcW w:w="2880" w:type="dxa"/>
+          </w:tcPr>
+          <w:p>
+            <w:pPr>
+              <w:rPr>
+                <w:rFonts w:ascii="黑体" w:eastAsia="黑体" w:hAnsi="黑体" w:hint="eastAsia"/>
+                <w:szCs w:val="32"/>
+              </w:rPr>
+            </w:pPr>
+            <w:r>
+              <w:rPr>
+                <w:rFonts w:ascii="黑体" w:eastAsia="黑体" w:hAnsi="黑体"/>
+                <w:szCs w:val="32"/>
+              </w:rPr>
+              <w:t>streaming锁正确阻止并发</w:t>
+            </w:r>
+          </w:p>
+        </w:tc>
+      </w:tr>
+      <w:tr>
+        <w:trPr>
+          <w:trHeight w:val="221"/>
+          <w:jc w:val="center"/>
+        </w:trPr>
+        <w:tc>
+          <w:tcPr>
+            <w:tcW w:w="2880" w:type="dxa"/>
+          </w:tcPr>
+          <w:p>
+            <w:pPr>
+              <w:rPr>
+                <w:rFonts w:ascii="黑体" w:eastAsia="黑体" w:hAnsi="黑体" w:hint="eastAsia"/>
+                <w:szCs w:val="32"/>
+              </w:rPr>
+            </w:pPr>
+            <w:r>
+              <w:rPr>
+                <w:rFonts w:ascii="黑体" w:eastAsia="黑体" w:hAnsi="黑体"/>
+                <w:szCs w:val="32"/>
+              </w:rPr>
+              <w:t>Token过期处理</w:t>
+            </w:r>
+          </w:p>
+        </w:tc>
+        <w:tc>
+          <w:tcPr>
+            <w:tcW w:w="2880" w:type="dxa"/>
+          </w:tcPr>
+          <w:p>
+            <w:pPr>
+              <w:rPr>
+                <w:rFonts w:ascii="黑体" w:eastAsia="黑体" w:hAnsi="黑体" w:hint="eastAsia"/>
+                <w:szCs w:val="32"/>
+              </w:rPr>
+            </w:pPr>
+            <w:r>
+              <w:rPr>
+                <w:rFonts w:ascii="黑体" w:eastAsia="黑体" w:hAnsi="黑体"/>
+                <w:szCs w:val="32"/>
+              </w:rPr>
+              <w:t>清除localStorage后操作</w:t>
+            </w:r>
+          </w:p>
+        </w:tc>
+        <w:tc>
+          <w:tcPr>
+            <w:tcW w:w="2880" w:type="dxa"/>
+          </w:tcPr>
+          <w:p>
+            <w:pPr>
+              <w:rPr>
+                <w:rFonts w:ascii="黑体" w:eastAsia="黑体" w:hAnsi="黑体" w:hint="eastAsia"/>
+                <w:szCs w:val="32"/>
+              </w:rPr>
+            </w:pPr>
+            <w:r>
+              <w:rPr>
+                <w:rFonts w:ascii="黑体" w:eastAsia="黑体" w:hAnsi="黑体"/>
+                <w:szCs w:val="32"/>
+              </w:rPr>
+              <w:t>自动跳转登录页</w:t>
+            </w:r>
+          </w:p>
+        </w:tc>
+      </w:tr>
+    </w:tbl>
+    <w:p>
+      <w:pPr>
+        <w:pStyle w:val="1"/>
+        <w:rPr>
+          <w:rFonts w:ascii="黑体" w:eastAsia="黑体" w:hAnsi="黑体"/>
+          <w:color w:val="auto"/>
+        </w:rPr>
+      </w:pPr>
+      <w:r>
+        <w:rPr>
+          <w:rFonts w:ascii="黑体" w:eastAsia="黑体" w:hAnsi="黑体"/>
+          <w:color w:val="auto"/>
+        </w:rPr>
+        <w:t>五、测试结论</w:t>
       </w:r>
     </w:p>
     <w:p>
       <w:pPr>
         <w:rPr>
-          <w:rFonts w:ascii="宋体" w:eastAsia="宋体" w:hAnsi="宋体"/>
+          <w:rFonts w:ascii="黑体" w:eastAsia="黑体" w:hAnsi="黑体" w:hint="eastAsia"/>
+          <w:sz w:val="24"/>
+          <w:szCs w:val="24"/>
           <w:lang w:eastAsia="zh-CN"/>
         </w:rPr>
       </w:pPr>
       <w:r>
         <w:rPr>
-          <w:rFonts w:ascii="宋体" w:eastAsia="宋体" w:hAnsi="宋体"/>
+          <w:rFonts w:ascii="黑体" w:eastAsia="黑体" w:hAnsi="黑体"/>
+          <w:sz w:val="24"/>
+          <w:szCs w:val="24"/>
           <w:lang w:eastAsia="zh-CN"/>
         </w:rPr>
-        <w:t>系统全部核心功能通过测试，满足赛题A3的多智能体架构、7种资源类型、6维画像、内容安全等要求。</w:t>
+        <w:t>系统全部核心功能通过测试，满足赛题A3的全部要求：</w:t>
+      </w:r>
+    </w:p>
+    <w:p>
+      <w:pPr>
+        <w:rPr>
+          <w:rFonts w:ascii="黑体" w:eastAsia="黑体" w:hAnsi="黑体" w:hint="eastAsia"/>
+          <w:sz w:val="24"/>
+          <w:szCs w:val="24"/>
+          <w:lang w:eastAsia="zh-CN"/>
+        </w:rPr>
+      </w:pPr>
+      <w:r>
+        <w:rPr>
+          <w:rFonts w:ascii="黑体" w:eastAsia="黑体" w:hAnsi="黑体"/>
+          <w:sz w:val="24"/>
+          <w:szCs w:val="24"/>
+          <w:lang w:eastAsia="zh-CN"/>
+        </w:rPr>
+        <w:t>- 多智能体协同框架：11个Agent + Orchestrator调度</w:t>
+      </w:r>
+    </w:p>
+    <w:p>
+      <w:pPr>
+        <w:rPr>
+          <w:rFonts w:ascii="黑体" w:eastAsia="黑体" w:hAnsi="黑体" w:hint="eastAsia"/>
+          <w:sz w:val="24"/>
+          <w:szCs w:val="24"/>
+          <w:lang w:eastAsia="zh-CN"/>
+        </w:rPr>
+      </w:pPr>
+      <w:r>
+        <w:rPr>
+          <w:rFonts w:ascii="黑体" w:eastAsia="黑体" w:hAnsi="黑体"/>
+          <w:sz w:val="24"/>
+          <w:szCs w:val="24"/>
+          <w:lang w:eastAsia="zh-CN"/>
+        </w:rPr>
+        <w:t>- 7种资源类型：讲义/导图/练习/代码/阅读/PPT/全套</w:t>
+      </w:r>
+    </w:p>
+    <w:p>
+      <w:pPr>
+        <w:rPr>
+          <w:rFonts w:ascii="黑体" w:eastAsia="黑体" w:hAnsi="黑体" w:hint="eastAsia"/>
+          <w:sz w:val="24"/>
+          <w:szCs w:val="24"/>
+          <w:lang w:eastAsia="zh-CN"/>
+        </w:rPr>
+      </w:pPr>
+      <w:r>
+        <w:rPr>
+          <w:rFonts w:ascii="黑体" w:eastAsia="黑体" w:hAnsi="黑体"/>
+          <w:sz w:val="24"/>
+          <w:szCs w:val="24"/>
+          <w:lang w:eastAsia="zh-CN"/>
+        </w:rPr>
+        <w:t>- 6维学习画像：对话式自动构建 + 增量更新</w:t>
+      </w:r>
+    </w:p>
+    <w:p>
+      <w:pPr>
+        <w:rPr>
+          <w:rFonts w:ascii="黑体" w:eastAsia="黑体" w:hAnsi="黑体" w:hint="eastAsia"/>
+          <w:sz w:val="24"/>
+          <w:szCs w:val="24"/>
+          <w:lang w:eastAsia="zh-CN"/>
+        </w:rPr>
+      </w:pPr>
+      <w:r>
+        <w:rPr>
+          <w:rFonts w:ascii="黑体" w:eastAsia="黑体" w:hAnsi="黑体"/>
+          <w:sz w:val="24"/>
+          <w:szCs w:val="24"/>
+          <w:lang w:eastAsia="zh-CN"/>
+        </w:rPr>
+        <w:t>- 个性化路径规划：节点化 + 进度持久化 + 资源推送</w:t>
+      </w:r>
+    </w:p>
+    <w:p>
+      <w:pPr>
+        <w:rPr>
+          <w:rFonts w:ascii="黑体" w:eastAsia="黑体" w:hAnsi="黑体" w:hint="eastAsia"/>
+          <w:sz w:val="24"/>
+          <w:szCs w:val="24"/>
+          <w:lang w:eastAsia="zh-CN"/>
+        </w:rPr>
+      </w:pPr>
+      <w:r>
+        <w:rPr>
+          <w:rFonts w:ascii="黑体" w:eastAsia="黑体" w:hAnsi="黑体"/>
+          <w:sz w:val="24"/>
+          <w:szCs w:val="24"/>
+          <w:lang w:eastAsia="zh-CN"/>
+        </w:rPr>
+        <w:t>- 智能辅导：7步辅导流程</w:t>
+      </w:r>
+    </w:p>
+    <w:p>
+      <w:pPr>
+        <w:rPr>
+          <w:rFonts w:ascii="黑体" w:eastAsia="黑体" w:hAnsi="黑体" w:hint="eastAsia"/>
+          <w:sz w:val="24"/>
+          <w:szCs w:val="24"/>
+          <w:lang w:eastAsia="zh-CN"/>
+        </w:rPr>
+      </w:pPr>
+      <w:r>
+        <w:rPr>
+          <w:rFonts w:ascii="黑体" w:eastAsia="黑体" w:hAnsi="黑体"/>
+          <w:sz w:val="24"/>
+          <w:szCs w:val="24"/>
+          <w:lang w:eastAsia="zh-CN"/>
+        </w:rPr>
+        <w:t>- 学习效果评估：5维评分 + 雷达图可视化 + 历史趋势</w:t>
+      </w:r>
+    </w:p>
+    <w:p>
+      <w:pPr>
+        <w:rPr>
+          <w:rFonts w:ascii="黑体" w:eastAsia="黑体" w:hAnsi="黑体" w:hint="eastAsia"/>
+          <w:sz w:val="24"/>
+          <w:szCs w:val="24"/>
+          <w:lang w:eastAsia="zh-CN"/>
+        </w:rPr>
+      </w:pPr>
+      <w:r>
+        <w:rPr>
+          <w:rFonts w:ascii="黑体" w:eastAsia="黑体" w:hAnsi="黑体"/>
+          <w:sz w:val="24"/>
+          <w:szCs w:val="24"/>
+          <w:lang w:eastAsia="zh-CN"/>
+        </w:rPr>
+        <w:t>- 内容安全：双向过滤 + Prompt注入检测</w:t>
+      </w:r>
+    </w:p>
+    <w:p>
+      <w:pPr>
+        <w:rPr>
+          <w:rFonts w:ascii="黑体" w:eastAsia="黑体" w:hAnsi="黑体" w:hint="eastAsia"/>
+          <w:sz w:val="24"/>
+          <w:szCs w:val="24"/>
+        </w:rPr>
+      </w:pPr>
+      <w:r>
+        <w:rPr>
+          <w:rFonts w:ascii="黑体" w:eastAsia="黑体" w:hAnsi="黑体"/>
+          <w:sz w:val="24"/>
+          <w:szCs w:val="24"/>
+        </w:rPr>
+        <w:t>- RAG防幻觉：ChromaDB向量检索增强</w:t>
       </w:r>
     </w:p>
     <w:sectPr>
@@ -1017,56 +5316,6 @@
     </w:sectPr>
   </w:body>
 </w:document>
-</file>
-
-<file path=word/endnotes.xml><?xml version="1.0" encoding="utf-8"?>
-<w:endnotes xmlns:wpc="http://schemas.microsoft.com/office/word/2010/wordprocessingCanvas" xmlns:cx="http://schemas.microsoft.com/office/drawing/2014/chartex" xmlns:cx1="http://schemas.microsoft.com/office/drawing/2015/9/8/chartex" xmlns:cx2="http://schemas.microsoft.com/office/drawing/2015/10/21/chartex" xmlns:cx3="http://schemas.microsoft.com/office/drawing/2016/5/9/chartex" xmlns:cx4="http://schemas.microsoft.com/office/drawing/2016/5/10/chartex" xmlns:cx5="http://schemas.microsoft.com/office/drawing/2016/5/11/chartex" xmlns:cx6="http://schemas.microsoft.com/office/drawing/2016/5/12/chartex" xmlns:cx7="http://schemas.microsoft.com/office/drawing/2016/5/13/chartex" xmlns:cx8="http://schemas.microsoft.com/office/drawing/2016/5/14/chartex" xmlns:mc="http://schemas.openxmlformats.org/markup-compatibility/2006" xmlns:aink="http://schemas.microsoft.com/office/drawing/2016/ink" xmlns:am3d="http://schemas.microsoft.com/office/drawing/2017/model3d" xmlns:o="urn:schemas-microsoft-com:office:office" xmlns:oel="http://schemas.microsoft.com/office/2019/extlst" xmlns:r="http://schemas.openxmlformats.org/officeDocument/2006/relationships" xmlns:m="http://schemas.openxmlformats.org/officeDocument/2006/math" xmlns:v="urn:schemas-microsoft-com:vml" xmlns:wp14="http://schemas.microsoft.com/office/word/2010/wordprocessingDrawing" xmlns:wp="http://schemas.openxmlformats.org/drawingml/2006/wordprocessingDrawing" xmlns:w10="urn:schemas-microsoft-com:office:word" xmlns:w="http://schemas.openxmlformats.org/wordprocessingml/2006/main" xmlns:w14="http://schemas.microsoft.com/office/word/2010/wordml" xmlns:w15="http://schemas.microsoft.com/office/word/2012/wordml" xmlns:w16cex="http://schemas.microsoft.com/office/word/2018/wordml/cex" xmlns:w16cid="http://schemas.microsoft.com/office/word/2016/wordml/cid" xmlns:w16="http://schemas.microsoft.com/office/word/2018/wordml" xmlns:w16du="http://schemas.microsoft.com/office/word/2023/wordml/word16du" xmlns:w16sdtdh="http://schemas.microsoft.com/office/word/2020/wordml/sdtdatahash" xmlns:w16se="http://schemas.microsoft.com/office/word/2015/wordml/symex" xmlns:wpg="http://schemas.microsoft.com/office/word/2010/wordprocessingGroup" xmlns:wpi="http://schemas.microsoft.com/office/word/2010/wordprocessingInk" xmlns:wne="http://schemas.microsoft.com/office/word/2006/wordml" xmlns:wps="http://schemas.microsoft.com/office/word/2010/wordprocessingShape" mc:Ignorable="w14 w15 w16se w16cid w16 w16cex w16sdtdh w16du wp14">
-  <w:endnote w:type="separator" w:id="-1">
-    <w:p>
-      <w:pPr>
-        <w:spacing w:after="0" w:line="240" w:lineRule="auto"/>
-      </w:pPr>
-      <w:r>
-        <w:separator/>
-      </w:r>
-    </w:p>
-  </w:endnote>
-  <w:endnote w:type="continuationSeparator" w:id="0">
-    <w:p>
-      <w:pPr>
-        <w:spacing w:after="0" w:line="240" w:lineRule="auto"/>
-      </w:pPr>
-      <w:r>
-        <w:continuationSeparator/>
-      </w:r>
-    </w:p>
-  </w:endnote>
-</w:endnotes>
-</file>
-
-<file path=word/footnotes.xml><?xml version="1.0" encoding="utf-8"?>
-<w:footnotes xmlns:wpc="http://schemas.microsoft.com/office/word/2010/wordprocessingCanvas" xmlns:cx="http://schemas.microsoft.com/office/drawing/2014/chartex" xmlns:cx1="http://schemas.microsoft.com/office/drawing/2015/9/8/chartex" xmlns:cx2="http://schemas.microsoft.com/office/drawing/2015/10/21/chartex" xmlns:cx3="http://schemas.microsoft.com/office/drawing/2016/5/9/chartex" xmlns:cx4="http://schemas.microsoft.com/office/drawing/2016/5/10/chartex" xmlns:cx5="http://schemas.microsoft.com/office/drawing/2016/5/11/chartex" xmlns:cx6="http://schemas.microsoft.com/office/drawing/2016/5/12/chartex" xmlns:cx7="http://schemas.microsoft.com/office/drawing/2016/5/13/chartex" xmlns:cx8="http://schemas.microsoft.com/office/drawing/2016/5/14/chartex" xmlns:mc="http://schemas.openxmlformats.org/markup-compatibility/2006" xmlns:aink="http://schemas.microsoft.com/office/drawing/2016/ink" xmlns:am3d="http://schemas.microsoft.com/office/drawing/2017/model3d" xmlns:o="urn:schemas-microsoft-com:office:office" xmlns:oel="http://schemas.microsoft.com/office/2019/extlst" xmlns:r="http://schemas.openxmlformats.org/officeDocument/2006/relationships" xmlns:m="http://schemas.openxmlformats.org/officeDocument/2006/math" xmlns:v="urn:schemas-microsoft-com:vml" xmlns:wp14="http://schemas.microsoft.com/office/word/2010/wordprocessingDrawing" xmlns:wp="http://schemas.openxmlformats.org/drawingml/2006/wordprocessingDrawing" xmlns:w10="urn:schemas-microsoft-com:office:word" xmlns:w="http://schemas.openxmlformats.org/wordprocessingml/2006/main" xmlns:w14="http://schemas.microsoft.com/office/word/2010/wordml" xmlns:w15="http://schemas.microsoft.com/office/word/2012/wordml" xmlns:w16cex="http://schemas.microsoft.com/office/word/2018/wordml/cex" xmlns:w16cid="http://schemas.microsoft.com/office/word/2016/wordml/cid" xmlns:w16="http://schemas.microsoft.com/office/word/2018/wordml" xmlns:w16du="http://schemas.microsoft.com/office/word/2023/wordml/word16du" xmlns:w16sdtdh="http://schemas.microsoft.com/office/word/2020/wordml/sdtdatahash" xmlns:w16se="http://schemas.microsoft.com/office/word/2015/wordml/symex" xmlns:wpg="http://schemas.microsoft.com/office/word/2010/wordprocessingGroup" xmlns:wpi="http://schemas.microsoft.com/office/word/2010/wordprocessingInk" xmlns:wne="http://schemas.microsoft.com/office/word/2006/wordml" xmlns:wps="http://schemas.microsoft.com/office/word/2010/wordprocessingShape" mc:Ignorable="w14 w15 w16se w16cid w16 w16cex w16sdtdh w16du wp14">
-  <w:footnote w:type="separator" w:id="-1">
-    <w:p>
-      <w:pPr>
-        <w:spacing w:after="0" w:line="240" w:lineRule="auto"/>
-      </w:pPr>
-      <w:r>
-        <w:separator/>
-      </w:r>
-    </w:p>
-  </w:footnote>
-  <w:footnote w:type="continuationSeparator" w:id="0">
-    <w:p>
-      <w:pPr>
-        <w:spacing w:after="0" w:line="240" w:lineRule="auto"/>
-      </w:pPr>
-      <w:r>
-        <w:continuationSeparator/>
-      </w:r>
-    </w:p>
-  </w:footnote>
-</w:footnotes>
 </file>
 
 <file path=word/numbering.xml><?xml version="1.0" encoding="utf-8"?>
@@ -1242,31 +5491,31 @@
       </w:rPr>
     </w:lvl>
   </w:abstractNum>
-  <w:num w:numId="1" w16cid:durableId="1218280364">
+  <w:num w:numId="1" w16cid:durableId="1442148337">
     <w:abstractNumId w:val="8"/>
   </w:num>
-  <w:num w:numId="2" w16cid:durableId="1188829501">
+  <w:num w:numId="2" w16cid:durableId="1559391567">
     <w:abstractNumId w:val="6"/>
   </w:num>
-  <w:num w:numId="3" w16cid:durableId="1609118392">
+  <w:num w:numId="3" w16cid:durableId="1587835319">
     <w:abstractNumId w:val="5"/>
   </w:num>
-  <w:num w:numId="4" w16cid:durableId="1941142954">
+  <w:num w:numId="4" w16cid:durableId="2169637">
     <w:abstractNumId w:val="4"/>
   </w:num>
-  <w:num w:numId="5" w16cid:durableId="1776097170">
+  <w:num w:numId="5" w16cid:durableId="1461416673">
     <w:abstractNumId w:val="7"/>
   </w:num>
-  <w:num w:numId="6" w16cid:durableId="688146476">
+  <w:num w:numId="6" w16cid:durableId="441147093">
     <w:abstractNumId w:val="3"/>
   </w:num>
-  <w:num w:numId="7" w16cid:durableId="1879928652">
+  <w:num w:numId="7" w16cid:durableId="1053042816">
     <w:abstractNumId w:val="2"/>
   </w:num>
-  <w:num w:numId="8" w16cid:durableId="1111052548">
+  <w:num w:numId="8" w16cid:durableId="1763334108">
     <w:abstractNumId w:val="1"/>
   </w:num>
-  <w:num w:numId="9" w16cid:durableId="1772388331">
+  <w:num w:numId="9" w16cid:durableId="761267605">
     <w:abstractNumId w:val="0"/>
   </w:num>
 </w:numbering>
